--- a/12-通用拓扑结构/05-网状/格子型结构/格子型结构.docx
+++ b/12-通用拓扑结构/05-网状/格子型结构/格子型结构.docx
@@ -1291,6 +1291,20 @@
     </w:p>
     <w:bookmarkEnd w:id="26"/>
     <w:bookmarkEnd w:id="27"/>
+    <w:p>
+      <w:pPr>
+        <w:spacing w:before="360"/>
+        <w:jc w:val="center"/>
+      </w:pPr>
+      <w:r>
+        <w:rPr>
+          <w:rFonts w:ascii="Times New Roman" w:hAnsi="Times New Roman"/>
+          <w:color w:val="555555"/>
+          <w:sz w:val="21"/>
+        </w:rPr>
+        <w:t>材料收集者：杜文杰</w:t>
+      </w:r>
+    </w:p>
     <w:sectPr>
       <w:headerReference r:id="rId9" w:type="default"/>
       <w:footerReference r:id="rId10" w:type="default"/>

--- a/12-通用拓扑结构/05-网状/格子型结构/格子型结构.docx
+++ b/12-通用拓扑结构/05-网状/格子型结构/格子型结构.docx
@@ -1,6 +1,6 @@
 
 <file path=word/document.xml><?xml version="1.0" encoding="utf-8"?>
-<w:document xmlns:w="http://schemas.openxmlformats.org/wordprocessingml/2006/main" xmlns:m="http://schemas.openxmlformats.org/officeDocument/2006/math" xmlns:r="http://schemas.openxmlformats.org/officeDocument/2006/relationships" xmlns:o="urn:schemas-microsoft-com:office:office" xmlns:v="urn:schemas-microsoft-com:vml" xmlns:w10="urn:schemas-microsoft-com:office:word" xmlns:a="http://schemas.openxmlformats.org/drawingml/2006/main" xmlns:pic="http://schemas.openxmlformats.org/drawingml/2006/picture" xmlns:wp="http://schemas.openxmlformats.org/drawingml/2006/wordprocessingDrawing">
+<w:document xmlns:m="http://schemas.openxmlformats.org/officeDocument/2006/math" xmlns:r="http://schemas.openxmlformats.org/officeDocument/2006/relationships" xmlns:w="http://schemas.openxmlformats.org/wordprocessingml/2006/main" xmlns:o="urn:schemas-microsoft-com:office:office" xmlns:v="urn:schemas-microsoft-com:vml" xmlns:w10="urn:schemas-microsoft-com:office:word" xmlns:a="http://schemas.openxmlformats.org/drawingml/2006/main" xmlns:pic="http://schemas.openxmlformats.org/drawingml/2006/picture" xmlns:wp="http://schemas.openxmlformats.org/drawingml/2006/wordprocessingDrawing">
   <w:body>
     <w:bookmarkStart w:id="27" w:name="格子型结构"/>
     <w:p>
@@ -9,7 +9,7 @@
       </w:pPr>
       <w:r>
         <w:rPr>
-          <w:rFonts w:hint="eastAsia"/>
+          <w:rFonts w:hint="eastAsia" w:eastAsia="黑体"/>
         </w:rPr>
         <w:t xml:space="preserve">格子型结构</w:t>
       </w:r>
@@ -21,7 +21,7 @@
       </w:pPr>
       <w:r>
         <w:rPr>
-          <w:rFonts w:hint="eastAsia"/>
+          <w:rFonts w:hint="eastAsia" w:eastAsia="黑体"/>
         </w:rPr>
         <w:t xml:space="preserve">拓扑描述</w:t>
       </w:r>
@@ -32,16 +32,19 @@
       </w:pPr>
       <w:r>
         <w:rPr>
-          <w:rFonts w:hint="eastAsia"/>
+          <w:rFonts w:hint="eastAsia" w:eastAsia="黑体"/>
         </w:rPr>
         <w:t xml:space="preserve">由</w:t>
       </w:r>
       <w:r>
+        <w:rPr>
+          <w:rFonts w:eastAsia="黑体"/>
+        </w:rPr>
         <w:t xml:space="preserve"> </w:t>
       </w:r>
       <w:r>
         <w:rPr>
-          <w:rFonts w:hint="eastAsia"/>
+          <w:rFonts w:hint="eastAsia" w:eastAsia="黑体"/>
           <w:b/>
           <w:bCs/>
         </w:rPr>
@@ -49,6 +52,7 @@
       </w:r>
       <w:r>
         <w:rPr>
+          <w:rFonts w:eastAsia="黑体"/>
           <w:b/>
           <w:bCs/>
         </w:rPr>
@@ -56,22 +60,28 @@
       </w:r>
       <w:r>
         <w:rPr>
-          <w:rFonts w:hint="eastAsia"/>
+          <w:rFonts w:hint="eastAsia" w:eastAsia="黑体"/>
           <w:b/>
           <w:bCs/>
         </w:rPr>
         <w:t xml:space="preserve">grid）</w:t>
       </w:r>
       <w:r>
+        <w:rPr>
+          <w:rFonts w:eastAsia="黑体"/>
+        </w:rPr>
         <w:t xml:space="preserve"> </w:t>
       </w:r>
       <w:r>
         <w:rPr>
-          <w:rFonts w:hint="eastAsia"/>
+          <w:rFonts w:hint="eastAsia" w:eastAsia="黑体"/>
         </w:rPr>
         <w:t xml:space="preserve">的通用网络结构，节点按行列规则互相连接，支路位于相邻节点之间。以</w:t>
       </w:r>
       <w:r>
+        <w:rPr>
+          <w:rFonts w:eastAsia="黑体"/>
+        </w:rPr>
         <w:t xml:space="preserve"> </w:t>
       </w:r>
       <m:oMath>
@@ -89,17 +99,20 @@
         </m:r>
       </m:oMath>
       <w:r>
+        <w:rPr>
+          <w:rFonts w:eastAsia="黑体"/>
+        </w:rPr>
         <w:t xml:space="preserve"> </w:t>
       </w:r>
       <w:r>
         <w:rPr>
-          <w:rFonts w:hint="eastAsia"/>
+          <w:rFonts w:hint="eastAsia" w:eastAsia="黑体"/>
         </w:rPr>
         <w:t xml:space="preserve">节点阵列为例，电路共有若干关键节点：</w:t>
       </w:r>
       <w:r>
         <w:rPr>
-          <w:rFonts w:hint="eastAsia"/>
+          <w:rFonts w:hint="eastAsia" w:eastAsia="黑体"/>
           <w:b/>
           <w:bCs/>
         </w:rPr>
@@ -107,6 +120,7 @@
       </w:r>
       <w:r>
         <w:rPr>
+          <w:rFonts w:eastAsia="黑体"/>
           <w:b/>
           <w:bCs/>
         </w:rPr>
@@ -114,7 +128,7 @@
       </w:r>
       <w:r>
         <w:rPr>
-          <w:rFonts w:hint="eastAsia"/>
+          <w:rFonts w:hint="eastAsia" w:eastAsia="黑体"/>
           <w:b/>
           <w:bCs/>
         </w:rPr>
@@ -122,13 +136,13 @@
       </w:r>
       <w:r>
         <w:rPr>
-          <w:rFonts w:hint="eastAsia"/>
+          <w:rFonts w:hint="eastAsia" w:eastAsia="黑体"/>
         </w:rPr>
         <w:t xml:space="preserve">（电流注入处）；</w:t>
       </w:r>
       <w:r>
         <w:rPr>
-          <w:rFonts w:hint="eastAsia"/>
+          <w:rFonts w:hint="eastAsia" w:eastAsia="黑体"/>
           <w:b/>
           <w:bCs/>
         </w:rPr>
@@ -136,6 +150,7 @@
       </w:r>
       <w:r>
         <w:rPr>
+          <w:rFonts w:eastAsia="黑体"/>
           <w:b/>
           <w:bCs/>
         </w:rPr>
@@ -143,7 +158,7 @@
       </w:r>
       <w:r>
         <w:rPr>
-          <w:rFonts w:hint="eastAsia"/>
+          <w:rFonts w:hint="eastAsia" w:eastAsia="黑体"/>
           <w:b/>
           <w:bCs/>
         </w:rPr>
@@ -151,13 +166,13 @@
       </w:r>
       <w:r>
         <w:rPr>
-          <w:rFonts w:hint="eastAsia"/>
+          <w:rFonts w:hint="eastAsia" w:eastAsia="黑体"/>
         </w:rPr>
         <w:t xml:space="preserve">（电流流出处）；</w:t>
       </w:r>
       <w:r>
         <w:rPr>
-          <w:rFonts w:hint="eastAsia"/>
+          <w:rFonts w:hint="eastAsia" w:eastAsia="黑体"/>
           <w:b/>
           <w:bCs/>
         </w:rPr>
@@ -165,11 +180,14 @@
       </w:r>
       <w:r>
         <w:rPr>
-          <w:rFonts w:hint="eastAsia"/>
+          <w:rFonts w:hint="eastAsia" w:eastAsia="黑体"/>
         </w:rPr>
         <w:t xml:space="preserve">（处于</w:t>
       </w:r>
       <w:r>
+        <w:rPr>
+          <w:rFonts w:eastAsia="黑体"/>
+        </w:rPr>
         <w:t xml:space="preserve"> </w:t>
       </w:r>
       <m:oMath>
@@ -199,11 +217,14 @@
         </m:r>
       </m:oMath>
       <w:r>
+        <w:rPr>
+          <w:rFonts w:eastAsia="黑体"/>
+        </w:rPr>
         <w:t xml:space="preserve"> </w:t>
       </w:r>
       <w:r>
         <w:rPr>
-          <w:rFonts w:hint="eastAsia"/>
+          <w:rFonts w:hint="eastAsia" w:eastAsia="黑体"/>
         </w:rPr>
         <w:t xml:space="preserve">位置，按行、列与相邻节点相连）。</w:t>
       </w:r>
@@ -212,13 +233,13 @@
       <w:pPr/>
       <w:r>
         <w:rPr>
-          <w:rFonts w:hint="eastAsia"/>
+          <w:rFonts w:hint="eastAsia" w:eastAsia="黑体"/>
         </w:rPr>
         <w:t xml:space="preserve">各支路连接：</w:t>
       </w:r>
       <w:r>
         <w:rPr>
-          <w:rFonts w:hint="eastAsia"/>
+          <w:rFonts w:hint="eastAsia" w:eastAsia="黑体"/>
           <w:b/>
           <w:bCs/>
         </w:rPr>
@@ -226,11 +247,14 @@
       </w:r>
       <w:r>
         <w:rPr>
-          <w:rFonts w:hint="eastAsia"/>
+          <w:rFonts w:hint="eastAsia" w:eastAsia="黑体"/>
         </w:rPr>
         <w:t xml:space="preserve">（单位支路电阻</w:t>
       </w:r>
       <w:r>
+        <w:rPr>
+          <w:rFonts w:eastAsia="黑体"/>
+        </w:rPr>
         <w:t xml:space="preserve"> </w:t>
       </w:r>
       <m:oMath>
@@ -240,7 +264,7 @@
       </m:oMath>
       <w:r>
         <w:rPr>
-          <w:rFonts w:hint="eastAsia"/>
+          <w:rFonts w:hint="eastAsia" w:eastAsia="黑体"/>
         </w:rPr>
         <w:t xml:space="preserve">）一端接某一网格节点、另一端接其相邻的网格节点，横、纵两个方向连成二维网格。电流从注入节点按各支路电导向相邻节点逐级分配扩散，最终从汇出节点流出；网格对称性使各路径电流较均匀分布。</w:t>
       </w:r>
@@ -249,7 +273,7 @@
       <w:pPr/>
       <w:r>
         <w:rPr>
-          <w:rFonts w:hint="eastAsia"/>
+          <w:rFonts w:hint="eastAsia" w:eastAsia="黑体"/>
         </w:rPr>
         <w:t xml:space="preserve">由此构成”节点按行列规则互连、支路位于相邻节点之间的二维网格”组态，可用于分布式电阻网络、电流均匀分布及触控/传感器阵列等场合。</w:t>
       </w:r>
@@ -262,7 +286,7 @@
       </w:pPr>
       <w:r>
         <w:rPr>
-          <w:rFonts w:hint="eastAsia"/>
+          <w:rFonts w:hint="eastAsia" w:eastAsia="黑体"/>
         </w:rPr>
         <w:t xml:space="preserve">工作原理</w:t>
       </w:r>
@@ -273,7 +297,7 @@
       </w:pPr>
       <w:r>
         <w:rPr>
-          <w:rFonts w:hint="eastAsia"/>
+          <w:rFonts w:hint="eastAsia" w:eastAsia="黑体"/>
         </w:rPr>
         <w:t xml:space="preserve">电流从注入节点向相邻节点按各支路电导分配，逐级扩散，最终从汇出节点流出。网格的对称性使各路径电流较均匀分布，等效电阻由网络规模与单支阻值决定。</w:t>
       </w:r>
@@ -286,7 +310,7 @@
       </w:pPr>
       <w:r>
         <w:rPr>
-          <w:rFonts w:hint="eastAsia"/>
+          <w:rFonts w:hint="eastAsia" w:eastAsia="黑体"/>
         </w:rPr>
         <w:t xml:space="preserve">关键计算公式</w:t>
       </w:r>
@@ -297,7 +321,7 @@
       </w:pPr>
       <w:r>
         <w:rPr>
-          <w:rFonts w:hint="eastAsia"/>
+          <w:rFonts w:hint="eastAsia" w:eastAsia="黑体"/>
         </w:rPr>
         <w:t xml:space="preserve">无限方格子网格两相邻节点间等效电阻（经典结果）：</w:t>
       </w:r>
@@ -357,7 +381,7 @@
       </w:pPr>
       <w:r>
         <w:rPr>
-          <w:rFonts w:hint="eastAsia"/>
+          <w:rFonts w:hint="eastAsia" w:eastAsia="黑体"/>
         </w:rPr>
         <w:t xml:space="preserve">两节点间任意路径电阻（串联支路求和）：</w:t>
       </w:r>
@@ -426,7 +450,7 @@
       </w:pPr>
       <w:r>
         <w:rPr>
-          <w:rFonts w:hint="eastAsia"/>
+          <w:rFonts w:hint="eastAsia" w:eastAsia="黑体"/>
         </w:rPr>
         <w:t xml:space="preserve">节点电流分配（基尔霍夫，按电导分流）：</w:t>
       </w:r>
@@ -519,7 +543,7 @@
             </w:pPr>
             <w:r>
               <w:rPr>
-                <w:rFonts w:hint="eastAsia"/>
+                <w:rFonts w:hint="eastAsia" w:eastAsia="黑体"/>
               </w:rPr>
               <w:t xml:space="preserve">符号</w:t>
             </w:r>
@@ -533,7 +557,7 @@
             </w:pPr>
             <w:r>
               <w:rPr>
-                <w:rFonts w:hint="eastAsia"/>
+                <w:rFonts w:hint="eastAsia" w:eastAsia="黑体"/>
               </w:rPr>
               <w:t xml:space="preserve">含义</w:t>
             </w:r>
@@ -547,7 +571,7 @@
             </w:pPr>
             <w:r>
               <w:rPr>
-                <w:rFonts w:hint="eastAsia"/>
+                <w:rFonts w:hint="eastAsia" w:eastAsia="黑体"/>
               </w:rPr>
               <w:t xml:space="preserve">单位</w:t>
             </w:r>
@@ -567,6 +591,9 @@
               </m:r>
             </m:oMath>
             <w:r>
+              <w:rPr>
+                <w:rFonts w:eastAsia="黑体"/>
+              </w:rPr>
               <w:t xml:space="preserve">​</w:t>
             </w:r>
           </w:p>
@@ -579,7 +606,7 @@
             </w:pPr>
             <w:r>
               <w:rPr>
-                <w:rFonts w:hint="eastAsia"/>
+                <w:rFonts w:hint="eastAsia" w:eastAsia="黑体"/>
               </w:rPr>
               <w:t xml:space="preserve">单位支路电阻</w:t>
             </w:r>
@@ -592,6 +619,9 @@
               <w:pStyle w:val="Compact"/>
             </w:pPr>
             <w:r>
+              <w:rPr>
+                <w:rFonts w:eastAsia="黑体"/>
+              </w:rPr>
               <w:t xml:space="preserve">Ω</w:t>
             </w:r>
           </w:p>
@@ -622,6 +652,9 @@
               </m:sSub>
             </m:oMath>
             <w:r>
+              <w:rPr>
+                <w:rFonts w:eastAsia="黑体"/>
+              </w:rPr>
               <w:t xml:space="preserve">​</w:t>
             </w:r>
           </w:p>
@@ -634,7 +667,7 @@
             </w:pPr>
             <w:r>
               <w:rPr>
-                <w:rFonts w:hint="eastAsia"/>
+                <w:rFonts w:hint="eastAsia" w:eastAsia="黑体"/>
               </w:rPr>
               <w:t xml:space="preserve">等效电阻</w:t>
             </w:r>
@@ -647,6 +680,9 @@
               <w:pStyle w:val="Compact"/>
             </w:pPr>
             <w:r>
+              <w:rPr>
+                <w:rFonts w:eastAsia="黑体"/>
+              </w:rPr>
               <w:t xml:space="preserve">Ω</w:t>
             </w:r>
           </w:p>
@@ -683,6 +719,9 @@
               </m:sSub>
             </m:oMath>
             <w:r>
+              <w:rPr>
+                <w:rFonts w:eastAsia="黑体"/>
+              </w:rPr>
               <w:t xml:space="preserve">​</w:t>
             </w:r>
           </w:p>
@@ -695,7 +734,7 @@
             </w:pPr>
             <w:r>
               <w:rPr>
-                <w:rFonts w:hint="eastAsia"/>
+                <w:rFonts w:hint="eastAsia" w:eastAsia="黑体"/>
               </w:rPr>
               <w:t xml:space="preserve">某路径总电阻</w:t>
             </w:r>
@@ -708,6 +747,9 @@
               <w:pStyle w:val="Compact"/>
             </w:pPr>
             <w:r>
+              <w:rPr>
+                <w:rFonts w:eastAsia="黑体"/>
+              </w:rPr>
               <w:t xml:space="preserve">Ω</w:t>
             </w:r>
           </w:p>
@@ -738,6 +780,9 @@
               </m:sSub>
             </m:oMath>
             <w:r>
+              <w:rPr>
+                <w:rFonts w:eastAsia="黑体"/>
+              </w:rPr>
               <w:t xml:space="preserve">​</w:t>
             </w:r>
           </w:p>
@@ -750,25 +795,31 @@
             </w:pPr>
             <w:r>
               <w:rPr>
-                <w:rFonts w:hint="eastAsia"/>
+                <w:rFonts w:hint="eastAsia" w:eastAsia="黑体"/>
               </w:rPr>
               <w:t xml:space="preserve">节点</w:t>
             </w:r>
             <w:r>
+              <w:rPr>
+                <w:rFonts w:eastAsia="黑体"/>
+              </w:rPr>
               <w:t xml:space="preserve"> n </w:t>
             </w:r>
             <w:r>
               <w:rPr>
-                <w:rFonts w:hint="eastAsia"/>
+                <w:rFonts w:hint="eastAsia" w:eastAsia="黑体"/>
               </w:rPr>
               <w:t xml:space="preserve">流出支路</w:t>
             </w:r>
             <w:r>
+              <w:rPr>
+                <w:rFonts w:eastAsia="黑体"/>
+              </w:rPr>
               <w:t xml:space="preserve"> k </w:t>
             </w:r>
             <w:r>
               <w:rPr>
-                <w:rFonts w:hint="eastAsia"/>
+                <w:rFonts w:hint="eastAsia" w:eastAsia="黑体"/>
               </w:rPr>
               <w:t xml:space="preserve">的电流</w:t>
             </w:r>
@@ -781,6 +832,9 @@
               <w:pStyle w:val="Compact"/>
             </w:pPr>
             <w:r>
+              <w:rPr>
+                <w:rFonts w:eastAsia="黑体"/>
+              </w:rPr>
               <w:t xml:space="preserve">A</w:t>
             </w:r>
           </w:p>
@@ -795,7 +849,7 @@
       </w:pPr>
       <w:r>
         <w:rPr>
-          <w:rFonts w:hint="eastAsia"/>
+          <w:rFonts w:hint="eastAsia" w:eastAsia="黑体"/>
         </w:rPr>
         <w:t xml:space="preserve">元件调整影响</w:t>
       </w:r>
@@ -810,7 +864,7 @@
       </w:pPr>
       <w:r>
         <w:rPr>
-          <w:rFonts w:hint="eastAsia"/>
+          <w:rFonts w:hint="eastAsia" w:eastAsia="黑体"/>
           <w:b/>
           <w:bCs/>
         </w:rPr>
@@ -818,20 +872,27 @@
       </w:r>
       <w:r>
         <w:rPr>
+          <w:rFonts w:eastAsia="黑体"/>
           <w:b/>
           <w:bCs/>
         </w:rPr>
         <w:t xml:space="preserve"> R↑</w:t>
       </w:r>
       <w:r>
+        <w:rPr>
+          <w:rFonts w:eastAsia="黑体"/>
+        </w:rPr>
         <w:t xml:space="preserve"> </w:t>
       </w:r>
       <w:r>
+        <w:rPr>
+          <w:rFonts w:eastAsia="黑体"/>
+        </w:rPr>
         <w:t xml:space="preserve">→ </w:t>
       </w:r>
       <w:r>
         <w:rPr>
-          <w:rFonts w:hint="eastAsia"/>
+          <w:rFonts w:hint="eastAsia" w:eastAsia="黑体"/>
         </w:rPr>
         <w:t xml:space="preserve">网格等效电阻整体上升。</w:t>
       </w:r>
@@ -846,21 +907,27 @@
       </w:pPr>
       <w:r>
         <w:rPr>
-          <w:rFonts w:hint="eastAsia"/>
+          <w:rFonts w:hint="eastAsia" w:eastAsia="黑体"/>
           <w:b/>
           <w:bCs/>
         </w:rPr>
         <w:t xml:space="preserve">网格规模（节点数）↑</w:t>
       </w:r>
       <w:r>
+        <w:rPr>
+          <w:rFonts w:eastAsia="黑体"/>
+        </w:rPr>
         <w:t xml:space="preserve"> </w:t>
       </w:r>
       <w:r>
+        <w:rPr>
+          <w:rFonts w:eastAsia="黑体"/>
+        </w:rPr>
         <w:t xml:space="preserve">→ </w:t>
       </w:r>
       <w:r>
         <w:rPr>
-          <w:rFonts w:hint="eastAsia"/>
+          <w:rFonts w:hint="eastAsia" w:eastAsia="黑体"/>
         </w:rPr>
         <w:t xml:space="preserve">远端节点间等效电阻趋于饱和极限。</w:t>
       </w:r>
@@ -875,21 +942,27 @@
       </w:pPr>
       <w:r>
         <w:rPr>
-          <w:rFonts w:hint="eastAsia"/>
+          <w:rFonts w:hint="eastAsia" w:eastAsia="黑体"/>
           <w:b/>
           <w:bCs/>
         </w:rPr>
         <w:t xml:space="preserve">某局部支路阻值变化</w:t>
       </w:r>
       <w:r>
+        <w:rPr>
+          <w:rFonts w:eastAsia="黑体"/>
+        </w:rPr>
         <w:t xml:space="preserve"> </w:t>
       </w:r>
       <w:r>
+        <w:rPr>
+          <w:rFonts w:eastAsia="黑体"/>
+        </w:rPr>
         <w:t xml:space="preserve">→ </w:t>
       </w:r>
       <w:r>
         <w:rPr>
-          <w:rFonts w:hint="eastAsia"/>
+          <w:rFonts w:hint="eastAsia" w:eastAsia="黑体"/>
         </w:rPr>
         <w:t xml:space="preserve">影响附近电流分布，形成局部扰动。</w:t>
       </w:r>
@@ -904,21 +977,27 @@
       </w:pPr>
       <w:r>
         <w:rPr>
-          <w:rFonts w:hint="eastAsia"/>
+          <w:rFonts w:hint="eastAsia" w:eastAsia="黑体"/>
           <w:b/>
           <w:bCs/>
         </w:rPr>
         <w:t xml:space="preserve">边界条件不同（开放/接地）</w:t>
       </w:r>
       <w:r>
+        <w:rPr>
+          <w:rFonts w:eastAsia="黑体"/>
+        </w:rPr>
         <w:t xml:space="preserve"> </w:t>
       </w:r>
       <w:r>
+        <w:rPr>
+          <w:rFonts w:eastAsia="黑体"/>
+        </w:rPr>
         <w:t xml:space="preserve">→ </w:t>
       </w:r>
       <w:r>
         <w:rPr>
-          <w:rFonts w:hint="eastAsia"/>
+          <w:rFonts w:hint="eastAsia" w:eastAsia="黑体"/>
         </w:rPr>
         <w:t xml:space="preserve">等效电阻显著改变。</w:t>
       </w:r>
@@ -931,7 +1010,7 @@
       </w:pPr>
       <w:r>
         <w:rPr>
-          <w:rFonts w:hint="eastAsia"/>
+          <w:rFonts w:hint="eastAsia" w:eastAsia="黑体"/>
         </w:rPr>
         <w:t xml:space="preserve">典型参数示例</w:t>
       </w:r>
@@ -946,7 +1025,7 @@
       </w:pPr>
       <w:r>
         <w:rPr>
-          <w:rFonts w:hint="eastAsia"/>
+          <w:rFonts w:hint="eastAsia" w:eastAsia="黑体"/>
         </w:rPr>
         <w:t xml:space="preserve">无限方格子网格相邻节点：</w:t>
       </w:r>
@@ -990,11 +1069,14 @@
       </m:oMath>
       <w:r>
         <w:rPr>
-          <w:rFonts w:hint="eastAsia"/>
+          <w:rFonts w:hint="eastAsia" w:eastAsia="黑体"/>
         </w:rPr>
         <w:t xml:space="preserve">；取</w:t>
       </w:r>
       <w:r>
+        <w:rPr>
+          <w:rFonts w:eastAsia="黑体"/>
+        </w:rPr>
         <w:t xml:space="preserve"> </w:t>
       </w:r>
       <m:oMath>
@@ -1022,15 +1104,21 @@
         </m:r>
       </m:oMath>
       <w:r>
+        <w:rPr>
+          <w:rFonts w:eastAsia="黑体"/>
+        </w:rPr>
         <w:t xml:space="preserve"> </w:t>
       </w:r>
       <w:r>
         <w:rPr>
-          <w:rFonts w:hint="eastAsia"/>
+          <w:rFonts w:hint="eastAsia" w:eastAsia="黑体"/>
         </w:rPr>
         <w:t xml:space="preserve">得</w:t>
       </w:r>
       <w:r>
+        <w:rPr>
+          <w:rFonts w:eastAsia="黑体"/>
+        </w:rPr>
         <w:t xml:space="preserve"> </w:t>
       </w:r>
       <m:oMath>
@@ -1069,6 +1157,9 @@
         </m:r>
       </m:oMath>
       <w:r>
+        <w:rPr>
+          <w:rFonts w:eastAsia="黑体"/>
+        </w:rPr>
         <w:t xml:space="preserve">。</w:t>
       </w:r>
     </w:p>
@@ -1082,20 +1173,26 @@
       </w:pPr>
       <w:r>
         <w:rPr>
-          <w:rFonts w:hint="eastAsia"/>
+          <w:rFonts w:hint="eastAsia" w:eastAsia="黑体"/>
         </w:rPr>
         <w:t xml:space="preserve">两节点间仅一条含</w:t>
       </w:r>
       <w:r>
+        <w:rPr>
+          <w:rFonts w:eastAsia="黑体"/>
+        </w:rPr>
         <w:t xml:space="preserve"> 3 </w:t>
       </w:r>
       <w:r>
         <w:rPr>
-          <w:rFonts w:hint="eastAsia"/>
+          <w:rFonts w:hint="eastAsia" w:eastAsia="黑体"/>
         </w:rPr>
         <w:t xml:space="preserve">个串联支路的路径，每支路</w:t>
       </w:r>
       <w:r>
+        <w:rPr>
+          <w:rFonts w:eastAsia="黑体"/>
+        </w:rPr>
         <w:t xml:space="preserve"> </w:t>
       </w:r>
       <m:oMath>
@@ -1105,7 +1202,7 @@
       </m:oMath>
       <w:r>
         <w:rPr>
-          <w:rFonts w:hint="eastAsia"/>
+          <w:rFonts w:hint="eastAsia" w:eastAsia="黑体"/>
         </w:rPr>
         <w:t xml:space="preserve">：</w:t>
       </w:r>
@@ -1146,7 +1243,7 @@
       </m:oMath>
       <w:r>
         <w:rPr>
-          <w:rFonts w:hint="eastAsia"/>
+          <w:rFonts w:hint="eastAsia" w:eastAsia="黑体"/>
         </w:rPr>
         <w:t xml:space="preserve">（实际网格有多条并行路径，等效值更低）。</w:t>
       </w:r>
@@ -1159,7 +1256,7 @@
       </w:pPr>
       <w:r>
         <w:rPr>
-          <w:rFonts w:hint="eastAsia"/>
+          <w:rFonts w:hint="eastAsia" w:eastAsia="黑体"/>
         </w:rPr>
         <w:t xml:space="preserve">常见器件型号</w:t>
       </w:r>
@@ -1174,7 +1271,7 @@
       </w:pPr>
       <w:r>
         <w:rPr>
-          <w:rFonts w:hint="eastAsia"/>
+          <w:rFonts w:hint="eastAsia" w:eastAsia="黑体"/>
         </w:rPr>
         <w:t xml:space="preserve">常用：按需选型（电阻网络、排阻、薄膜电阻阵列）。</w:t>
       </w:r>
@@ -1187,7 +1284,7 @@
       </w:pPr>
       <w:r>
         <w:rPr>
-          <w:rFonts w:hint="eastAsia"/>
+          <w:rFonts w:hint="eastAsia" w:eastAsia="黑体"/>
         </w:rPr>
         <w:t xml:space="preserve">注意事项</w:t>
       </w:r>
@@ -1202,7 +1299,7 @@
       </w:pPr>
       <w:r>
         <w:rPr>
-          <w:rFonts w:hint="eastAsia"/>
+          <w:rFonts w:hint="eastAsia" w:eastAsia="黑体"/>
         </w:rPr>
         <w:t xml:space="preserve">无穷网格等效电阻为经典极限解，有限网格需按实际边界求解。</w:t>
       </w:r>
@@ -1217,7 +1314,7 @@
       </w:pPr>
       <w:r>
         <w:rPr>
-          <w:rFonts w:hint="eastAsia"/>
+          <w:rFonts w:hint="eastAsia" w:eastAsia="黑体"/>
         </w:rPr>
         <w:t xml:space="preserve">应用于传感器阵列时，需考虑扫描电路与寄生耦合。</w:t>
       </w:r>
@@ -1232,7 +1329,7 @@
       </w:pPr>
       <w:r>
         <w:rPr>
-          <w:rFonts w:hint="eastAsia"/>
+          <w:rFonts w:hint="eastAsia" w:eastAsia="黑体"/>
         </w:rPr>
         <w:t xml:space="preserve">高密度网格布线需注意相邻支路寄生电容与串扰。</w:t>
       </w:r>
@@ -1245,7 +1342,7 @@
       </w:pPr>
       <w:r>
         <w:rPr>
-          <w:rFonts w:hint="eastAsia"/>
+          <w:rFonts w:hint="eastAsia" w:eastAsia="黑体"/>
         </w:rPr>
         <w:t xml:space="preserve">参考资料</w:t>
       </w:r>
@@ -1259,6 +1356,9 @@
         </w:numPr>
       </w:pPr>
       <w:r>
+        <w:rPr>
+          <w:rFonts w:eastAsia="黑体"/>
+        </w:rPr>
         <w:t xml:space="preserve">Wikipedia: Resistor ladder。</w:t>
       </w:r>
     </w:p>
@@ -1272,7 +1372,7 @@
       </w:pPr>
       <w:r>
         <w:rPr>
-          <w:rFonts w:hint="eastAsia"/>
+          <w:rFonts w:hint="eastAsia" w:eastAsia="黑体"/>
         </w:rPr>
         <w:t xml:space="preserve">《电路》（邱关源）。</w:t>
       </w:r>
@@ -1286,6 +1386,9 @@
         </w:numPr>
       </w:pPr>
       <w:r>
+        <w:rPr>
+          <w:rFonts w:eastAsia="黑体"/>
+        </w:rPr>
         <w:t xml:space="preserve">Wikipedia: Electrical network。</w:t>
       </w:r>
     </w:p>
@@ -1298,11 +1401,11 @@
       </w:pPr>
       <w:r>
         <w:rPr>
-          <w:rFonts w:ascii="Times New Roman" w:hAnsi="Times New Roman"/>
+          <w:rFonts w:ascii="Times New Roman" w:hAnsi="Times New Roman" w:eastAsia="黑体"/>
           <w:color w:val="555555"/>
           <w:sz w:val="21"/>
         </w:rPr>
-        <w:t>材料收集者：杜文杰</w:t>
+        <w:t>材料收集者：杜文杰，WX手机：19519196569，QQ:3478827729</w:t>
       </w:r>
     </w:p>
     <w:sectPr>
@@ -1322,7 +1425,7 @@
 </file>
 
 <file path=word/footer1.xml><?xml version="1.0" encoding="utf-8"?>
-<w:ftr xmlns:m="http://schemas.openxmlformats.org/officeDocument/2006/math" xmlns:mc="http://schemas.openxmlformats.org/markup-compatibility/2006" xmlns:mo="http://schemas.microsoft.com/office/mac/office/2008/main" xmlns:mv="urn:schemas-microsoft-com:mac:vml" xmlns:o="urn:schemas-microsoft-com:office:office" xmlns:r="http://schemas.openxmlformats.org/officeDocument/2006/relationships" xmlns:v="urn:schemas-microsoft-com:vml" xmlns:w10="urn:schemas-microsoft-com:office:word" xmlns:w14="http://schemas.microsoft.com/office/word/2010/wordml" xmlns:w="http://schemas.openxmlformats.org/wordprocessingml/2006/main" xmlns:wne="http://schemas.microsoft.com/office/word/2006/wordml" xmlns:wp14="http://schemas.microsoft.com/office/word/2010/wordprocessingDrawing" xmlns:wp="http://schemas.openxmlformats.org/drawingml/2006/wordprocessingDrawing" xmlns:wpc="http://schemas.microsoft.com/office/word/2010/wordprocessingCanvas" xmlns:wpg="http://schemas.microsoft.com/office/word/2010/wordprocessingGroup" xmlns:wpi="http://schemas.microsoft.com/office/word/2010/wordprocessingInk" xmlns:wps="http://schemas.microsoft.com/office/word/2010/wordprocessingShape" mc:Ignorable="w14 wp14">
+<w:ftr xmlns:mc="http://schemas.openxmlformats.org/markup-compatibility/2006" xmlns:w="http://schemas.openxmlformats.org/wordprocessingml/2006/main" xmlns:m="http://schemas.openxmlformats.org/officeDocument/2006/math" xmlns:mo="http://schemas.microsoft.com/office/mac/office/2008/main" xmlns:mv="urn:schemas-microsoft-com:mac:vml" xmlns:o="urn:schemas-microsoft-com:office:office" xmlns:r="http://schemas.openxmlformats.org/officeDocument/2006/relationships" xmlns:v="urn:schemas-microsoft-com:vml" xmlns:w10="urn:schemas-microsoft-com:office:word" xmlns:w14="http://schemas.microsoft.com/office/word/2010/wordml" xmlns:wne="http://schemas.microsoft.com/office/word/2006/wordml" xmlns:wp14="http://schemas.microsoft.com/office/word/2010/wordprocessingDrawing" xmlns:wp="http://schemas.openxmlformats.org/drawingml/2006/wordprocessingDrawing" xmlns:wpc="http://schemas.microsoft.com/office/word/2010/wordprocessingCanvas" xmlns:wpg="http://schemas.microsoft.com/office/word/2010/wordprocessingGroup" xmlns:wpi="http://schemas.microsoft.com/office/word/2010/wordprocessingInk" xmlns:wps="http://schemas.microsoft.com/office/word/2010/wordprocessingShape" mc:Ignorable="w14 wp14">
   <w:p>
     <w:pPr>
       <w:pStyle w:val="Footer"/>
@@ -1330,12 +1433,14 @@
     </w:pPr>
     <w:r>
       <w:rPr>
+        <w:rFonts w:eastAsia="黑体"/>
         <w:sz w:val="18"/>
       </w:rPr>
       <w:t xml:space="preserve">第 </w:t>
     </w:r>
     <w:r>
       <w:rPr>
+        <w:rFonts w:eastAsia="黑体"/>
         <w:sz w:val="18"/>
       </w:rPr>
       <w:fldChar w:fldCharType="begin"/>
@@ -1344,6 +1449,7 @@
     </w:r>
     <w:r>
       <w:rPr>
+        <w:rFonts w:eastAsia="黑体"/>
         <w:sz w:val="18"/>
       </w:rPr>
       <w:t xml:space="preserve"> 页</w:t>
@@ -1357,6 +1463,9 @@
   <w:footnote w:type="continuationSeparator" w:id="0">
     <w:p>
       <w:r>
+        <w:rPr>
+          <w:rFonts w:eastAsia="黑体"/>
+        </w:rPr>
         <w:continuationSeparator/>
       </w:r>
     </w:p>
@@ -1364,6 +1473,9 @@
   <w:footnote w:type="separator" w:id="-1">
     <w:p>
       <w:r>
+        <w:rPr>
+          <w:rFonts w:eastAsia="黑体"/>
+        </w:rPr>
         <w:separator/>
       </w:r>
     </w:p>
@@ -1372,7 +1484,7 @@
 </file>
 
 <file path=word/header1.xml><?xml version="1.0" encoding="utf-8"?>
-<w:hdr xmlns:m="http://schemas.openxmlformats.org/officeDocument/2006/math" xmlns:mc="http://schemas.openxmlformats.org/markup-compatibility/2006" xmlns:mo="http://schemas.microsoft.com/office/mac/office/2008/main" xmlns:mv="urn:schemas-microsoft-com:mac:vml" xmlns:o="urn:schemas-microsoft-com:office:office" xmlns:r="http://schemas.openxmlformats.org/officeDocument/2006/relationships" xmlns:v="urn:schemas-microsoft-com:vml" xmlns:w10="urn:schemas-microsoft-com:office:word" xmlns:w14="http://schemas.microsoft.com/office/word/2010/wordml" xmlns:w="http://schemas.openxmlformats.org/wordprocessingml/2006/main" xmlns:wne="http://schemas.microsoft.com/office/word/2006/wordml" xmlns:wp14="http://schemas.microsoft.com/office/word/2010/wordprocessingDrawing" xmlns:wp="http://schemas.openxmlformats.org/drawingml/2006/wordprocessingDrawing" xmlns:wpc="http://schemas.microsoft.com/office/word/2010/wordprocessingCanvas" xmlns:wpg="http://schemas.microsoft.com/office/word/2010/wordprocessingGroup" xmlns:wpi="http://schemas.microsoft.com/office/word/2010/wordprocessingInk" xmlns:wps="http://schemas.microsoft.com/office/word/2010/wordprocessingShape" mc:Ignorable="w14 wp14">
+<w:hdr xmlns:mc="http://schemas.openxmlformats.org/markup-compatibility/2006" xmlns:w="http://schemas.openxmlformats.org/wordprocessingml/2006/main" xmlns:m="http://schemas.openxmlformats.org/officeDocument/2006/math" xmlns:mo="http://schemas.microsoft.com/office/mac/office/2008/main" xmlns:mv="urn:schemas-microsoft-com:mac:vml" xmlns:o="urn:schemas-microsoft-com:office:office" xmlns:r="http://schemas.openxmlformats.org/officeDocument/2006/relationships" xmlns:v="urn:schemas-microsoft-com:vml" xmlns:w10="urn:schemas-microsoft-com:office:word" xmlns:w14="http://schemas.microsoft.com/office/word/2010/wordml" xmlns:wne="http://schemas.microsoft.com/office/word/2006/wordml" xmlns:wp14="http://schemas.microsoft.com/office/word/2010/wordprocessingDrawing" xmlns:wp="http://schemas.openxmlformats.org/drawingml/2006/wordprocessingDrawing" xmlns:wpc="http://schemas.microsoft.com/office/word/2010/wordprocessingCanvas" xmlns:wpg="http://schemas.microsoft.com/office/word/2010/wordprocessingGroup" xmlns:wpi="http://schemas.microsoft.com/office/word/2010/wordprocessingInk" xmlns:wps="http://schemas.microsoft.com/office/word/2010/wordprocessingShape" mc:Ignorable="w14 wp14">
   <w:p>
     <w:pPr>
       <w:pStyle w:val="Header"/>
@@ -1380,7 +1492,7 @@
     </w:pPr>
     <w:r>
       <w:rPr>
-        <w:rFonts w:ascii="Times New Roman" w:hAnsi="Times New Roman"/>
+        <w:rFonts w:ascii="Times New Roman" w:hAnsi="Times New Roman" w:eastAsia="黑体"/>
         <w:sz w:val="18"/>
         <w:rFonts w:eastAsia="黑体"/>
         <w:rFonts w:eastAsia="黑体"/>
@@ -1392,7 +1504,7 @@
 </file>
 
 <file path=word/numbering.xml><?xml version="1.0" encoding="utf-8"?>
-<w:numbering xmlns:m="http://schemas.openxmlformats.org/officeDocument/2006/math" xmlns:mc="http://schemas.openxmlformats.org/markup-compatibility/2006" xmlns:mo="http://schemas.microsoft.com/office/mac/office/2008/main" xmlns:mv="urn:schemas-microsoft-com:mac:vml" xmlns:o="urn:schemas-microsoft-com:office:office" xmlns:r="http://schemas.openxmlformats.org/officeDocument/2006/relationships" xmlns:v="urn:schemas-microsoft-com:vml" xmlns:w="http://schemas.openxmlformats.org/wordprocessingml/2006/main" xmlns:w10="urn:schemas-microsoft-com:office:word" xmlns:w14="http://schemas.microsoft.com/office/word/2010/wordml" xmlns:wne="http://schemas.microsoft.com/office/word/2006/wordml" xmlns:wp="http://schemas.openxmlformats.org/drawingml/2006/wordprocessingDrawing" xmlns:wp14="http://schemas.microsoft.com/office/word/2010/wordprocessingDrawing" xmlns:wpc="http://schemas.microsoft.com/office/word/2010/wordprocessingCanvas" xmlns:wpg="http://schemas.microsoft.com/office/word/2010/wordprocessingGroup" xmlns:wpi="http://schemas.microsoft.com/office/word/2010/wordprocessingInk" xmlns:wps="http://schemas.microsoft.com/office/word/2010/wordprocessingShape" mc:Ignorable="w14 wp14">
+<w:numbering xmlns:mc="http://schemas.openxmlformats.org/markup-compatibility/2006" xmlns:w="http://schemas.openxmlformats.org/wordprocessingml/2006/main" xmlns:m="http://schemas.openxmlformats.org/officeDocument/2006/math" xmlns:mo="http://schemas.microsoft.com/office/mac/office/2008/main" xmlns:mv="urn:schemas-microsoft-com:mac:vml" xmlns:o="urn:schemas-microsoft-com:office:office" xmlns:r="http://schemas.openxmlformats.org/officeDocument/2006/relationships" xmlns:v="urn:schemas-microsoft-com:vml" xmlns:w10="urn:schemas-microsoft-com:office:word" xmlns:w14="http://schemas.microsoft.com/office/word/2010/wordml" xmlns:wne="http://schemas.microsoft.com/office/word/2006/wordml" xmlns:wp="http://schemas.openxmlformats.org/drawingml/2006/wordprocessingDrawing" xmlns:wp14="http://schemas.microsoft.com/office/word/2010/wordprocessingDrawing" xmlns:wpc="http://schemas.microsoft.com/office/word/2010/wordprocessingCanvas" xmlns:wpg="http://schemas.microsoft.com/office/word/2010/wordprocessingGroup" xmlns:wpi="http://schemas.microsoft.com/office/word/2010/wordprocessingInk" xmlns:wps="http://schemas.microsoft.com/office/word/2010/wordprocessingShape" mc:Ignorable="w14 wp14">
   <w:abstractNum w:abstractNumId="0">
     <w:nsid w:val="FFFFFF7C"/>
     <w:multiLevelType w:val="singleLevel"/>
@@ -1479,7 +1591,7 @@
         <w:ind w:hanging="360" w:left="1440"/>
       </w:pPr>
       <w:rPr>
-        <w:rFonts w:ascii="Symbol" w:hAnsi="Symbol" w:hint="default"/>
+        <w:rFonts w:ascii="Symbol" w:hAnsi="Symbol" w:hint="default" w:eastAsia="黑体"/>
       </w:rPr>
     </w:lvl>
   </w:abstractNum>
@@ -1500,7 +1612,7 @@
         <w:ind w:hanging="360" w:left="1080"/>
       </w:pPr>
       <w:rPr>
-        <w:rFonts w:ascii="Symbol" w:hAnsi="Symbol" w:hint="default"/>
+        <w:rFonts w:ascii="Symbol" w:hAnsi="Symbol" w:hint="default" w:eastAsia="黑体"/>
       </w:rPr>
     </w:lvl>
   </w:abstractNum>
@@ -1521,7 +1633,7 @@
         <w:ind w:hanging="360" w:left="720"/>
       </w:pPr>
       <w:rPr>
-        <w:rFonts w:ascii="Symbol" w:hAnsi="Symbol" w:hint="default"/>
+        <w:rFonts w:ascii="Symbol" w:hAnsi="Symbol" w:hint="default" w:eastAsia="黑体"/>
       </w:rPr>
     </w:lvl>
   </w:abstractNum>
@@ -1560,7 +1672,7 @@
         <w:ind w:hanging="360" w:left="360"/>
       </w:pPr>
       <w:rPr>
-        <w:rFonts w:ascii="Symbol" w:hAnsi="Symbol" w:hint="default"/>
+        <w:rFonts w:ascii="Symbol" w:hAnsi="Symbol" w:hint="default" w:eastAsia="黑体"/>
       </w:rPr>
     </w:lvl>
   </w:abstractNum>
@@ -1651,7 +1763,7 @@
         <w:ind w:left="720" w:hanging="360"/>
       </w:pPr>
       <w:rPr>
-        <w:rFonts w:ascii="Symbol" w:hAnsi="Symbol" w:cs="Symbol" w:hint="default"/>
+        <w:rFonts w:ascii="Symbol" w:hAnsi="Symbol" w:cs="Symbol" w:hint="default" w:eastAsia="黑体"/>
       </w:rPr>
     </w:lvl>
     <w:lvl w:ilvl="1">
@@ -1662,7 +1774,7 @@
         <w:ind w:left="1440" w:hanging="360"/>
       </w:pPr>
       <w:rPr>
-        <w:rFonts w:ascii="Courier New" w:hAnsi="Courier New" w:cs="Courier New" w:hint="default"/>
+        <w:rFonts w:ascii="Courier New" w:hAnsi="Courier New" w:cs="Courier New" w:hint="default" w:eastAsia="黑体"/>
       </w:rPr>
     </w:lvl>
     <w:lvl w:ilvl="2">
@@ -1673,7 +1785,7 @@
         <w:ind w:left="2160" w:hanging="360"/>
       </w:pPr>
       <w:rPr>
-        <w:rFonts w:ascii="Wingdings" w:hAnsi="Wingdings" w:cs="Wingdings" w:hint="default"/>
+        <w:rFonts w:ascii="Wingdings" w:hAnsi="Wingdings" w:cs="Wingdings" w:hint="default" w:eastAsia="黑体"/>
       </w:rPr>
     </w:lvl>
     <w:lvl w:ilvl="3">
@@ -1684,7 +1796,7 @@
         <w:ind w:left="2880" w:hanging="360"/>
       </w:pPr>
       <w:rPr>
-        <w:rFonts w:ascii="Symbol" w:hAnsi="Symbol" w:cs="Symbol" w:hint="default"/>
+        <w:rFonts w:ascii="Symbol" w:hAnsi="Symbol" w:cs="Symbol" w:hint="default" w:eastAsia="黑体"/>
       </w:rPr>
     </w:lvl>
     <w:lvl w:ilvl="4">
@@ -1695,7 +1807,7 @@
         <w:ind w:left="3600" w:hanging="360"/>
       </w:pPr>
       <w:rPr>
-        <w:rFonts w:ascii="Courier New" w:hAnsi="Courier New" w:cs="Courier New" w:hint="default"/>
+        <w:rFonts w:ascii="Courier New" w:hAnsi="Courier New" w:cs="Courier New" w:hint="default" w:eastAsia="黑体"/>
       </w:rPr>
     </w:lvl>
     <w:lvl w:ilvl="5">
@@ -1706,7 +1818,7 @@
         <w:ind w:left="4320" w:hanging="360"/>
       </w:pPr>
       <w:rPr>
-        <w:rFonts w:ascii="Wingdings" w:hAnsi="Wingdings" w:cs="Wingdings" w:hint="default"/>
+        <w:rFonts w:ascii="Wingdings" w:hAnsi="Wingdings" w:cs="Wingdings" w:hint="default" w:eastAsia="黑体"/>
       </w:rPr>
     </w:lvl>
     <w:lvl w:ilvl="6">
@@ -1717,7 +1829,7 @@
         <w:ind w:left="5040" w:hanging="360"/>
       </w:pPr>
       <w:rPr>
-        <w:rFonts w:ascii="Symbol" w:hAnsi="Symbol" w:cs="Symbol" w:hint="default"/>
+        <w:rFonts w:ascii="Symbol" w:hAnsi="Symbol" w:cs="Symbol" w:hint="default" w:eastAsia="黑体"/>
       </w:rPr>
     </w:lvl>
     <w:lvl w:ilvl="7">
@@ -1728,7 +1840,7 @@
         <w:ind w:left="5760" w:hanging="360"/>
       </w:pPr>
       <w:rPr>
-        <w:rFonts w:ascii="Courier New" w:hAnsi="Courier New" w:cs="Courier New" w:hint="default"/>
+        <w:rFonts w:ascii="Courier New" w:hAnsi="Courier New" w:cs="Courier New" w:hint="default" w:eastAsia="黑体"/>
       </w:rPr>
     </w:lvl>
     <w:lvl w:ilvl="8">
@@ -1739,7 +1851,7 @@
         <w:ind w:left="6480" w:hanging="360"/>
       </w:pPr>
       <w:rPr>
-        <w:rFonts w:ascii="Wingdings" w:hAnsi="Wingdings" w:cs="Wingdings" w:hint="default"/>
+        <w:rFonts w:ascii="Wingdings" w:hAnsi="Wingdings" w:cs="Wingdings" w:hint="default" w:eastAsia="黑体"/>
       </w:rPr>
     </w:lvl>
   </w:abstractNum>
@@ -1792,11 +1904,11 @@
 </file>
 
 <file path=word/styles.xml><?xml version="1.0" encoding="utf-8"?>
-<w:styles xmlns:mc="http://schemas.openxmlformats.org/markup-compatibility/2006" xmlns:r="http://schemas.openxmlformats.org/officeDocument/2006/relationships" xmlns:w="http://schemas.openxmlformats.org/wordprocessingml/2006/main" xmlns:w14="http://schemas.microsoft.com/office/word/2010/wordml" mc:Ignorable="w14">
+<w:styles xmlns:mc="http://schemas.openxmlformats.org/markup-compatibility/2006" xmlns:w="http://schemas.openxmlformats.org/wordprocessingml/2006/main" xmlns:r="http://schemas.openxmlformats.org/officeDocument/2006/relationships" xmlns:w14="http://schemas.microsoft.com/office/word/2010/wordml" mc:Ignorable="w14">
   <w:docDefaults>
     <w:rPrDefault>
       <w:rPr>
-        <w:rFonts w:asciiTheme="minorHAnsi" w:cstheme="minorBidi" w:eastAsiaTheme="minorEastAsia" w:hAnsiTheme="minorHAnsi"/>
+        <w:rFonts w:asciiTheme="minorHAnsi" w:cstheme="minorBidi" w:hAnsiTheme="minorHAnsi" w:eastAsia="黑体"/>
         <w:sz w:val="22"/>
         <w:szCs w:val="22"/>
         <w:lang w:bidi="ar-SA" w:eastAsia="en-US" w:val="en-US"/>
@@ -2018,7 +2130,7 @@
       <w:outlineLvl w:val="0"/>
     </w:pPr>
     <w:rPr>
-      <w:rFonts w:ascii="Times New Roman" w:asciiTheme="majorHAnsi" w:cstheme="majorBidi" w:eastAsia="黑体" w:eastAsiaTheme="majorEastAsia" w:hAnsi="Times New Roman" w:hAnsiTheme="majorHAnsi"/>
+      <w:rFonts w:ascii="Times New Roman" w:asciiTheme="majorHAnsi" w:cstheme="majorBidi" w:eastAsia="黑体" w:hAnsi="Times New Roman" w:hAnsiTheme="majorHAnsi"/>
       <w:b/>
       <w:bCs/>
       <w:color w:val="1F3864"/>
@@ -2042,7 +2154,7 @@
       <w:outlineLvl w:val="1"/>
     </w:pPr>
     <w:rPr>
-      <w:rFonts w:ascii="Times New Roman" w:asciiTheme="majorHAnsi" w:cstheme="majorBidi" w:eastAsia="黑体" w:eastAsiaTheme="majorEastAsia" w:hAnsi="Times New Roman" w:hAnsiTheme="majorHAnsi"/>
+      <w:rFonts w:ascii="Times New Roman" w:asciiTheme="majorHAnsi" w:cstheme="majorBidi" w:eastAsia="黑体" w:hAnsi="Times New Roman" w:hAnsiTheme="majorHAnsi"/>
       <w:b/>
       <w:bCs/>
       <w:color w:val="2E4E7E"/>
@@ -2066,7 +2178,7 @@
       <w:outlineLvl w:val="2"/>
     </w:pPr>
     <w:rPr>
-      <w:rFonts w:ascii="Times New Roman" w:asciiTheme="majorHAnsi" w:cstheme="majorBidi" w:eastAsia="黑体" w:eastAsiaTheme="majorEastAsia" w:hAnsi="Times New Roman" w:hAnsiTheme="majorHAnsi"/>
+      <w:rFonts w:ascii="Times New Roman" w:asciiTheme="majorHAnsi" w:cstheme="majorBidi" w:eastAsia="黑体" w:hAnsi="Times New Roman" w:hAnsiTheme="majorHAnsi"/>
       <w:b/>
       <w:bCs/>
       <w:color w:val="2E4E7E"/>
@@ -2090,7 +2202,7 @@
       <w:outlineLvl w:val="3"/>
     </w:pPr>
     <w:rPr>
-      <w:rFonts w:ascii="Times New Roman" w:asciiTheme="majorHAnsi" w:cstheme="majorBidi" w:eastAsia="黑体" w:eastAsiaTheme="majorEastAsia" w:hAnsi="Times New Roman" w:hAnsiTheme="majorHAnsi"/>
+      <w:rFonts w:ascii="Times New Roman" w:asciiTheme="majorHAnsi" w:cstheme="majorBidi" w:eastAsia="黑体" w:hAnsi="Times New Roman" w:hAnsiTheme="majorHAnsi"/>
       <w:b/>
       <w:bCs/>
       <w:i/>
@@ -2116,7 +2228,7 @@
       <w:outlineLvl w:val="4"/>
     </w:pPr>
     <w:rPr>
-      <w:rFonts w:ascii="Times New Roman" w:asciiTheme="majorHAnsi" w:cstheme="majorBidi" w:eastAsia="黑体" w:eastAsiaTheme="majorEastAsia" w:hAnsi="Times New Roman" w:hAnsiTheme="majorHAnsi"/>
+      <w:rFonts w:ascii="Times New Roman" w:asciiTheme="majorHAnsi" w:cstheme="majorBidi" w:eastAsia="黑体" w:hAnsi="Times New Roman" w:hAnsiTheme="majorHAnsi"/>
       <w:b/>
       <w:color w:val="333333"/>
       <w:sz w:val="22"/>
@@ -2139,7 +2251,7 @@
       <w:outlineLvl w:val="5"/>
     </w:pPr>
     <w:rPr>
-      <w:rFonts w:asciiTheme="majorHAnsi" w:cstheme="majorBidi" w:eastAsiaTheme="majorEastAsia" w:hAnsiTheme="majorHAnsi"/>
+      <w:rFonts w:asciiTheme="majorHAnsi" w:cstheme="majorBidi" w:hAnsiTheme="majorHAnsi" w:eastAsia="黑体"/>
       <w:i/>
       <w:iCs/>
       <w:color w:themeColor="accent1" w:themeShade="7F" w:val="243F60"/>
@@ -2162,7 +2274,7 @@
       <w:outlineLvl w:val="6"/>
     </w:pPr>
     <w:rPr>
-      <w:rFonts w:asciiTheme="majorHAnsi" w:cstheme="majorBidi" w:eastAsiaTheme="majorEastAsia" w:hAnsiTheme="majorHAnsi"/>
+      <w:rFonts w:asciiTheme="majorHAnsi" w:cstheme="majorBidi" w:hAnsiTheme="majorHAnsi" w:eastAsia="黑体"/>
       <w:i/>
       <w:iCs/>
       <w:color w:themeColor="text1" w:themeTint="BF" w:val="404040"/>
@@ -2185,7 +2297,7 @@
       <w:outlineLvl w:val="7"/>
     </w:pPr>
     <w:rPr>
-      <w:rFonts w:asciiTheme="majorHAnsi" w:cstheme="majorBidi" w:eastAsiaTheme="majorEastAsia" w:hAnsiTheme="majorHAnsi"/>
+      <w:rFonts w:asciiTheme="majorHAnsi" w:cstheme="majorBidi" w:hAnsiTheme="majorHAnsi" w:eastAsia="黑体"/>
       <w:color w:themeColor="accent1" w:val="4F81BD"/>
       <w:sz w:val="20"/>
       <w:szCs w:val="20"/>
@@ -2208,7 +2320,7 @@
       <w:outlineLvl w:val="8"/>
     </w:pPr>
     <w:rPr>
-      <w:rFonts w:asciiTheme="majorHAnsi" w:cstheme="majorBidi" w:eastAsiaTheme="majorEastAsia" w:hAnsiTheme="majorHAnsi"/>
+      <w:rFonts w:asciiTheme="majorHAnsi" w:cstheme="majorBidi" w:hAnsiTheme="majorHAnsi" w:eastAsia="黑体"/>
       <w:i/>
       <w:iCs/>
       <w:color w:themeColor="text1" w:themeTint="BF" w:val="404040"/>
@@ -2259,7 +2371,7 @@
     <w:uiPriority w:val="9"/>
     <w:rsid w:val="00FC693F"/>
     <w:rPr>
-      <w:rFonts w:asciiTheme="majorHAnsi" w:cstheme="majorBidi" w:eastAsiaTheme="majorEastAsia" w:hAnsiTheme="majorHAnsi"/>
+      <w:rFonts w:asciiTheme="majorHAnsi" w:cstheme="majorBidi" w:hAnsiTheme="majorHAnsi" w:eastAsia="黑体"/>
       <w:b/>
       <w:bCs/>
       <w:color w:themeColor="accent1" w:themeShade="BF" w:val="365F91"/>
@@ -2274,7 +2386,7 @@
     <w:uiPriority w:val="9"/>
     <w:rsid w:val="00FC693F"/>
     <w:rPr>
-      <w:rFonts w:asciiTheme="majorHAnsi" w:cstheme="majorBidi" w:eastAsiaTheme="majorEastAsia" w:hAnsiTheme="majorHAnsi"/>
+      <w:rFonts w:asciiTheme="majorHAnsi" w:cstheme="majorBidi" w:hAnsiTheme="majorHAnsi" w:eastAsia="黑体"/>
       <w:b/>
       <w:bCs/>
       <w:color w:themeColor="accent1" w:val="4F81BD"/>
@@ -2289,7 +2401,7 @@
     <w:uiPriority w:val="9"/>
     <w:rsid w:val="00FC693F"/>
     <w:rPr>
-      <w:rFonts w:asciiTheme="majorHAnsi" w:cstheme="majorBidi" w:eastAsiaTheme="majorEastAsia" w:hAnsiTheme="majorHAnsi"/>
+      <w:rFonts w:asciiTheme="majorHAnsi" w:cstheme="majorBidi" w:hAnsiTheme="majorHAnsi" w:eastAsia="黑体"/>
       <w:b/>
       <w:bCs/>
       <w:color w:themeColor="accent1" w:val="4F81BD"/>
@@ -2312,7 +2424,7 @@
       <w:contextualSpacing/>
     </w:pPr>
     <w:rPr>
-      <w:rFonts w:ascii="Times New Roman" w:asciiTheme="majorHAnsi" w:cstheme="majorBidi" w:eastAsia="黑体" w:eastAsiaTheme="majorEastAsia" w:hAnsi="Times New Roman" w:hAnsiTheme="majorHAnsi"/>
+      <w:rFonts w:ascii="Times New Roman" w:asciiTheme="majorHAnsi" w:cstheme="majorBidi" w:eastAsia="黑体" w:hAnsi="Times New Roman" w:hAnsiTheme="majorHAnsi"/>
       <w:b/>
       <w:color w:val="1F3864"/>
       <w:spacing w:val="5"/>
@@ -2328,7 +2440,7 @@
     <w:uiPriority w:val="10"/>
     <w:rsid w:val="00FC693F"/>
     <w:rPr>
-      <w:rFonts w:asciiTheme="majorHAnsi" w:cstheme="majorBidi" w:eastAsiaTheme="majorEastAsia" w:hAnsiTheme="majorHAnsi"/>
+      <w:rFonts w:asciiTheme="majorHAnsi" w:cstheme="majorBidi" w:hAnsiTheme="majorHAnsi" w:eastAsia="黑体"/>
       <w:color w:themeColor="text2" w:themeShade="BF" w:val="17365D"/>
       <w:spacing w:val="5"/>
       <w:kern w:val="28"/>
@@ -2350,7 +2462,7 @@
       </w:numPr>
     </w:pPr>
     <w:rPr>
-      <w:rFonts w:asciiTheme="majorHAnsi" w:cstheme="majorBidi" w:eastAsiaTheme="majorEastAsia" w:hAnsiTheme="majorHAnsi"/>
+      <w:rFonts w:asciiTheme="majorHAnsi" w:cstheme="majorBidi" w:hAnsiTheme="majorHAnsi" w:eastAsia="黑体"/>
       <w:i/>
       <w:iCs/>
       <w:color w:themeColor="accent1" w:val="4F81BD"/>
@@ -2366,7 +2478,7 @@
     <w:uiPriority w:val="11"/>
     <w:rsid w:val="00FC693F"/>
     <w:rPr>
-      <w:rFonts w:asciiTheme="majorHAnsi" w:cstheme="majorBidi" w:eastAsiaTheme="majorEastAsia" w:hAnsiTheme="majorHAnsi"/>
+      <w:rFonts w:asciiTheme="majorHAnsi" w:cstheme="majorBidi" w:hAnsiTheme="majorHAnsi" w:eastAsia="黑体"/>
       <w:i/>
       <w:iCs/>
       <w:color w:themeColor="accent1" w:val="4F81BD"/>
@@ -2433,6 +2545,7 @@
       <w:spacing w:after="120"/>
     </w:pPr>
     <w:rPr>
+      <w:rFonts w:eastAsia="黑体"/>
       <w:sz w:val="16"/>
       <w:szCs w:val="16"/>
     </w:rPr>
@@ -2444,6 +2557,7 @@
     <w:uiPriority w:val="99"/>
     <w:rsid w:val="00AA1D8D"/>
     <w:rPr>
+      <w:rFonts w:eastAsia="黑体"/>
       <w:sz w:val="16"/>
       <w:szCs w:val="16"/>
     </w:rPr>
@@ -2613,7 +2727,7 @@
       </w:tabs>
     </w:pPr>
     <w:rPr>
-      <w:rFonts w:ascii="Courier" w:hAnsi="Courier"/>
+      <w:rFonts w:ascii="Courier" w:hAnsi="Courier" w:eastAsia="黑体"/>
       <w:sz w:val="20"/>
       <w:szCs w:val="20"/>
     </w:rPr>
@@ -2625,7 +2739,7 @@
     <w:uiPriority w:val="99"/>
     <w:rsid w:val="0029639D"/>
     <w:rPr>
-      <w:rFonts w:ascii="Courier" w:hAnsi="Courier"/>
+      <w:rFonts w:ascii="Courier" w:hAnsi="Courier" w:eastAsia="黑体"/>
       <w:sz w:val="20"/>
       <w:szCs w:val="20"/>
     </w:rPr>
@@ -2661,6 +2775,7 @@
     <w:uiPriority w:val="29"/>
     <w:rsid w:val="00FC693F"/>
     <w:rPr>
+      <w:rFonts w:eastAsia="黑体"/>
       <w:i/>
       <w:iCs/>
       <w:color w:themeColor="text1" w:val="000000"/>
@@ -2674,7 +2789,7 @@
     <w:semiHidden/>
     <w:rsid w:val="00FC693F"/>
     <w:rPr>
-      <w:rFonts w:asciiTheme="majorHAnsi" w:cstheme="majorBidi" w:eastAsiaTheme="majorEastAsia" w:hAnsiTheme="majorHAnsi"/>
+      <w:rFonts w:asciiTheme="majorHAnsi" w:cstheme="majorBidi" w:hAnsiTheme="majorHAnsi" w:eastAsia="黑体"/>
       <w:b/>
       <w:bCs/>
       <w:i/>
@@ -2690,7 +2805,7 @@
     <w:semiHidden/>
     <w:rsid w:val="00FC693F"/>
     <w:rPr>
-      <w:rFonts w:asciiTheme="majorHAnsi" w:cstheme="majorBidi" w:eastAsiaTheme="majorEastAsia" w:hAnsiTheme="majorHAnsi"/>
+      <w:rFonts w:asciiTheme="majorHAnsi" w:cstheme="majorBidi" w:hAnsiTheme="majorHAnsi" w:eastAsia="黑体"/>
       <w:color w:themeColor="accent1" w:themeShade="7F" w:val="243F60"/>
     </w:rPr>
   </w:style>
@@ -2702,7 +2817,7 @@
     <w:semiHidden/>
     <w:rsid w:val="00FC693F"/>
     <w:rPr>
-      <w:rFonts w:asciiTheme="majorHAnsi" w:cstheme="majorBidi" w:eastAsiaTheme="majorEastAsia" w:hAnsiTheme="majorHAnsi"/>
+      <w:rFonts w:asciiTheme="majorHAnsi" w:cstheme="majorBidi" w:hAnsiTheme="majorHAnsi" w:eastAsia="黑体"/>
       <w:i/>
       <w:iCs/>
       <w:color w:themeColor="accent1" w:themeShade="7F" w:val="243F60"/>
@@ -2716,7 +2831,7 @@
     <w:semiHidden/>
     <w:rsid w:val="00FC693F"/>
     <w:rPr>
-      <w:rFonts w:asciiTheme="majorHAnsi" w:cstheme="majorBidi" w:eastAsiaTheme="majorEastAsia" w:hAnsiTheme="majorHAnsi"/>
+      <w:rFonts w:asciiTheme="majorHAnsi" w:cstheme="majorBidi" w:hAnsiTheme="majorHAnsi" w:eastAsia="黑体"/>
       <w:i/>
       <w:iCs/>
       <w:color w:themeColor="text1" w:themeTint="BF" w:val="404040"/>
@@ -2730,7 +2845,7 @@
     <w:semiHidden/>
     <w:rsid w:val="00FC693F"/>
     <w:rPr>
-      <w:rFonts w:asciiTheme="majorHAnsi" w:cstheme="majorBidi" w:eastAsiaTheme="majorEastAsia" w:hAnsiTheme="majorHAnsi"/>
+      <w:rFonts w:asciiTheme="majorHAnsi" w:cstheme="majorBidi" w:hAnsiTheme="majorHAnsi" w:eastAsia="黑体"/>
       <w:color w:themeColor="accent1" w:val="4F81BD"/>
       <w:sz w:val="20"/>
       <w:szCs w:val="20"/>
@@ -2744,7 +2859,7 @@
     <w:semiHidden/>
     <w:rsid w:val="00FC693F"/>
     <w:rPr>
-      <w:rFonts w:asciiTheme="majorHAnsi" w:cstheme="majorBidi" w:eastAsiaTheme="majorEastAsia" w:hAnsiTheme="majorHAnsi"/>
+      <w:rFonts w:asciiTheme="majorHAnsi" w:cstheme="majorBidi" w:hAnsiTheme="majorHAnsi" w:eastAsia="黑体"/>
       <w:i/>
       <w:iCs/>
       <w:color w:themeColor="text1" w:themeTint="BF" w:val="404040"/>
@@ -2765,6 +2880,7 @@
       <w:spacing w:line="240" w:lineRule="auto"/>
     </w:pPr>
     <w:rPr>
+      <w:rFonts w:eastAsia="黑体"/>
       <w:b/>
       <w:bCs/>
       <w:color w:themeColor="accent1" w:val="4F81BD"/>
@@ -2779,6 +2895,7 @@
     <w:qFormat/>
     <w:rsid w:val="00FC693F"/>
     <w:rPr>
+      <w:rFonts w:eastAsia="黑体"/>
       <w:b/>
       <w:bCs/>
     </w:rPr>
@@ -2790,6 +2907,7 @@
     <w:qFormat/>
     <w:rsid w:val="00FC693F"/>
     <w:rPr>
+      <w:rFonts w:eastAsia="黑体"/>
       <w:i/>
       <w:iCs/>
     </w:rPr>
@@ -2810,6 +2928,7 @@
       <w:ind w:left="936" w:right="936"/>
     </w:pPr>
     <w:rPr>
+      <w:rFonts w:eastAsia="黑体"/>
       <w:b/>
       <w:bCs/>
       <w:i/>
@@ -2824,6 +2943,7 @@
     <w:uiPriority w:val="30"/>
     <w:rsid w:val="00FC693F"/>
     <w:rPr>
+      <w:rFonts w:eastAsia="黑体"/>
       <w:b/>
       <w:bCs/>
       <w:i/>
@@ -2838,6 +2958,7 @@
     <w:qFormat/>
     <w:rsid w:val="00FC693F"/>
     <w:rPr>
+      <w:rFonts w:eastAsia="黑体"/>
       <w:i/>
       <w:iCs/>
       <w:color w:themeColor="text1" w:themeTint="7F" w:val="808080"/>
@@ -2850,6 +2971,7 @@
     <w:qFormat/>
     <w:rsid w:val="00FC693F"/>
     <w:rPr>
+      <w:rFonts w:eastAsia="黑体"/>
       <w:b/>
       <w:bCs/>
       <w:i/>
@@ -2864,6 +2986,7 @@
     <w:qFormat/>
     <w:rsid w:val="00FC693F"/>
     <w:rPr>
+      <w:rFonts w:eastAsia="黑体"/>
       <w:smallCaps/>
       <w:color w:themeColor="accent2" w:val="C0504D"/>
       <w:u w:val="single"/>
@@ -2876,6 +2999,7 @@
     <w:qFormat/>
     <w:rsid w:val="00FC693F"/>
     <w:rPr>
+      <w:rFonts w:eastAsia="黑体"/>
       <w:b/>
       <w:bCs/>
       <w:smallCaps/>
@@ -2891,6 +3015,7 @@
     <w:qFormat/>
     <w:rsid w:val="00FC693F"/>
     <w:rPr>
+      <w:rFonts w:eastAsia="黑体"/>
       <w:b/>
       <w:bCs/>
       <w:smallCaps/>
@@ -2945,6 +3070,7 @@
       <w:spacing w:after="0" w:line="240" w:lineRule="auto"/>
     </w:pPr>
     <w:rPr>
+      <w:rFonts w:eastAsia="黑体"/>
       <w:color w:themeColor="text1" w:themeShade="BF" w:val="000000"/>
     </w:rPr>
     <w:tblPr>
@@ -2967,6 +3093,7 @@
         <w:spacing w:after="0" w:before="0" w:line="240" w:lineRule="auto"/>
       </w:pPr>
       <w:rPr>
+        <w:rFonts w:eastAsia="黑体"/>
         <w:b/>
         <w:bCs/>
       </w:rPr>
@@ -2987,6 +3114,7 @@
         <w:spacing w:after="0" w:before="0" w:line="240" w:lineRule="auto"/>
       </w:pPr>
       <w:rPr>
+        <w:rFonts w:eastAsia="黑体"/>
         <w:b/>
         <w:bCs/>
       </w:rPr>
@@ -3004,12 +3132,14 @@
     </w:tblStylePr>
     <w:tblStylePr w:type="firstCol">
       <w:rPr>
+        <w:rFonts w:eastAsia="黑体"/>
         <w:b/>
         <w:bCs/>
       </w:rPr>
     </w:tblStylePr>
     <w:tblStylePr w:type="lastCol">
       <w:rPr>
+        <w:rFonts w:eastAsia="黑体"/>
         <w:b/>
         <w:bCs/>
       </w:rPr>
@@ -3048,6 +3178,7 @@
       <w:spacing w:after="0" w:line="240" w:lineRule="auto"/>
     </w:pPr>
     <w:rPr>
+      <w:rFonts w:eastAsia="黑体"/>
       <w:color w:themeColor="accent1" w:themeShade="BF" w:val="365F91"/>
     </w:rPr>
     <w:tblPr>
@@ -3070,6 +3201,7 @@
         <w:spacing w:after="0" w:before="0" w:line="240" w:lineRule="auto"/>
       </w:pPr>
       <w:rPr>
+        <w:rFonts w:eastAsia="黑体"/>
         <w:b/>
         <w:bCs/>
       </w:rPr>
@@ -3090,6 +3222,7 @@
         <w:spacing w:after="0" w:before="0" w:line="240" w:lineRule="auto"/>
       </w:pPr>
       <w:rPr>
+        <w:rFonts w:eastAsia="黑体"/>
         <w:b/>
         <w:bCs/>
       </w:rPr>
@@ -3107,12 +3240,14 @@
     </w:tblStylePr>
     <w:tblStylePr w:type="firstCol">
       <w:rPr>
+        <w:rFonts w:eastAsia="黑体"/>
         <w:b/>
         <w:bCs/>
       </w:rPr>
     </w:tblStylePr>
     <w:tblStylePr w:type="lastCol">
       <w:rPr>
+        <w:rFonts w:eastAsia="黑体"/>
         <w:b/>
         <w:bCs/>
       </w:rPr>
@@ -3151,6 +3286,7 @@
       <w:spacing w:after="0" w:line="240" w:lineRule="auto"/>
     </w:pPr>
     <w:rPr>
+      <w:rFonts w:eastAsia="黑体"/>
       <w:color w:themeColor="accent2" w:themeShade="BF" w:val="943634"/>
     </w:rPr>
     <w:tblPr>
@@ -3173,6 +3309,7 @@
         <w:spacing w:after="0" w:before="0" w:line="240" w:lineRule="auto"/>
       </w:pPr>
       <w:rPr>
+        <w:rFonts w:eastAsia="黑体"/>
         <w:b/>
         <w:bCs/>
       </w:rPr>
@@ -3193,6 +3330,7 @@
         <w:spacing w:after="0" w:before="0" w:line="240" w:lineRule="auto"/>
       </w:pPr>
       <w:rPr>
+        <w:rFonts w:eastAsia="黑体"/>
         <w:b/>
         <w:bCs/>
       </w:rPr>
@@ -3210,12 +3348,14 @@
     </w:tblStylePr>
     <w:tblStylePr w:type="firstCol">
       <w:rPr>
+        <w:rFonts w:eastAsia="黑体"/>
         <w:b/>
         <w:bCs/>
       </w:rPr>
     </w:tblStylePr>
     <w:tblStylePr w:type="lastCol">
       <w:rPr>
+        <w:rFonts w:eastAsia="黑体"/>
         <w:b/>
         <w:bCs/>
       </w:rPr>
@@ -3254,6 +3394,7 @@
       <w:spacing w:after="0" w:line="240" w:lineRule="auto"/>
     </w:pPr>
     <w:rPr>
+      <w:rFonts w:eastAsia="黑体"/>
       <w:color w:themeColor="accent3" w:themeShade="BF" w:val="76923C"/>
     </w:rPr>
     <w:tblPr>
@@ -3276,6 +3417,7 @@
         <w:spacing w:after="0" w:before="0" w:line="240" w:lineRule="auto"/>
       </w:pPr>
       <w:rPr>
+        <w:rFonts w:eastAsia="黑体"/>
         <w:b/>
         <w:bCs/>
       </w:rPr>
@@ -3296,6 +3438,7 @@
         <w:spacing w:after="0" w:before="0" w:line="240" w:lineRule="auto"/>
       </w:pPr>
       <w:rPr>
+        <w:rFonts w:eastAsia="黑体"/>
         <w:b/>
         <w:bCs/>
       </w:rPr>
@@ -3313,12 +3456,14 @@
     </w:tblStylePr>
     <w:tblStylePr w:type="firstCol">
       <w:rPr>
+        <w:rFonts w:eastAsia="黑体"/>
         <w:b/>
         <w:bCs/>
       </w:rPr>
     </w:tblStylePr>
     <w:tblStylePr w:type="lastCol">
       <w:rPr>
+        <w:rFonts w:eastAsia="黑体"/>
         <w:b/>
         <w:bCs/>
       </w:rPr>
@@ -3357,6 +3502,7 @@
       <w:spacing w:after="0" w:line="240" w:lineRule="auto"/>
     </w:pPr>
     <w:rPr>
+      <w:rFonts w:eastAsia="黑体"/>
       <w:color w:themeColor="accent4" w:themeShade="BF" w:val="5F497A"/>
     </w:rPr>
     <w:tblPr>
@@ -3379,6 +3525,7 @@
         <w:spacing w:after="0" w:before="0" w:line="240" w:lineRule="auto"/>
       </w:pPr>
       <w:rPr>
+        <w:rFonts w:eastAsia="黑体"/>
         <w:b/>
         <w:bCs/>
       </w:rPr>
@@ -3399,6 +3546,7 @@
         <w:spacing w:after="0" w:before="0" w:line="240" w:lineRule="auto"/>
       </w:pPr>
       <w:rPr>
+        <w:rFonts w:eastAsia="黑体"/>
         <w:b/>
         <w:bCs/>
       </w:rPr>
@@ -3416,12 +3564,14 @@
     </w:tblStylePr>
     <w:tblStylePr w:type="firstCol">
       <w:rPr>
+        <w:rFonts w:eastAsia="黑体"/>
         <w:b/>
         <w:bCs/>
       </w:rPr>
     </w:tblStylePr>
     <w:tblStylePr w:type="lastCol">
       <w:rPr>
+        <w:rFonts w:eastAsia="黑体"/>
         <w:b/>
         <w:bCs/>
       </w:rPr>
@@ -3460,6 +3610,7 @@
       <w:spacing w:after="0" w:line="240" w:lineRule="auto"/>
     </w:pPr>
     <w:rPr>
+      <w:rFonts w:eastAsia="黑体"/>
       <w:color w:themeColor="accent5" w:themeShade="BF" w:val="31849B"/>
     </w:rPr>
     <w:tblPr>
@@ -3482,6 +3633,7 @@
         <w:spacing w:after="0" w:before="0" w:line="240" w:lineRule="auto"/>
       </w:pPr>
       <w:rPr>
+        <w:rFonts w:eastAsia="黑体"/>
         <w:b/>
         <w:bCs/>
       </w:rPr>
@@ -3502,6 +3654,7 @@
         <w:spacing w:after="0" w:before="0" w:line="240" w:lineRule="auto"/>
       </w:pPr>
       <w:rPr>
+        <w:rFonts w:eastAsia="黑体"/>
         <w:b/>
         <w:bCs/>
       </w:rPr>
@@ -3519,12 +3672,14 @@
     </w:tblStylePr>
     <w:tblStylePr w:type="firstCol">
       <w:rPr>
+        <w:rFonts w:eastAsia="黑体"/>
         <w:b/>
         <w:bCs/>
       </w:rPr>
     </w:tblStylePr>
     <w:tblStylePr w:type="lastCol">
       <w:rPr>
+        <w:rFonts w:eastAsia="黑体"/>
         <w:b/>
         <w:bCs/>
       </w:rPr>
@@ -3563,6 +3718,7 @@
       <w:spacing w:after="0" w:line="240" w:lineRule="auto"/>
     </w:pPr>
     <w:rPr>
+      <w:rFonts w:eastAsia="黑体"/>
       <w:color w:themeColor="accent6" w:themeShade="BF" w:val="E36C0A"/>
     </w:rPr>
     <w:tblPr>
@@ -3585,6 +3741,7 @@
         <w:spacing w:after="0" w:before="0" w:line="240" w:lineRule="auto"/>
       </w:pPr>
       <w:rPr>
+        <w:rFonts w:eastAsia="黑体"/>
         <w:b/>
         <w:bCs/>
       </w:rPr>
@@ -3605,6 +3762,7 @@
         <w:spacing w:after="0" w:before="0" w:line="240" w:lineRule="auto"/>
       </w:pPr>
       <w:rPr>
+        <w:rFonts w:eastAsia="黑体"/>
         <w:b/>
         <w:bCs/>
       </w:rPr>
@@ -3622,12 +3780,14 @@
     </w:tblStylePr>
     <w:tblStylePr w:type="firstCol">
       <w:rPr>
+        <w:rFonts w:eastAsia="黑体"/>
         <w:b/>
         <w:bCs/>
       </w:rPr>
     </w:tblStylePr>
     <w:tblStylePr w:type="lastCol">
       <w:rPr>
+        <w:rFonts w:eastAsia="黑体"/>
         <w:b/>
         <w:bCs/>
       </w:rPr>
@@ -3687,6 +3847,7 @@
         <w:spacing w:after="0" w:before="0" w:line="240" w:lineRule="auto"/>
       </w:pPr>
       <w:rPr>
+        <w:rFonts w:eastAsia="黑体"/>
         <w:b/>
         <w:bCs/>
         <w:color w:themeColor="background1" w:val="FFFFFF"/>
@@ -3701,6 +3862,7 @@
         <w:spacing w:after="0" w:before="0" w:line="240" w:lineRule="auto"/>
       </w:pPr>
       <w:rPr>
+        <w:rFonts w:eastAsia="黑体"/>
         <w:b/>
         <w:bCs/>
       </w:rPr>
@@ -3716,12 +3878,14 @@
     </w:tblStylePr>
     <w:tblStylePr w:type="firstCol">
       <w:rPr>
+        <w:rFonts w:eastAsia="黑体"/>
         <w:b/>
         <w:bCs/>
       </w:rPr>
     </w:tblStylePr>
     <w:tblStylePr w:type="lastCol">
       <w:rPr>
+        <w:rFonts w:eastAsia="黑体"/>
         <w:b/>
         <w:bCs/>
       </w:rPr>
@@ -3779,6 +3943,7 @@
         <w:spacing w:after="0" w:before="0" w:line="240" w:lineRule="auto"/>
       </w:pPr>
       <w:rPr>
+        <w:rFonts w:eastAsia="黑体"/>
         <w:b/>
         <w:bCs/>
         <w:color w:themeColor="background1" w:val="FFFFFF"/>
@@ -3793,6 +3958,7 @@
         <w:spacing w:after="0" w:before="0" w:line="240" w:lineRule="auto"/>
       </w:pPr>
       <w:rPr>
+        <w:rFonts w:eastAsia="黑体"/>
         <w:b/>
         <w:bCs/>
       </w:rPr>
@@ -3808,12 +3974,14 @@
     </w:tblStylePr>
     <w:tblStylePr w:type="firstCol">
       <w:rPr>
+        <w:rFonts w:eastAsia="黑体"/>
         <w:b/>
         <w:bCs/>
       </w:rPr>
     </w:tblStylePr>
     <w:tblStylePr w:type="lastCol">
       <w:rPr>
+        <w:rFonts w:eastAsia="黑体"/>
         <w:b/>
         <w:bCs/>
       </w:rPr>
@@ -3871,6 +4039,7 @@
         <w:spacing w:after="0" w:before="0" w:line="240" w:lineRule="auto"/>
       </w:pPr>
       <w:rPr>
+        <w:rFonts w:eastAsia="黑体"/>
         <w:b/>
         <w:bCs/>
         <w:color w:themeColor="background1" w:val="FFFFFF"/>
@@ -3885,6 +4054,7 @@
         <w:spacing w:after="0" w:before="0" w:line="240" w:lineRule="auto"/>
       </w:pPr>
       <w:rPr>
+        <w:rFonts w:eastAsia="黑体"/>
         <w:b/>
         <w:bCs/>
       </w:rPr>
@@ -3900,12 +4070,14 @@
     </w:tblStylePr>
     <w:tblStylePr w:type="firstCol">
       <w:rPr>
+        <w:rFonts w:eastAsia="黑体"/>
         <w:b/>
         <w:bCs/>
       </w:rPr>
     </w:tblStylePr>
     <w:tblStylePr w:type="lastCol">
       <w:rPr>
+        <w:rFonts w:eastAsia="黑体"/>
         <w:b/>
         <w:bCs/>
       </w:rPr>
@@ -3963,6 +4135,7 @@
         <w:spacing w:after="0" w:before="0" w:line="240" w:lineRule="auto"/>
       </w:pPr>
       <w:rPr>
+        <w:rFonts w:eastAsia="黑体"/>
         <w:b/>
         <w:bCs/>
         <w:color w:themeColor="background1" w:val="FFFFFF"/>
@@ -3977,6 +4150,7 @@
         <w:spacing w:after="0" w:before="0" w:line="240" w:lineRule="auto"/>
       </w:pPr>
       <w:rPr>
+        <w:rFonts w:eastAsia="黑体"/>
         <w:b/>
         <w:bCs/>
       </w:rPr>
@@ -3992,12 +4166,14 @@
     </w:tblStylePr>
     <w:tblStylePr w:type="firstCol">
       <w:rPr>
+        <w:rFonts w:eastAsia="黑体"/>
         <w:b/>
         <w:bCs/>
       </w:rPr>
     </w:tblStylePr>
     <w:tblStylePr w:type="lastCol">
       <w:rPr>
+        <w:rFonts w:eastAsia="黑体"/>
         <w:b/>
         <w:bCs/>
       </w:rPr>
@@ -4055,6 +4231,7 @@
         <w:spacing w:after="0" w:before="0" w:line="240" w:lineRule="auto"/>
       </w:pPr>
       <w:rPr>
+        <w:rFonts w:eastAsia="黑体"/>
         <w:b/>
         <w:bCs/>
         <w:color w:themeColor="background1" w:val="FFFFFF"/>
@@ -4069,6 +4246,7 @@
         <w:spacing w:after="0" w:before="0" w:line="240" w:lineRule="auto"/>
       </w:pPr>
       <w:rPr>
+        <w:rFonts w:eastAsia="黑体"/>
         <w:b/>
         <w:bCs/>
       </w:rPr>
@@ -4084,12 +4262,14 @@
     </w:tblStylePr>
     <w:tblStylePr w:type="firstCol">
       <w:rPr>
+        <w:rFonts w:eastAsia="黑体"/>
         <w:b/>
         <w:bCs/>
       </w:rPr>
     </w:tblStylePr>
     <w:tblStylePr w:type="lastCol">
       <w:rPr>
+        <w:rFonts w:eastAsia="黑体"/>
         <w:b/>
         <w:bCs/>
       </w:rPr>
@@ -4147,6 +4327,7 @@
         <w:spacing w:after="0" w:before="0" w:line="240" w:lineRule="auto"/>
       </w:pPr>
       <w:rPr>
+        <w:rFonts w:eastAsia="黑体"/>
         <w:b/>
         <w:bCs/>
         <w:color w:themeColor="background1" w:val="FFFFFF"/>
@@ -4161,6 +4342,7 @@
         <w:spacing w:after="0" w:before="0" w:line="240" w:lineRule="auto"/>
       </w:pPr>
       <w:rPr>
+        <w:rFonts w:eastAsia="黑体"/>
         <w:b/>
         <w:bCs/>
       </w:rPr>
@@ -4176,12 +4358,14 @@
     </w:tblStylePr>
     <w:tblStylePr w:type="firstCol">
       <w:rPr>
+        <w:rFonts w:eastAsia="黑体"/>
         <w:b/>
         <w:bCs/>
       </w:rPr>
     </w:tblStylePr>
     <w:tblStylePr w:type="lastCol">
       <w:rPr>
+        <w:rFonts w:eastAsia="黑体"/>
         <w:b/>
         <w:bCs/>
       </w:rPr>
@@ -4239,6 +4423,7 @@
         <w:spacing w:after="0" w:before="0" w:line="240" w:lineRule="auto"/>
       </w:pPr>
       <w:rPr>
+        <w:rFonts w:eastAsia="黑体"/>
         <w:b/>
         <w:bCs/>
         <w:color w:themeColor="background1" w:val="FFFFFF"/>
@@ -4253,6 +4438,7 @@
         <w:spacing w:after="0" w:before="0" w:line="240" w:lineRule="auto"/>
       </w:pPr>
       <w:rPr>
+        <w:rFonts w:eastAsia="黑体"/>
         <w:b/>
         <w:bCs/>
       </w:rPr>
@@ -4268,12 +4454,14 @@
     </w:tblStylePr>
     <w:tblStylePr w:type="firstCol">
       <w:rPr>
+        <w:rFonts w:eastAsia="黑体"/>
         <w:b/>
         <w:bCs/>
       </w:rPr>
     </w:tblStylePr>
     <w:tblStylePr w:type="lastCol">
       <w:rPr>
+        <w:rFonts w:eastAsia="黑体"/>
         <w:b/>
         <w:bCs/>
       </w:rPr>
@@ -4333,7 +4521,7 @@
         <w:spacing w:after="0" w:before="0" w:line="240" w:lineRule="auto"/>
       </w:pPr>
       <w:rPr>
-        <w:rFonts w:asciiTheme="majorHAnsi" w:cstheme="majorBidi" w:eastAsiaTheme="majorEastAsia" w:hAnsiTheme="majorHAnsi"/>
+        <w:rFonts w:asciiTheme="majorHAnsi" w:cstheme="majorBidi" w:hAnsiTheme="majorHAnsi" w:eastAsia="黑体"/>
         <w:b/>
         <w:bCs/>
       </w:rPr>
@@ -4354,7 +4542,7 @@
         <w:spacing w:after="0" w:before="0" w:line="240" w:lineRule="auto"/>
       </w:pPr>
       <w:rPr>
-        <w:rFonts w:asciiTheme="majorHAnsi" w:cstheme="majorBidi" w:eastAsiaTheme="majorEastAsia" w:hAnsiTheme="majorHAnsi"/>
+        <w:rFonts w:asciiTheme="majorHAnsi" w:cstheme="majorBidi" w:hAnsiTheme="majorHAnsi" w:eastAsia="黑体"/>
         <w:b/>
         <w:bCs/>
       </w:rPr>
@@ -4372,14 +4560,14 @@
     </w:tblStylePr>
     <w:tblStylePr w:type="firstCol">
       <w:rPr>
-        <w:rFonts w:asciiTheme="majorHAnsi" w:cstheme="majorBidi" w:eastAsiaTheme="majorEastAsia" w:hAnsiTheme="majorHAnsi"/>
+        <w:rFonts w:asciiTheme="majorHAnsi" w:cstheme="majorBidi" w:hAnsiTheme="majorHAnsi" w:eastAsia="黑体"/>
         <w:b/>
         <w:bCs/>
       </w:rPr>
     </w:tblStylePr>
     <w:tblStylePr w:type="lastCol">
       <w:rPr>
-        <w:rFonts w:asciiTheme="majorHAnsi" w:cstheme="majorBidi" w:eastAsiaTheme="majorEastAsia" w:hAnsiTheme="majorHAnsi"/>
+        <w:rFonts w:asciiTheme="majorHAnsi" w:cstheme="majorBidi" w:hAnsiTheme="majorHAnsi" w:eastAsia="黑体"/>
         <w:b/>
         <w:bCs/>
       </w:rPr>
@@ -4463,7 +4651,7 @@
         <w:spacing w:after="0" w:before="0" w:line="240" w:lineRule="auto"/>
       </w:pPr>
       <w:rPr>
-        <w:rFonts w:asciiTheme="majorHAnsi" w:cstheme="majorBidi" w:eastAsiaTheme="majorEastAsia" w:hAnsiTheme="majorHAnsi"/>
+        <w:rFonts w:asciiTheme="majorHAnsi" w:cstheme="majorBidi" w:hAnsiTheme="majorHAnsi" w:eastAsia="黑体"/>
         <w:b/>
         <w:bCs/>
       </w:rPr>
@@ -4484,7 +4672,7 @@
         <w:spacing w:after="0" w:before="0" w:line="240" w:lineRule="auto"/>
       </w:pPr>
       <w:rPr>
-        <w:rFonts w:asciiTheme="majorHAnsi" w:cstheme="majorBidi" w:eastAsiaTheme="majorEastAsia" w:hAnsiTheme="majorHAnsi"/>
+        <w:rFonts w:asciiTheme="majorHAnsi" w:cstheme="majorBidi" w:hAnsiTheme="majorHAnsi" w:eastAsia="黑体"/>
         <w:b/>
         <w:bCs/>
       </w:rPr>
@@ -4502,14 +4690,14 @@
     </w:tblStylePr>
     <w:tblStylePr w:type="firstCol">
       <w:rPr>
-        <w:rFonts w:asciiTheme="majorHAnsi" w:cstheme="majorBidi" w:eastAsiaTheme="majorEastAsia" w:hAnsiTheme="majorHAnsi"/>
+        <w:rFonts w:asciiTheme="majorHAnsi" w:cstheme="majorBidi" w:hAnsiTheme="majorHAnsi" w:eastAsia="黑体"/>
         <w:b/>
         <w:bCs/>
       </w:rPr>
     </w:tblStylePr>
     <w:tblStylePr w:type="lastCol">
       <w:rPr>
-        <w:rFonts w:asciiTheme="majorHAnsi" w:cstheme="majorBidi" w:eastAsiaTheme="majorEastAsia" w:hAnsiTheme="majorHAnsi"/>
+        <w:rFonts w:asciiTheme="majorHAnsi" w:cstheme="majorBidi" w:hAnsiTheme="majorHAnsi" w:eastAsia="黑体"/>
         <w:b/>
         <w:bCs/>
       </w:rPr>
@@ -4593,7 +4781,7 @@
         <w:spacing w:after="0" w:before="0" w:line="240" w:lineRule="auto"/>
       </w:pPr>
       <w:rPr>
-        <w:rFonts w:asciiTheme="majorHAnsi" w:cstheme="majorBidi" w:eastAsiaTheme="majorEastAsia" w:hAnsiTheme="majorHAnsi"/>
+        <w:rFonts w:asciiTheme="majorHAnsi" w:cstheme="majorBidi" w:hAnsiTheme="majorHAnsi" w:eastAsia="黑体"/>
         <w:b/>
         <w:bCs/>
       </w:rPr>
@@ -4614,7 +4802,7 @@
         <w:spacing w:after="0" w:before="0" w:line="240" w:lineRule="auto"/>
       </w:pPr>
       <w:rPr>
-        <w:rFonts w:asciiTheme="majorHAnsi" w:cstheme="majorBidi" w:eastAsiaTheme="majorEastAsia" w:hAnsiTheme="majorHAnsi"/>
+        <w:rFonts w:asciiTheme="majorHAnsi" w:cstheme="majorBidi" w:hAnsiTheme="majorHAnsi" w:eastAsia="黑体"/>
         <w:b/>
         <w:bCs/>
       </w:rPr>
@@ -4632,14 +4820,14 @@
     </w:tblStylePr>
     <w:tblStylePr w:type="firstCol">
       <w:rPr>
-        <w:rFonts w:asciiTheme="majorHAnsi" w:cstheme="majorBidi" w:eastAsiaTheme="majorEastAsia" w:hAnsiTheme="majorHAnsi"/>
+        <w:rFonts w:asciiTheme="majorHAnsi" w:cstheme="majorBidi" w:hAnsiTheme="majorHAnsi" w:eastAsia="黑体"/>
         <w:b/>
         <w:bCs/>
       </w:rPr>
     </w:tblStylePr>
     <w:tblStylePr w:type="lastCol">
       <w:rPr>
-        <w:rFonts w:asciiTheme="majorHAnsi" w:cstheme="majorBidi" w:eastAsiaTheme="majorEastAsia" w:hAnsiTheme="majorHAnsi"/>
+        <w:rFonts w:asciiTheme="majorHAnsi" w:cstheme="majorBidi" w:hAnsiTheme="majorHAnsi" w:eastAsia="黑体"/>
         <w:b/>
         <w:bCs/>
       </w:rPr>
@@ -4723,7 +4911,7 @@
         <w:spacing w:after="0" w:before="0" w:line="240" w:lineRule="auto"/>
       </w:pPr>
       <w:rPr>
-        <w:rFonts w:asciiTheme="majorHAnsi" w:cstheme="majorBidi" w:eastAsiaTheme="majorEastAsia" w:hAnsiTheme="majorHAnsi"/>
+        <w:rFonts w:asciiTheme="majorHAnsi" w:cstheme="majorBidi" w:hAnsiTheme="majorHAnsi" w:eastAsia="黑体"/>
         <w:b/>
         <w:bCs/>
       </w:rPr>
@@ -4744,7 +4932,7 @@
         <w:spacing w:after="0" w:before="0" w:line="240" w:lineRule="auto"/>
       </w:pPr>
       <w:rPr>
-        <w:rFonts w:asciiTheme="majorHAnsi" w:cstheme="majorBidi" w:eastAsiaTheme="majorEastAsia" w:hAnsiTheme="majorHAnsi"/>
+        <w:rFonts w:asciiTheme="majorHAnsi" w:cstheme="majorBidi" w:hAnsiTheme="majorHAnsi" w:eastAsia="黑体"/>
         <w:b/>
         <w:bCs/>
       </w:rPr>
@@ -4762,14 +4950,14 @@
     </w:tblStylePr>
     <w:tblStylePr w:type="firstCol">
       <w:rPr>
-        <w:rFonts w:asciiTheme="majorHAnsi" w:cstheme="majorBidi" w:eastAsiaTheme="majorEastAsia" w:hAnsiTheme="majorHAnsi"/>
+        <w:rFonts w:asciiTheme="majorHAnsi" w:cstheme="majorBidi" w:hAnsiTheme="majorHAnsi" w:eastAsia="黑体"/>
         <w:b/>
         <w:bCs/>
       </w:rPr>
     </w:tblStylePr>
     <w:tblStylePr w:type="lastCol">
       <w:rPr>
-        <w:rFonts w:asciiTheme="majorHAnsi" w:cstheme="majorBidi" w:eastAsiaTheme="majorEastAsia" w:hAnsiTheme="majorHAnsi"/>
+        <w:rFonts w:asciiTheme="majorHAnsi" w:cstheme="majorBidi" w:hAnsiTheme="majorHAnsi" w:eastAsia="黑体"/>
         <w:b/>
         <w:bCs/>
       </w:rPr>
@@ -4853,7 +5041,7 @@
         <w:spacing w:after="0" w:before="0" w:line="240" w:lineRule="auto"/>
       </w:pPr>
       <w:rPr>
-        <w:rFonts w:asciiTheme="majorHAnsi" w:cstheme="majorBidi" w:eastAsiaTheme="majorEastAsia" w:hAnsiTheme="majorHAnsi"/>
+        <w:rFonts w:asciiTheme="majorHAnsi" w:cstheme="majorBidi" w:hAnsiTheme="majorHAnsi" w:eastAsia="黑体"/>
         <w:b/>
         <w:bCs/>
       </w:rPr>
@@ -4874,7 +5062,7 @@
         <w:spacing w:after="0" w:before="0" w:line="240" w:lineRule="auto"/>
       </w:pPr>
       <w:rPr>
-        <w:rFonts w:asciiTheme="majorHAnsi" w:cstheme="majorBidi" w:eastAsiaTheme="majorEastAsia" w:hAnsiTheme="majorHAnsi"/>
+        <w:rFonts w:asciiTheme="majorHAnsi" w:cstheme="majorBidi" w:hAnsiTheme="majorHAnsi" w:eastAsia="黑体"/>
         <w:b/>
         <w:bCs/>
       </w:rPr>
@@ -4892,14 +5080,14 @@
     </w:tblStylePr>
     <w:tblStylePr w:type="firstCol">
       <w:rPr>
-        <w:rFonts w:asciiTheme="majorHAnsi" w:cstheme="majorBidi" w:eastAsiaTheme="majorEastAsia" w:hAnsiTheme="majorHAnsi"/>
+        <w:rFonts w:asciiTheme="majorHAnsi" w:cstheme="majorBidi" w:hAnsiTheme="majorHAnsi" w:eastAsia="黑体"/>
         <w:b/>
         <w:bCs/>
       </w:rPr>
     </w:tblStylePr>
     <w:tblStylePr w:type="lastCol">
       <w:rPr>
-        <w:rFonts w:asciiTheme="majorHAnsi" w:cstheme="majorBidi" w:eastAsiaTheme="majorEastAsia" w:hAnsiTheme="majorHAnsi"/>
+        <w:rFonts w:asciiTheme="majorHAnsi" w:cstheme="majorBidi" w:hAnsiTheme="majorHAnsi" w:eastAsia="黑体"/>
         <w:b/>
         <w:bCs/>
       </w:rPr>
@@ -4983,7 +5171,7 @@
         <w:spacing w:after="0" w:before="0" w:line="240" w:lineRule="auto"/>
       </w:pPr>
       <w:rPr>
-        <w:rFonts w:asciiTheme="majorHAnsi" w:cstheme="majorBidi" w:eastAsiaTheme="majorEastAsia" w:hAnsiTheme="majorHAnsi"/>
+        <w:rFonts w:asciiTheme="majorHAnsi" w:cstheme="majorBidi" w:hAnsiTheme="majorHAnsi" w:eastAsia="黑体"/>
         <w:b/>
         <w:bCs/>
       </w:rPr>
@@ -5004,7 +5192,7 @@
         <w:spacing w:after="0" w:before="0" w:line="240" w:lineRule="auto"/>
       </w:pPr>
       <w:rPr>
-        <w:rFonts w:asciiTheme="majorHAnsi" w:cstheme="majorBidi" w:eastAsiaTheme="majorEastAsia" w:hAnsiTheme="majorHAnsi"/>
+        <w:rFonts w:asciiTheme="majorHAnsi" w:cstheme="majorBidi" w:hAnsiTheme="majorHAnsi" w:eastAsia="黑体"/>
         <w:b/>
         <w:bCs/>
       </w:rPr>
@@ -5022,14 +5210,14 @@
     </w:tblStylePr>
     <w:tblStylePr w:type="firstCol">
       <w:rPr>
-        <w:rFonts w:asciiTheme="majorHAnsi" w:cstheme="majorBidi" w:eastAsiaTheme="majorEastAsia" w:hAnsiTheme="majorHAnsi"/>
+        <w:rFonts w:asciiTheme="majorHAnsi" w:cstheme="majorBidi" w:hAnsiTheme="majorHAnsi" w:eastAsia="黑体"/>
         <w:b/>
         <w:bCs/>
       </w:rPr>
     </w:tblStylePr>
     <w:tblStylePr w:type="lastCol">
       <w:rPr>
-        <w:rFonts w:asciiTheme="majorHAnsi" w:cstheme="majorBidi" w:eastAsiaTheme="majorEastAsia" w:hAnsiTheme="majorHAnsi"/>
+        <w:rFonts w:asciiTheme="majorHAnsi" w:cstheme="majorBidi" w:hAnsiTheme="majorHAnsi" w:eastAsia="黑体"/>
         <w:b/>
         <w:bCs/>
       </w:rPr>
@@ -5113,7 +5301,7 @@
         <w:spacing w:after="0" w:before="0" w:line="240" w:lineRule="auto"/>
       </w:pPr>
       <w:rPr>
-        <w:rFonts w:asciiTheme="majorHAnsi" w:cstheme="majorBidi" w:eastAsiaTheme="majorEastAsia" w:hAnsiTheme="majorHAnsi"/>
+        <w:rFonts w:asciiTheme="majorHAnsi" w:cstheme="majorBidi" w:hAnsiTheme="majorHAnsi" w:eastAsia="黑体"/>
         <w:b/>
         <w:bCs/>
       </w:rPr>
@@ -5134,7 +5322,7 @@
         <w:spacing w:after="0" w:before="0" w:line="240" w:lineRule="auto"/>
       </w:pPr>
       <w:rPr>
-        <w:rFonts w:asciiTheme="majorHAnsi" w:cstheme="majorBidi" w:eastAsiaTheme="majorEastAsia" w:hAnsiTheme="majorHAnsi"/>
+        <w:rFonts w:asciiTheme="majorHAnsi" w:cstheme="majorBidi" w:hAnsiTheme="majorHAnsi" w:eastAsia="黑体"/>
         <w:b/>
         <w:bCs/>
       </w:rPr>
@@ -5152,14 +5340,14 @@
     </w:tblStylePr>
     <w:tblStylePr w:type="firstCol">
       <w:rPr>
-        <w:rFonts w:asciiTheme="majorHAnsi" w:cstheme="majorBidi" w:eastAsiaTheme="majorEastAsia" w:hAnsiTheme="majorHAnsi"/>
+        <w:rFonts w:asciiTheme="majorHAnsi" w:cstheme="majorBidi" w:hAnsiTheme="majorHAnsi" w:eastAsia="黑体"/>
         <w:b/>
         <w:bCs/>
       </w:rPr>
     </w:tblStylePr>
     <w:tblStylePr w:type="lastCol">
       <w:rPr>
-        <w:rFonts w:asciiTheme="majorHAnsi" w:cstheme="majorBidi" w:eastAsiaTheme="majorEastAsia" w:hAnsiTheme="majorHAnsi"/>
+        <w:rFonts w:asciiTheme="majorHAnsi" w:cstheme="majorBidi" w:hAnsiTheme="majorHAnsi" w:eastAsia="黑体"/>
         <w:b/>
         <w:bCs/>
       </w:rPr>
@@ -5242,6 +5430,7 @@
         <w:spacing w:after="0" w:before="0" w:line="240" w:lineRule="auto"/>
       </w:pPr>
       <w:rPr>
+        <w:rFonts w:eastAsia="黑体"/>
         <w:b/>
         <w:bCs/>
         <w:color w:themeColor="background1" w:val="FFFFFF"/>
@@ -5264,6 +5453,7 @@
         <w:spacing w:after="0" w:before="0" w:line="240" w:lineRule="auto"/>
       </w:pPr>
       <w:rPr>
+        <w:rFonts w:eastAsia="黑体"/>
         <w:b/>
         <w:bCs/>
       </w:rPr>
@@ -5281,12 +5471,14 @@
     </w:tblStylePr>
     <w:tblStylePr w:type="firstCol">
       <w:rPr>
+        <w:rFonts w:eastAsia="黑体"/>
         <w:b/>
         <w:bCs/>
       </w:rPr>
     </w:tblStylePr>
     <w:tblStylePr w:type="lastCol">
       <w:rPr>
+        <w:rFonts w:eastAsia="黑体"/>
         <w:b/>
         <w:bCs/>
       </w:rPr>
@@ -5348,6 +5540,7 @@
         <w:spacing w:after="0" w:before="0" w:line="240" w:lineRule="auto"/>
       </w:pPr>
       <w:rPr>
+        <w:rFonts w:eastAsia="黑体"/>
         <w:b/>
         <w:bCs/>
         <w:color w:themeColor="background1" w:val="FFFFFF"/>
@@ -5370,6 +5563,7 @@
         <w:spacing w:after="0" w:before="0" w:line="240" w:lineRule="auto"/>
       </w:pPr>
       <w:rPr>
+        <w:rFonts w:eastAsia="黑体"/>
         <w:b/>
         <w:bCs/>
       </w:rPr>
@@ -5387,12 +5581,14 @@
     </w:tblStylePr>
     <w:tblStylePr w:type="firstCol">
       <w:rPr>
+        <w:rFonts w:eastAsia="黑体"/>
         <w:b/>
         <w:bCs/>
       </w:rPr>
     </w:tblStylePr>
     <w:tblStylePr w:type="lastCol">
       <w:rPr>
+        <w:rFonts w:eastAsia="黑体"/>
         <w:b/>
         <w:bCs/>
       </w:rPr>
@@ -5454,6 +5650,7 @@
         <w:spacing w:after="0" w:before="0" w:line="240" w:lineRule="auto"/>
       </w:pPr>
       <w:rPr>
+        <w:rFonts w:eastAsia="黑体"/>
         <w:b/>
         <w:bCs/>
         <w:color w:themeColor="background1" w:val="FFFFFF"/>
@@ -5476,6 +5673,7 @@
         <w:spacing w:after="0" w:before="0" w:line="240" w:lineRule="auto"/>
       </w:pPr>
       <w:rPr>
+        <w:rFonts w:eastAsia="黑体"/>
         <w:b/>
         <w:bCs/>
       </w:rPr>
@@ -5493,12 +5691,14 @@
     </w:tblStylePr>
     <w:tblStylePr w:type="firstCol">
       <w:rPr>
+        <w:rFonts w:eastAsia="黑体"/>
         <w:b/>
         <w:bCs/>
       </w:rPr>
     </w:tblStylePr>
     <w:tblStylePr w:type="lastCol">
       <w:rPr>
+        <w:rFonts w:eastAsia="黑体"/>
         <w:b/>
         <w:bCs/>
       </w:rPr>
@@ -5560,6 +5760,7 @@
         <w:spacing w:after="0" w:before="0" w:line="240" w:lineRule="auto"/>
       </w:pPr>
       <w:rPr>
+        <w:rFonts w:eastAsia="黑体"/>
         <w:b/>
         <w:bCs/>
         <w:color w:themeColor="background1" w:val="FFFFFF"/>
@@ -5582,6 +5783,7 @@
         <w:spacing w:after="0" w:before="0" w:line="240" w:lineRule="auto"/>
       </w:pPr>
       <w:rPr>
+        <w:rFonts w:eastAsia="黑体"/>
         <w:b/>
         <w:bCs/>
       </w:rPr>
@@ -5599,12 +5801,14 @@
     </w:tblStylePr>
     <w:tblStylePr w:type="firstCol">
       <w:rPr>
+        <w:rFonts w:eastAsia="黑体"/>
         <w:b/>
         <w:bCs/>
       </w:rPr>
     </w:tblStylePr>
     <w:tblStylePr w:type="lastCol">
       <w:rPr>
+        <w:rFonts w:eastAsia="黑体"/>
         <w:b/>
         <w:bCs/>
       </w:rPr>
@@ -5666,6 +5870,7 @@
         <w:spacing w:after="0" w:before="0" w:line="240" w:lineRule="auto"/>
       </w:pPr>
       <w:rPr>
+        <w:rFonts w:eastAsia="黑体"/>
         <w:b/>
         <w:bCs/>
         <w:color w:themeColor="background1" w:val="FFFFFF"/>
@@ -5688,6 +5893,7 @@
         <w:spacing w:after="0" w:before="0" w:line="240" w:lineRule="auto"/>
       </w:pPr>
       <w:rPr>
+        <w:rFonts w:eastAsia="黑体"/>
         <w:b/>
         <w:bCs/>
       </w:rPr>
@@ -5705,12 +5911,14 @@
     </w:tblStylePr>
     <w:tblStylePr w:type="firstCol">
       <w:rPr>
+        <w:rFonts w:eastAsia="黑体"/>
         <w:b/>
         <w:bCs/>
       </w:rPr>
     </w:tblStylePr>
     <w:tblStylePr w:type="lastCol">
       <w:rPr>
+        <w:rFonts w:eastAsia="黑体"/>
         <w:b/>
         <w:bCs/>
       </w:rPr>
@@ -5772,6 +5980,7 @@
         <w:spacing w:after="0" w:before="0" w:line="240" w:lineRule="auto"/>
       </w:pPr>
       <w:rPr>
+        <w:rFonts w:eastAsia="黑体"/>
         <w:b/>
         <w:bCs/>
         <w:color w:themeColor="background1" w:val="FFFFFF"/>
@@ -5794,6 +6003,7 @@
         <w:spacing w:after="0" w:before="0" w:line="240" w:lineRule="auto"/>
       </w:pPr>
       <w:rPr>
+        <w:rFonts w:eastAsia="黑体"/>
         <w:b/>
         <w:bCs/>
       </w:rPr>
@@ -5811,12 +6021,14 @@
     </w:tblStylePr>
     <w:tblStylePr w:type="firstCol">
       <w:rPr>
+        <w:rFonts w:eastAsia="黑体"/>
         <w:b/>
         <w:bCs/>
       </w:rPr>
     </w:tblStylePr>
     <w:tblStylePr w:type="lastCol">
       <w:rPr>
+        <w:rFonts w:eastAsia="黑体"/>
         <w:b/>
         <w:bCs/>
       </w:rPr>
@@ -5878,6 +6090,7 @@
         <w:spacing w:after="0" w:before="0" w:line="240" w:lineRule="auto"/>
       </w:pPr>
       <w:rPr>
+        <w:rFonts w:eastAsia="黑体"/>
         <w:b/>
         <w:bCs/>
         <w:color w:themeColor="background1" w:val="FFFFFF"/>
@@ -5900,6 +6113,7 @@
         <w:spacing w:after="0" w:before="0" w:line="240" w:lineRule="auto"/>
       </w:pPr>
       <w:rPr>
+        <w:rFonts w:eastAsia="黑体"/>
         <w:b/>
         <w:bCs/>
       </w:rPr>
@@ -5917,12 +6131,14 @@
     </w:tblStylePr>
     <w:tblStylePr w:type="firstCol">
       <w:rPr>
+        <w:rFonts w:eastAsia="黑体"/>
         <w:b/>
         <w:bCs/>
       </w:rPr>
     </w:tblStylePr>
     <w:tblStylePr w:type="lastCol">
       <w:rPr>
+        <w:rFonts w:eastAsia="黑体"/>
         <w:b/>
         <w:bCs/>
       </w:rPr>
@@ -5981,6 +6197,7 @@
         <w:spacing w:after="0" w:before="0" w:line="240" w:lineRule="auto"/>
       </w:pPr>
       <w:rPr>
+        <w:rFonts w:eastAsia="黑体"/>
         <w:b/>
         <w:bCs/>
         <w:color w:themeColor="background1" w:val="FFFFFF"/>
@@ -6003,6 +6220,7 @@
         <w:spacing w:after="0" w:before="0" w:line="240" w:lineRule="auto"/>
       </w:pPr>
       <w:rPr>
+        <w:rFonts w:eastAsia="黑体"/>
         <w:color w:val="auto"/>
       </w:rPr>
       <w:tblPr/>
@@ -6020,6 +6238,7 @@
     </w:tblStylePr>
     <w:tblStylePr w:type="firstCol">
       <w:rPr>
+        <w:rFonts w:eastAsia="黑体"/>
         <w:b/>
         <w:bCs/>
         <w:color w:themeColor="background1" w:val="FFFFFF"/>
@@ -6039,6 +6258,7 @@
     </w:tblStylePr>
     <w:tblStylePr w:type="lastCol">
       <w:rPr>
+        <w:rFonts w:eastAsia="黑体"/>
         <w:b/>
         <w:bCs/>
         <w:color w:themeColor="background1" w:val="FFFFFF"/>
@@ -6087,6 +6307,7 @@
     </w:tblStylePr>
     <w:tblStylePr w:type="nwCell">
       <w:rPr>
+        <w:rFonts w:eastAsia="黑体"/>
         <w:color w:themeColor="background1" w:val="FFFFFF"/>
       </w:rPr>
       <w:tblPr/>
@@ -6130,6 +6351,7 @@
         <w:spacing w:after="0" w:before="0" w:line="240" w:lineRule="auto"/>
       </w:pPr>
       <w:rPr>
+        <w:rFonts w:eastAsia="黑体"/>
         <w:b/>
         <w:bCs/>
         <w:color w:themeColor="background1" w:val="FFFFFF"/>
@@ -6152,6 +6374,7 @@
         <w:spacing w:after="0" w:before="0" w:line="240" w:lineRule="auto"/>
       </w:pPr>
       <w:rPr>
+        <w:rFonts w:eastAsia="黑体"/>
         <w:color w:val="auto"/>
       </w:rPr>
       <w:tblPr/>
@@ -6169,6 +6392,7 @@
     </w:tblStylePr>
     <w:tblStylePr w:type="firstCol">
       <w:rPr>
+        <w:rFonts w:eastAsia="黑体"/>
         <w:b/>
         <w:bCs/>
         <w:color w:themeColor="background1" w:val="FFFFFF"/>
@@ -6188,6 +6412,7 @@
     </w:tblStylePr>
     <w:tblStylePr w:type="lastCol">
       <w:rPr>
+        <w:rFonts w:eastAsia="黑体"/>
         <w:b/>
         <w:bCs/>
         <w:color w:themeColor="background1" w:val="FFFFFF"/>
@@ -6236,6 +6461,7 @@
     </w:tblStylePr>
     <w:tblStylePr w:type="nwCell">
       <w:rPr>
+        <w:rFonts w:eastAsia="黑体"/>
         <w:color w:themeColor="background1" w:val="FFFFFF"/>
       </w:rPr>
       <w:tblPr/>
@@ -6279,6 +6505,7 @@
         <w:spacing w:after="0" w:before="0" w:line="240" w:lineRule="auto"/>
       </w:pPr>
       <w:rPr>
+        <w:rFonts w:eastAsia="黑体"/>
         <w:b/>
         <w:bCs/>
         <w:color w:themeColor="background1" w:val="FFFFFF"/>
@@ -6301,6 +6528,7 @@
         <w:spacing w:after="0" w:before="0" w:line="240" w:lineRule="auto"/>
       </w:pPr>
       <w:rPr>
+        <w:rFonts w:eastAsia="黑体"/>
         <w:color w:val="auto"/>
       </w:rPr>
       <w:tblPr/>
@@ -6318,6 +6546,7 @@
     </w:tblStylePr>
     <w:tblStylePr w:type="firstCol">
       <w:rPr>
+        <w:rFonts w:eastAsia="黑体"/>
         <w:b/>
         <w:bCs/>
         <w:color w:themeColor="background1" w:val="FFFFFF"/>
@@ -6337,6 +6566,7 @@
     </w:tblStylePr>
     <w:tblStylePr w:type="lastCol">
       <w:rPr>
+        <w:rFonts w:eastAsia="黑体"/>
         <w:b/>
         <w:bCs/>
         <w:color w:themeColor="background1" w:val="FFFFFF"/>
@@ -6385,6 +6615,7 @@
     </w:tblStylePr>
     <w:tblStylePr w:type="nwCell">
       <w:rPr>
+        <w:rFonts w:eastAsia="黑体"/>
         <w:color w:themeColor="background1" w:val="FFFFFF"/>
       </w:rPr>
       <w:tblPr/>
@@ -6428,6 +6659,7 @@
         <w:spacing w:after="0" w:before="0" w:line="240" w:lineRule="auto"/>
       </w:pPr>
       <w:rPr>
+        <w:rFonts w:eastAsia="黑体"/>
         <w:b/>
         <w:bCs/>
         <w:color w:themeColor="background1" w:val="FFFFFF"/>
@@ -6450,6 +6682,7 @@
         <w:spacing w:after="0" w:before="0" w:line="240" w:lineRule="auto"/>
       </w:pPr>
       <w:rPr>
+        <w:rFonts w:eastAsia="黑体"/>
         <w:color w:val="auto"/>
       </w:rPr>
       <w:tblPr/>
@@ -6467,6 +6700,7 @@
     </w:tblStylePr>
     <w:tblStylePr w:type="firstCol">
       <w:rPr>
+        <w:rFonts w:eastAsia="黑体"/>
         <w:b/>
         <w:bCs/>
         <w:color w:themeColor="background1" w:val="FFFFFF"/>
@@ -6486,6 +6720,7 @@
     </w:tblStylePr>
     <w:tblStylePr w:type="lastCol">
       <w:rPr>
+        <w:rFonts w:eastAsia="黑体"/>
         <w:b/>
         <w:bCs/>
         <w:color w:themeColor="background1" w:val="FFFFFF"/>
@@ -6534,6 +6769,7 @@
     </w:tblStylePr>
     <w:tblStylePr w:type="nwCell">
       <w:rPr>
+        <w:rFonts w:eastAsia="黑体"/>
         <w:color w:themeColor="background1" w:val="FFFFFF"/>
       </w:rPr>
       <w:tblPr/>
@@ -6577,6 +6813,7 @@
         <w:spacing w:after="0" w:before="0" w:line="240" w:lineRule="auto"/>
       </w:pPr>
       <w:rPr>
+        <w:rFonts w:eastAsia="黑体"/>
         <w:b/>
         <w:bCs/>
         <w:color w:themeColor="background1" w:val="FFFFFF"/>
@@ -6599,6 +6836,7 @@
         <w:spacing w:after="0" w:before="0" w:line="240" w:lineRule="auto"/>
       </w:pPr>
       <w:rPr>
+        <w:rFonts w:eastAsia="黑体"/>
         <w:color w:val="auto"/>
       </w:rPr>
       <w:tblPr/>
@@ -6616,6 +6854,7 @@
     </w:tblStylePr>
     <w:tblStylePr w:type="firstCol">
       <w:rPr>
+        <w:rFonts w:eastAsia="黑体"/>
         <w:b/>
         <w:bCs/>
         <w:color w:themeColor="background1" w:val="FFFFFF"/>
@@ -6635,6 +6874,7 @@
     </w:tblStylePr>
     <w:tblStylePr w:type="lastCol">
       <w:rPr>
+        <w:rFonts w:eastAsia="黑体"/>
         <w:b/>
         <w:bCs/>
         <w:color w:themeColor="background1" w:val="FFFFFF"/>
@@ -6683,6 +6923,7 @@
     </w:tblStylePr>
     <w:tblStylePr w:type="nwCell">
       <w:rPr>
+        <w:rFonts w:eastAsia="黑体"/>
         <w:color w:themeColor="background1" w:val="FFFFFF"/>
       </w:rPr>
       <w:tblPr/>
@@ -6726,6 +6967,7 @@
         <w:spacing w:after="0" w:before="0" w:line="240" w:lineRule="auto"/>
       </w:pPr>
       <w:rPr>
+        <w:rFonts w:eastAsia="黑体"/>
         <w:b/>
         <w:bCs/>
         <w:color w:themeColor="background1" w:val="FFFFFF"/>
@@ -6748,6 +6990,7 @@
         <w:spacing w:after="0" w:before="0" w:line="240" w:lineRule="auto"/>
       </w:pPr>
       <w:rPr>
+        <w:rFonts w:eastAsia="黑体"/>
         <w:color w:val="auto"/>
       </w:rPr>
       <w:tblPr/>
@@ -6765,6 +7008,7 @@
     </w:tblStylePr>
     <w:tblStylePr w:type="firstCol">
       <w:rPr>
+        <w:rFonts w:eastAsia="黑体"/>
         <w:b/>
         <w:bCs/>
         <w:color w:themeColor="background1" w:val="FFFFFF"/>
@@ -6784,6 +7028,7 @@
     </w:tblStylePr>
     <w:tblStylePr w:type="lastCol">
       <w:rPr>
+        <w:rFonts w:eastAsia="黑体"/>
         <w:b/>
         <w:bCs/>
         <w:color w:themeColor="background1" w:val="FFFFFF"/>
@@ -6832,6 +7077,7 @@
     </w:tblStylePr>
     <w:tblStylePr w:type="nwCell">
       <w:rPr>
+        <w:rFonts w:eastAsia="黑体"/>
         <w:color w:themeColor="background1" w:val="FFFFFF"/>
       </w:rPr>
       <w:tblPr/>
@@ -6875,6 +7121,7 @@
         <w:spacing w:after="0" w:before="0" w:line="240" w:lineRule="auto"/>
       </w:pPr>
       <w:rPr>
+        <w:rFonts w:eastAsia="黑体"/>
         <w:b/>
         <w:bCs/>
         <w:color w:themeColor="background1" w:val="FFFFFF"/>
@@ -6897,6 +7144,7 @@
         <w:spacing w:after="0" w:before="0" w:line="240" w:lineRule="auto"/>
       </w:pPr>
       <w:rPr>
+        <w:rFonts w:eastAsia="黑体"/>
         <w:color w:val="auto"/>
       </w:rPr>
       <w:tblPr/>
@@ -6914,6 +7162,7 @@
     </w:tblStylePr>
     <w:tblStylePr w:type="firstCol">
       <w:rPr>
+        <w:rFonts w:eastAsia="黑体"/>
         <w:b/>
         <w:bCs/>
         <w:color w:themeColor="background1" w:val="FFFFFF"/>
@@ -6933,6 +7182,7 @@
     </w:tblStylePr>
     <w:tblStylePr w:type="lastCol">
       <w:rPr>
+        <w:rFonts w:eastAsia="黑体"/>
         <w:b/>
         <w:bCs/>
         <w:color w:themeColor="background1" w:val="FFFFFF"/>
@@ -6981,6 +7231,7 @@
     </w:tblStylePr>
     <w:tblStylePr w:type="nwCell">
       <w:rPr>
+        <w:rFonts w:eastAsia="黑体"/>
         <w:color w:themeColor="background1" w:val="FFFFFF"/>
       </w:rPr>
       <w:tblPr/>
@@ -7005,6 +7256,7 @@
       <w:spacing w:after="0" w:line="240" w:lineRule="auto"/>
     </w:pPr>
     <w:rPr>
+      <w:rFonts w:eastAsia="黑体"/>
       <w:color w:themeColor="text1" w:val="000000"/>
     </w:rPr>
     <w:tblPr>
@@ -7024,7 +7276,7 @@
     </w:tblPr>
     <w:tblStylePr w:type="firstRow">
       <w:rPr>
-        <w:rFonts w:asciiTheme="majorHAnsi" w:cstheme="majorBidi" w:eastAsiaTheme="majorEastAsia" w:hAnsiTheme="majorHAnsi"/>
+        <w:rFonts w:asciiTheme="majorHAnsi" w:cstheme="majorBidi" w:hAnsiTheme="majorHAnsi" w:eastAsia="黑体"/>
       </w:rPr>
       <w:tblPr/>
       <w:tcPr>
@@ -7036,6 +7288,7 @@
     </w:tblStylePr>
     <w:tblStylePr w:type="lastRow">
       <w:rPr>
+        <w:rFonts w:eastAsia="黑体"/>
         <w:b/>
         <w:bCs/>
         <w:color w:themeColor="text2" w:val="1F497D"/>
@@ -7050,12 +7303,14 @@
     </w:tblStylePr>
     <w:tblStylePr w:type="firstCol">
       <w:rPr>
+        <w:rFonts w:eastAsia="黑体"/>
         <w:b/>
         <w:bCs/>
       </w:rPr>
     </w:tblStylePr>
     <w:tblStylePr w:type="lastCol">
       <w:rPr>
+        <w:rFonts w:eastAsia="黑体"/>
         <w:b/>
         <w:bCs/>
       </w:rPr>
@@ -7089,6 +7344,7 @@
       <w:spacing w:after="0" w:line="240" w:lineRule="auto"/>
     </w:pPr>
     <w:rPr>
+      <w:rFonts w:eastAsia="黑体"/>
       <w:color w:themeColor="text1" w:val="000000"/>
     </w:rPr>
     <w:tblPr>
@@ -7108,7 +7364,7 @@
     </w:tblPr>
     <w:tblStylePr w:type="firstRow">
       <w:rPr>
-        <w:rFonts w:asciiTheme="majorHAnsi" w:cstheme="majorBidi" w:eastAsiaTheme="majorEastAsia" w:hAnsiTheme="majorHAnsi"/>
+        <w:rFonts w:asciiTheme="majorHAnsi" w:cstheme="majorBidi" w:hAnsiTheme="majorHAnsi" w:eastAsia="黑体"/>
       </w:rPr>
       <w:tblPr/>
       <w:tcPr>
@@ -7120,6 +7376,7 @@
     </w:tblStylePr>
     <w:tblStylePr w:type="lastRow">
       <w:rPr>
+        <w:rFonts w:eastAsia="黑体"/>
         <w:b/>
         <w:bCs/>
         <w:color w:themeColor="text2" w:val="1F497D"/>
@@ -7134,12 +7391,14 @@
     </w:tblStylePr>
     <w:tblStylePr w:type="firstCol">
       <w:rPr>
+        <w:rFonts w:eastAsia="黑体"/>
         <w:b/>
         <w:bCs/>
       </w:rPr>
     </w:tblStylePr>
     <w:tblStylePr w:type="lastCol">
       <w:rPr>
+        <w:rFonts w:eastAsia="黑体"/>
         <w:b/>
         <w:bCs/>
       </w:rPr>
@@ -7173,6 +7432,7 @@
       <w:spacing w:after="0" w:line="240" w:lineRule="auto"/>
     </w:pPr>
     <w:rPr>
+      <w:rFonts w:eastAsia="黑体"/>
       <w:color w:themeColor="text1" w:val="000000"/>
     </w:rPr>
     <w:tblPr>
@@ -7192,7 +7452,7 @@
     </w:tblPr>
     <w:tblStylePr w:type="firstRow">
       <w:rPr>
-        <w:rFonts w:asciiTheme="majorHAnsi" w:cstheme="majorBidi" w:eastAsiaTheme="majorEastAsia" w:hAnsiTheme="majorHAnsi"/>
+        <w:rFonts w:asciiTheme="majorHAnsi" w:cstheme="majorBidi" w:hAnsiTheme="majorHAnsi" w:eastAsia="黑体"/>
       </w:rPr>
       <w:tblPr/>
       <w:tcPr>
@@ -7204,6 +7464,7 @@
     </w:tblStylePr>
     <w:tblStylePr w:type="lastRow">
       <w:rPr>
+        <w:rFonts w:eastAsia="黑体"/>
         <w:b/>
         <w:bCs/>
         <w:color w:themeColor="text2" w:val="1F497D"/>
@@ -7218,12 +7479,14 @@
     </w:tblStylePr>
     <w:tblStylePr w:type="firstCol">
       <w:rPr>
+        <w:rFonts w:eastAsia="黑体"/>
         <w:b/>
         <w:bCs/>
       </w:rPr>
     </w:tblStylePr>
     <w:tblStylePr w:type="lastCol">
       <w:rPr>
+        <w:rFonts w:eastAsia="黑体"/>
         <w:b/>
         <w:bCs/>
       </w:rPr>
@@ -7257,6 +7520,7 @@
       <w:spacing w:after="0" w:line="240" w:lineRule="auto"/>
     </w:pPr>
     <w:rPr>
+      <w:rFonts w:eastAsia="黑体"/>
       <w:color w:themeColor="text1" w:val="000000"/>
     </w:rPr>
     <w:tblPr>
@@ -7276,7 +7540,7 @@
     </w:tblPr>
     <w:tblStylePr w:type="firstRow">
       <w:rPr>
-        <w:rFonts w:asciiTheme="majorHAnsi" w:cstheme="majorBidi" w:eastAsiaTheme="majorEastAsia" w:hAnsiTheme="majorHAnsi"/>
+        <w:rFonts w:asciiTheme="majorHAnsi" w:cstheme="majorBidi" w:hAnsiTheme="majorHAnsi" w:eastAsia="黑体"/>
       </w:rPr>
       <w:tblPr/>
       <w:tcPr>
@@ -7288,6 +7552,7 @@
     </w:tblStylePr>
     <w:tblStylePr w:type="lastRow">
       <w:rPr>
+        <w:rFonts w:eastAsia="黑体"/>
         <w:b/>
         <w:bCs/>
         <w:color w:themeColor="text2" w:val="1F497D"/>
@@ -7302,12 +7567,14 @@
     </w:tblStylePr>
     <w:tblStylePr w:type="firstCol">
       <w:rPr>
+        <w:rFonts w:eastAsia="黑体"/>
         <w:b/>
         <w:bCs/>
       </w:rPr>
     </w:tblStylePr>
     <w:tblStylePr w:type="lastCol">
       <w:rPr>
+        <w:rFonts w:eastAsia="黑体"/>
         <w:b/>
         <w:bCs/>
       </w:rPr>
@@ -7341,6 +7608,7 @@
       <w:spacing w:after="0" w:line="240" w:lineRule="auto"/>
     </w:pPr>
     <w:rPr>
+      <w:rFonts w:eastAsia="黑体"/>
       <w:color w:themeColor="text1" w:val="000000"/>
     </w:rPr>
     <w:tblPr>
@@ -7360,7 +7628,7 @@
     </w:tblPr>
     <w:tblStylePr w:type="firstRow">
       <w:rPr>
-        <w:rFonts w:asciiTheme="majorHAnsi" w:cstheme="majorBidi" w:eastAsiaTheme="majorEastAsia" w:hAnsiTheme="majorHAnsi"/>
+        <w:rFonts w:asciiTheme="majorHAnsi" w:cstheme="majorBidi" w:hAnsiTheme="majorHAnsi" w:eastAsia="黑体"/>
       </w:rPr>
       <w:tblPr/>
       <w:tcPr>
@@ -7372,6 +7640,7 @@
     </w:tblStylePr>
     <w:tblStylePr w:type="lastRow">
       <w:rPr>
+        <w:rFonts w:eastAsia="黑体"/>
         <w:b/>
         <w:bCs/>
         <w:color w:themeColor="text2" w:val="1F497D"/>
@@ -7386,12 +7655,14 @@
     </w:tblStylePr>
     <w:tblStylePr w:type="firstCol">
       <w:rPr>
+        <w:rFonts w:eastAsia="黑体"/>
         <w:b/>
         <w:bCs/>
       </w:rPr>
     </w:tblStylePr>
     <w:tblStylePr w:type="lastCol">
       <w:rPr>
+        <w:rFonts w:eastAsia="黑体"/>
         <w:b/>
         <w:bCs/>
       </w:rPr>
@@ -7425,6 +7696,7 @@
       <w:spacing w:after="0" w:line="240" w:lineRule="auto"/>
     </w:pPr>
     <w:rPr>
+      <w:rFonts w:eastAsia="黑体"/>
       <w:color w:themeColor="text1" w:val="000000"/>
     </w:rPr>
     <w:tblPr>
@@ -7444,7 +7716,7 @@
     </w:tblPr>
     <w:tblStylePr w:type="firstRow">
       <w:rPr>
-        <w:rFonts w:asciiTheme="majorHAnsi" w:cstheme="majorBidi" w:eastAsiaTheme="majorEastAsia" w:hAnsiTheme="majorHAnsi"/>
+        <w:rFonts w:asciiTheme="majorHAnsi" w:cstheme="majorBidi" w:hAnsiTheme="majorHAnsi" w:eastAsia="黑体"/>
       </w:rPr>
       <w:tblPr/>
       <w:tcPr>
@@ -7456,6 +7728,7 @@
     </w:tblStylePr>
     <w:tblStylePr w:type="lastRow">
       <w:rPr>
+        <w:rFonts w:eastAsia="黑体"/>
         <w:b/>
         <w:bCs/>
         <w:color w:themeColor="text2" w:val="1F497D"/>
@@ -7470,12 +7743,14 @@
     </w:tblStylePr>
     <w:tblStylePr w:type="firstCol">
       <w:rPr>
+        <w:rFonts w:eastAsia="黑体"/>
         <w:b/>
         <w:bCs/>
       </w:rPr>
     </w:tblStylePr>
     <w:tblStylePr w:type="lastCol">
       <w:rPr>
+        <w:rFonts w:eastAsia="黑体"/>
         <w:b/>
         <w:bCs/>
       </w:rPr>
@@ -7509,6 +7784,7 @@
       <w:spacing w:after="0" w:line="240" w:lineRule="auto"/>
     </w:pPr>
     <w:rPr>
+      <w:rFonts w:eastAsia="黑体"/>
       <w:color w:themeColor="text1" w:val="000000"/>
     </w:rPr>
     <w:tblPr>
@@ -7528,7 +7804,7 @@
     </w:tblPr>
     <w:tblStylePr w:type="firstRow">
       <w:rPr>
-        <w:rFonts w:asciiTheme="majorHAnsi" w:cstheme="majorBidi" w:eastAsiaTheme="majorEastAsia" w:hAnsiTheme="majorHAnsi"/>
+        <w:rFonts w:asciiTheme="majorHAnsi" w:cstheme="majorBidi" w:hAnsiTheme="majorHAnsi" w:eastAsia="黑体"/>
       </w:rPr>
       <w:tblPr/>
       <w:tcPr>
@@ -7540,6 +7816,7 @@
     </w:tblStylePr>
     <w:tblStylePr w:type="lastRow">
       <w:rPr>
+        <w:rFonts w:eastAsia="黑体"/>
         <w:b/>
         <w:bCs/>
         <w:color w:themeColor="text2" w:val="1F497D"/>
@@ -7554,12 +7831,14 @@
     </w:tblStylePr>
     <w:tblStylePr w:type="firstCol">
       <w:rPr>
+        <w:rFonts w:eastAsia="黑体"/>
         <w:b/>
         <w:bCs/>
       </w:rPr>
     </w:tblStylePr>
     <w:tblStylePr w:type="lastCol">
       <w:rPr>
+        <w:rFonts w:eastAsia="黑体"/>
         <w:b/>
         <w:bCs/>
       </w:rPr>
@@ -7593,7 +7872,7 @@
       <w:spacing w:after="0" w:line="240" w:lineRule="auto"/>
     </w:pPr>
     <w:rPr>
-      <w:rFonts w:asciiTheme="majorHAnsi" w:cstheme="majorBidi" w:eastAsiaTheme="majorEastAsia" w:hAnsiTheme="majorHAnsi"/>
+      <w:rFonts w:asciiTheme="majorHAnsi" w:cstheme="majorBidi" w:hAnsiTheme="majorHAnsi" w:eastAsia="黑体"/>
       <w:color w:themeColor="text1" w:val="000000"/>
     </w:rPr>
     <w:tblPr>
@@ -7615,6 +7894,7 @@
     </w:tblPr>
     <w:tblStylePr w:type="firstRow">
       <w:rPr>
+        <w:rFonts w:eastAsia="黑体"/>
         <w:sz w:val="24"/>
         <w:szCs w:val="24"/>
       </w:rPr>
@@ -7721,7 +8001,7 @@
       <w:spacing w:after="0" w:line="240" w:lineRule="auto"/>
     </w:pPr>
     <w:rPr>
-      <w:rFonts w:asciiTheme="majorHAnsi" w:cstheme="majorBidi" w:eastAsiaTheme="majorEastAsia" w:hAnsiTheme="majorHAnsi"/>
+      <w:rFonts w:asciiTheme="majorHAnsi" w:cstheme="majorBidi" w:hAnsiTheme="majorHAnsi" w:eastAsia="黑体"/>
       <w:color w:themeColor="text1" w:val="000000"/>
     </w:rPr>
     <w:tblPr>
@@ -7743,6 +8023,7 @@
     </w:tblPr>
     <w:tblStylePr w:type="firstRow">
       <w:rPr>
+        <w:rFonts w:eastAsia="黑体"/>
         <w:sz w:val="24"/>
         <w:szCs w:val="24"/>
       </w:rPr>
@@ -7849,7 +8130,7 @@
       <w:spacing w:after="0" w:line="240" w:lineRule="auto"/>
     </w:pPr>
     <w:rPr>
-      <w:rFonts w:asciiTheme="majorHAnsi" w:cstheme="majorBidi" w:eastAsiaTheme="majorEastAsia" w:hAnsiTheme="majorHAnsi"/>
+      <w:rFonts w:asciiTheme="majorHAnsi" w:cstheme="majorBidi" w:hAnsiTheme="majorHAnsi" w:eastAsia="黑体"/>
       <w:color w:themeColor="text1" w:val="000000"/>
     </w:rPr>
     <w:tblPr>
@@ -7871,6 +8152,7 @@
     </w:tblPr>
     <w:tblStylePr w:type="firstRow">
       <w:rPr>
+        <w:rFonts w:eastAsia="黑体"/>
         <w:sz w:val="24"/>
         <w:szCs w:val="24"/>
       </w:rPr>
@@ -7977,7 +8259,7 @@
       <w:spacing w:after="0" w:line="240" w:lineRule="auto"/>
     </w:pPr>
     <w:rPr>
-      <w:rFonts w:asciiTheme="majorHAnsi" w:cstheme="majorBidi" w:eastAsiaTheme="majorEastAsia" w:hAnsiTheme="majorHAnsi"/>
+      <w:rFonts w:asciiTheme="majorHAnsi" w:cstheme="majorBidi" w:hAnsiTheme="majorHAnsi" w:eastAsia="黑体"/>
       <w:color w:themeColor="text1" w:val="000000"/>
     </w:rPr>
     <w:tblPr>
@@ -7999,6 +8281,7 @@
     </w:tblPr>
     <w:tblStylePr w:type="firstRow">
       <w:rPr>
+        <w:rFonts w:eastAsia="黑体"/>
         <w:sz w:val="24"/>
         <w:szCs w:val="24"/>
       </w:rPr>
@@ -8105,7 +8388,7 @@
       <w:spacing w:after="0" w:line="240" w:lineRule="auto"/>
     </w:pPr>
     <w:rPr>
-      <w:rFonts w:asciiTheme="majorHAnsi" w:cstheme="majorBidi" w:eastAsiaTheme="majorEastAsia" w:hAnsiTheme="majorHAnsi"/>
+      <w:rFonts w:asciiTheme="majorHAnsi" w:cstheme="majorBidi" w:hAnsiTheme="majorHAnsi" w:eastAsia="黑体"/>
       <w:color w:themeColor="text1" w:val="000000"/>
     </w:rPr>
     <w:tblPr>
@@ -8127,6 +8410,7 @@
     </w:tblPr>
     <w:tblStylePr w:type="firstRow">
       <w:rPr>
+        <w:rFonts w:eastAsia="黑体"/>
         <w:sz w:val="24"/>
         <w:szCs w:val="24"/>
       </w:rPr>
@@ -8233,7 +8517,7 @@
       <w:spacing w:after="0" w:line="240" w:lineRule="auto"/>
     </w:pPr>
     <w:rPr>
-      <w:rFonts w:asciiTheme="majorHAnsi" w:cstheme="majorBidi" w:eastAsiaTheme="majorEastAsia" w:hAnsiTheme="majorHAnsi"/>
+      <w:rFonts w:asciiTheme="majorHAnsi" w:cstheme="majorBidi" w:hAnsiTheme="majorHAnsi" w:eastAsia="黑体"/>
       <w:color w:themeColor="text1" w:val="000000"/>
     </w:rPr>
     <w:tblPr>
@@ -8255,6 +8539,7 @@
     </w:tblPr>
     <w:tblStylePr w:type="firstRow">
       <w:rPr>
+        <w:rFonts w:eastAsia="黑体"/>
         <w:sz w:val="24"/>
         <w:szCs w:val="24"/>
       </w:rPr>
@@ -8361,7 +8646,7 @@
       <w:spacing w:after="0" w:line="240" w:lineRule="auto"/>
     </w:pPr>
     <w:rPr>
-      <w:rFonts w:asciiTheme="majorHAnsi" w:cstheme="majorBidi" w:eastAsiaTheme="majorEastAsia" w:hAnsiTheme="majorHAnsi"/>
+      <w:rFonts w:asciiTheme="majorHAnsi" w:cstheme="majorBidi" w:hAnsiTheme="majorHAnsi" w:eastAsia="黑体"/>
       <w:color w:themeColor="text1" w:val="000000"/>
     </w:rPr>
     <w:tblPr>
@@ -8383,6 +8668,7 @@
     </w:tblPr>
     <w:tblStylePr w:type="firstRow">
       <w:rPr>
+        <w:rFonts w:eastAsia="黑体"/>
         <w:sz w:val="24"/>
         <w:szCs w:val="24"/>
       </w:rPr>
@@ -8512,12 +8798,14 @@
     </w:tcPr>
     <w:tblStylePr w:type="firstRow">
       <w:rPr>
+        <w:rFonts w:eastAsia="黑体"/>
         <w:b/>
         <w:bCs/>
       </w:rPr>
     </w:tblStylePr>
     <w:tblStylePr w:type="lastRow">
       <w:rPr>
+        <w:rFonts w:eastAsia="黑体"/>
         <w:b/>
         <w:bCs/>
       </w:rPr>
@@ -8530,12 +8818,14 @@
     </w:tblStylePr>
     <w:tblStylePr w:type="firstCol">
       <w:rPr>
+        <w:rFonts w:eastAsia="黑体"/>
         <w:b/>
         <w:bCs/>
       </w:rPr>
     </w:tblStylePr>
     <w:tblStylePr w:type="lastCol">
       <w:rPr>
+        <w:rFonts w:eastAsia="黑体"/>
         <w:b/>
         <w:bCs/>
       </w:rPr>
@@ -8585,12 +8875,14 @@
     </w:tcPr>
     <w:tblStylePr w:type="firstRow">
       <w:rPr>
+        <w:rFonts w:eastAsia="黑体"/>
         <w:b/>
         <w:bCs/>
       </w:rPr>
     </w:tblStylePr>
     <w:tblStylePr w:type="lastRow">
       <w:rPr>
+        <w:rFonts w:eastAsia="黑体"/>
         <w:b/>
         <w:bCs/>
       </w:rPr>
@@ -8603,12 +8895,14 @@
     </w:tblStylePr>
     <w:tblStylePr w:type="firstCol">
       <w:rPr>
+        <w:rFonts w:eastAsia="黑体"/>
         <w:b/>
         <w:bCs/>
       </w:rPr>
     </w:tblStylePr>
     <w:tblStylePr w:type="lastCol">
       <w:rPr>
+        <w:rFonts w:eastAsia="黑体"/>
         <w:b/>
         <w:bCs/>
       </w:rPr>
@@ -8658,12 +8952,14 @@
     </w:tcPr>
     <w:tblStylePr w:type="firstRow">
       <w:rPr>
+        <w:rFonts w:eastAsia="黑体"/>
         <w:b/>
         <w:bCs/>
       </w:rPr>
     </w:tblStylePr>
     <w:tblStylePr w:type="lastRow">
       <w:rPr>
+        <w:rFonts w:eastAsia="黑体"/>
         <w:b/>
         <w:bCs/>
       </w:rPr>
@@ -8676,12 +8972,14 @@
     </w:tblStylePr>
     <w:tblStylePr w:type="firstCol">
       <w:rPr>
+        <w:rFonts w:eastAsia="黑体"/>
         <w:b/>
         <w:bCs/>
       </w:rPr>
     </w:tblStylePr>
     <w:tblStylePr w:type="lastCol">
       <w:rPr>
+        <w:rFonts w:eastAsia="黑体"/>
         <w:b/>
         <w:bCs/>
       </w:rPr>
@@ -8731,12 +9029,14 @@
     </w:tcPr>
     <w:tblStylePr w:type="firstRow">
       <w:rPr>
+        <w:rFonts w:eastAsia="黑体"/>
         <w:b/>
         <w:bCs/>
       </w:rPr>
     </w:tblStylePr>
     <w:tblStylePr w:type="lastRow">
       <w:rPr>
+        <w:rFonts w:eastAsia="黑体"/>
         <w:b/>
         <w:bCs/>
       </w:rPr>
@@ -8749,12 +9049,14 @@
     </w:tblStylePr>
     <w:tblStylePr w:type="firstCol">
       <w:rPr>
+        <w:rFonts w:eastAsia="黑体"/>
         <w:b/>
         <w:bCs/>
       </w:rPr>
     </w:tblStylePr>
     <w:tblStylePr w:type="lastCol">
       <w:rPr>
+        <w:rFonts w:eastAsia="黑体"/>
         <w:b/>
         <w:bCs/>
       </w:rPr>
@@ -8804,12 +9106,14 @@
     </w:tcPr>
     <w:tblStylePr w:type="firstRow">
       <w:rPr>
+        <w:rFonts w:eastAsia="黑体"/>
         <w:b/>
         <w:bCs/>
       </w:rPr>
     </w:tblStylePr>
     <w:tblStylePr w:type="lastRow">
       <w:rPr>
+        <w:rFonts w:eastAsia="黑体"/>
         <w:b/>
         <w:bCs/>
       </w:rPr>
@@ -8822,12 +9126,14 @@
     </w:tblStylePr>
     <w:tblStylePr w:type="firstCol">
       <w:rPr>
+        <w:rFonts w:eastAsia="黑体"/>
         <w:b/>
         <w:bCs/>
       </w:rPr>
     </w:tblStylePr>
     <w:tblStylePr w:type="lastCol">
       <w:rPr>
+        <w:rFonts w:eastAsia="黑体"/>
         <w:b/>
         <w:bCs/>
       </w:rPr>
@@ -8877,12 +9183,14 @@
     </w:tcPr>
     <w:tblStylePr w:type="firstRow">
       <w:rPr>
+        <w:rFonts w:eastAsia="黑体"/>
         <w:b/>
         <w:bCs/>
       </w:rPr>
     </w:tblStylePr>
     <w:tblStylePr w:type="lastRow">
       <w:rPr>
+        <w:rFonts w:eastAsia="黑体"/>
         <w:b/>
         <w:bCs/>
       </w:rPr>
@@ -8895,12 +9203,14 @@
     </w:tblStylePr>
     <w:tblStylePr w:type="firstCol">
       <w:rPr>
+        <w:rFonts w:eastAsia="黑体"/>
         <w:b/>
         <w:bCs/>
       </w:rPr>
     </w:tblStylePr>
     <w:tblStylePr w:type="lastCol">
       <w:rPr>
+        <w:rFonts w:eastAsia="黑体"/>
         <w:b/>
         <w:bCs/>
       </w:rPr>
@@ -8950,12 +9260,14 @@
     </w:tcPr>
     <w:tblStylePr w:type="firstRow">
       <w:rPr>
+        <w:rFonts w:eastAsia="黑体"/>
         <w:b/>
         <w:bCs/>
       </w:rPr>
     </w:tblStylePr>
     <w:tblStylePr w:type="lastRow">
       <w:rPr>
+        <w:rFonts w:eastAsia="黑体"/>
         <w:b/>
         <w:bCs/>
       </w:rPr>
@@ -8968,12 +9280,14 @@
     </w:tblStylePr>
     <w:tblStylePr w:type="firstCol">
       <w:rPr>
+        <w:rFonts w:eastAsia="黑体"/>
         <w:b/>
         <w:bCs/>
       </w:rPr>
     </w:tblStylePr>
     <w:tblStylePr w:type="lastCol">
       <w:rPr>
+        <w:rFonts w:eastAsia="黑体"/>
         <w:b/>
         <w:bCs/>
       </w:rPr>
@@ -9000,7 +9314,7 @@
       <w:spacing w:after="0" w:line="240" w:lineRule="auto"/>
     </w:pPr>
     <w:rPr>
-      <w:rFonts w:asciiTheme="majorHAnsi" w:cstheme="majorBidi" w:eastAsiaTheme="majorEastAsia" w:hAnsiTheme="majorHAnsi"/>
+      <w:rFonts w:asciiTheme="majorHAnsi" w:cstheme="majorBidi" w:hAnsiTheme="majorHAnsi" w:eastAsia="黑体"/>
       <w:color w:themeColor="text1" w:val="000000"/>
     </w:rPr>
     <w:tblPr>
@@ -9027,6 +9341,7 @@
     </w:tcPr>
     <w:tblStylePr w:type="firstRow">
       <w:rPr>
+        <w:rFonts w:eastAsia="黑体"/>
         <w:b/>
         <w:bCs/>
         <w:color w:themeColor="text1" w:val="000000"/>
@@ -9038,6 +9353,7 @@
     </w:tblStylePr>
     <w:tblStylePr w:type="lastRow">
       <w:rPr>
+        <w:rFonts w:eastAsia="黑体"/>
         <w:b/>
         <w:bCs/>
         <w:color w:themeColor="text1" w:val="000000"/>
@@ -9057,6 +9373,7 @@
     </w:tblStylePr>
     <w:tblStylePr w:type="firstCol">
       <w:rPr>
+        <w:rFonts w:eastAsia="黑体"/>
         <w:b/>
         <w:bCs/>
         <w:color w:themeColor="text1" w:val="000000"/>
@@ -9076,6 +9393,7 @@
     </w:tblStylePr>
     <w:tblStylePr w:type="lastCol">
       <w:rPr>
+        <w:rFonts w:eastAsia="黑体"/>
         <w:b w:val="0"/>
         <w:bCs w:val="0"/>
         <w:color w:themeColor="text1" w:val="000000"/>
@@ -9125,7 +9443,7 @@
       <w:spacing w:after="0" w:line="240" w:lineRule="auto"/>
     </w:pPr>
     <w:rPr>
-      <w:rFonts w:asciiTheme="majorHAnsi" w:cstheme="majorBidi" w:eastAsiaTheme="majorEastAsia" w:hAnsiTheme="majorHAnsi"/>
+      <w:rFonts w:asciiTheme="majorHAnsi" w:cstheme="majorBidi" w:hAnsiTheme="majorHAnsi" w:eastAsia="黑体"/>
       <w:color w:themeColor="text1" w:val="000000"/>
     </w:rPr>
     <w:tblPr>
@@ -9152,6 +9470,7 @@
     </w:tcPr>
     <w:tblStylePr w:type="firstRow">
       <w:rPr>
+        <w:rFonts w:eastAsia="黑体"/>
         <w:b/>
         <w:bCs/>
         <w:color w:themeColor="text1" w:val="000000"/>
@@ -9163,6 +9482,7 @@
     </w:tblStylePr>
     <w:tblStylePr w:type="lastRow">
       <w:rPr>
+        <w:rFonts w:eastAsia="黑体"/>
         <w:b/>
         <w:bCs/>
         <w:color w:themeColor="text1" w:val="000000"/>
@@ -9182,6 +9502,7 @@
     </w:tblStylePr>
     <w:tblStylePr w:type="firstCol">
       <w:rPr>
+        <w:rFonts w:eastAsia="黑体"/>
         <w:b/>
         <w:bCs/>
         <w:color w:themeColor="text1" w:val="000000"/>
@@ -9201,6 +9522,7 @@
     </w:tblStylePr>
     <w:tblStylePr w:type="lastCol">
       <w:rPr>
+        <w:rFonts w:eastAsia="黑体"/>
         <w:b w:val="0"/>
         <w:bCs w:val="0"/>
         <w:color w:themeColor="text1" w:val="000000"/>
@@ -9250,7 +9572,7 @@
       <w:spacing w:after="0" w:line="240" w:lineRule="auto"/>
     </w:pPr>
     <w:rPr>
-      <w:rFonts w:asciiTheme="majorHAnsi" w:cstheme="majorBidi" w:eastAsiaTheme="majorEastAsia" w:hAnsiTheme="majorHAnsi"/>
+      <w:rFonts w:asciiTheme="majorHAnsi" w:cstheme="majorBidi" w:hAnsiTheme="majorHAnsi" w:eastAsia="黑体"/>
       <w:color w:themeColor="text1" w:val="000000"/>
     </w:rPr>
     <w:tblPr>
@@ -9277,6 +9599,7 @@
     </w:tcPr>
     <w:tblStylePr w:type="firstRow">
       <w:rPr>
+        <w:rFonts w:eastAsia="黑体"/>
         <w:b/>
         <w:bCs/>
         <w:color w:themeColor="text1" w:val="000000"/>
@@ -9288,6 +9611,7 @@
     </w:tblStylePr>
     <w:tblStylePr w:type="lastRow">
       <w:rPr>
+        <w:rFonts w:eastAsia="黑体"/>
         <w:b/>
         <w:bCs/>
         <w:color w:themeColor="text1" w:val="000000"/>
@@ -9307,6 +9631,7 @@
     </w:tblStylePr>
     <w:tblStylePr w:type="firstCol">
       <w:rPr>
+        <w:rFonts w:eastAsia="黑体"/>
         <w:b/>
         <w:bCs/>
         <w:color w:themeColor="text1" w:val="000000"/>
@@ -9326,6 +9651,7 @@
     </w:tblStylePr>
     <w:tblStylePr w:type="lastCol">
       <w:rPr>
+        <w:rFonts w:eastAsia="黑体"/>
         <w:b w:val="0"/>
         <w:bCs w:val="0"/>
         <w:color w:themeColor="text1" w:val="000000"/>
@@ -9375,7 +9701,7 @@
       <w:spacing w:after="0" w:line="240" w:lineRule="auto"/>
     </w:pPr>
     <w:rPr>
-      <w:rFonts w:asciiTheme="majorHAnsi" w:cstheme="majorBidi" w:eastAsiaTheme="majorEastAsia" w:hAnsiTheme="majorHAnsi"/>
+      <w:rFonts w:asciiTheme="majorHAnsi" w:cstheme="majorBidi" w:hAnsiTheme="majorHAnsi" w:eastAsia="黑体"/>
       <w:color w:themeColor="text1" w:val="000000"/>
     </w:rPr>
     <w:tblPr>
@@ -9402,6 +9728,7 @@
     </w:tcPr>
     <w:tblStylePr w:type="firstRow">
       <w:rPr>
+        <w:rFonts w:eastAsia="黑体"/>
         <w:b/>
         <w:bCs/>
         <w:color w:themeColor="text1" w:val="000000"/>
@@ -9413,6 +9740,7 @@
     </w:tblStylePr>
     <w:tblStylePr w:type="lastRow">
       <w:rPr>
+        <w:rFonts w:eastAsia="黑体"/>
         <w:b/>
         <w:bCs/>
         <w:color w:themeColor="text1" w:val="000000"/>
@@ -9432,6 +9760,7 @@
     </w:tblStylePr>
     <w:tblStylePr w:type="firstCol">
       <w:rPr>
+        <w:rFonts w:eastAsia="黑体"/>
         <w:b/>
         <w:bCs/>
         <w:color w:themeColor="text1" w:val="000000"/>
@@ -9451,6 +9780,7 @@
     </w:tblStylePr>
     <w:tblStylePr w:type="lastCol">
       <w:rPr>
+        <w:rFonts w:eastAsia="黑体"/>
         <w:b w:val="0"/>
         <w:bCs w:val="0"/>
         <w:color w:themeColor="text1" w:val="000000"/>
@@ -9500,7 +9830,7 @@
       <w:spacing w:after="0" w:line="240" w:lineRule="auto"/>
     </w:pPr>
     <w:rPr>
-      <w:rFonts w:asciiTheme="majorHAnsi" w:cstheme="majorBidi" w:eastAsiaTheme="majorEastAsia" w:hAnsiTheme="majorHAnsi"/>
+      <w:rFonts w:asciiTheme="majorHAnsi" w:cstheme="majorBidi" w:hAnsiTheme="majorHAnsi" w:eastAsia="黑体"/>
       <w:color w:themeColor="text1" w:val="000000"/>
     </w:rPr>
     <w:tblPr>
@@ -9527,6 +9857,7 @@
     </w:tcPr>
     <w:tblStylePr w:type="firstRow">
       <w:rPr>
+        <w:rFonts w:eastAsia="黑体"/>
         <w:b/>
         <w:bCs/>
         <w:color w:themeColor="text1" w:val="000000"/>
@@ -9538,6 +9869,7 @@
     </w:tblStylePr>
     <w:tblStylePr w:type="lastRow">
       <w:rPr>
+        <w:rFonts w:eastAsia="黑体"/>
         <w:b/>
         <w:bCs/>
         <w:color w:themeColor="text1" w:val="000000"/>
@@ -9557,6 +9889,7 @@
     </w:tblStylePr>
     <w:tblStylePr w:type="firstCol">
       <w:rPr>
+        <w:rFonts w:eastAsia="黑体"/>
         <w:b/>
         <w:bCs/>
         <w:color w:themeColor="text1" w:val="000000"/>
@@ -9576,6 +9909,7 @@
     </w:tblStylePr>
     <w:tblStylePr w:type="lastCol">
       <w:rPr>
+        <w:rFonts w:eastAsia="黑体"/>
         <w:b w:val="0"/>
         <w:bCs w:val="0"/>
         <w:color w:themeColor="text1" w:val="000000"/>
@@ -9625,7 +9959,7 @@
       <w:spacing w:after="0" w:line="240" w:lineRule="auto"/>
     </w:pPr>
     <w:rPr>
-      <w:rFonts w:asciiTheme="majorHAnsi" w:cstheme="majorBidi" w:eastAsiaTheme="majorEastAsia" w:hAnsiTheme="majorHAnsi"/>
+      <w:rFonts w:asciiTheme="majorHAnsi" w:cstheme="majorBidi" w:hAnsiTheme="majorHAnsi" w:eastAsia="黑体"/>
       <w:color w:themeColor="text1" w:val="000000"/>
     </w:rPr>
     <w:tblPr>
@@ -9652,6 +9986,7 @@
     </w:tcPr>
     <w:tblStylePr w:type="firstRow">
       <w:rPr>
+        <w:rFonts w:eastAsia="黑体"/>
         <w:b/>
         <w:bCs/>
         <w:color w:themeColor="text1" w:val="000000"/>
@@ -9663,6 +9998,7 @@
     </w:tblStylePr>
     <w:tblStylePr w:type="lastRow">
       <w:rPr>
+        <w:rFonts w:eastAsia="黑体"/>
         <w:b/>
         <w:bCs/>
         <w:color w:themeColor="text1" w:val="000000"/>
@@ -9682,6 +10018,7 @@
     </w:tblStylePr>
     <w:tblStylePr w:type="firstCol">
       <w:rPr>
+        <w:rFonts w:eastAsia="黑体"/>
         <w:b/>
         <w:bCs/>
         <w:color w:themeColor="text1" w:val="000000"/>
@@ -9701,6 +10038,7 @@
     </w:tblStylePr>
     <w:tblStylePr w:type="lastCol">
       <w:rPr>
+        <w:rFonts w:eastAsia="黑体"/>
         <w:b w:val="0"/>
         <w:bCs w:val="0"/>
         <w:color w:themeColor="text1" w:val="000000"/>
@@ -9750,7 +10088,7 @@
       <w:spacing w:after="0" w:line="240" w:lineRule="auto"/>
     </w:pPr>
     <w:rPr>
-      <w:rFonts w:asciiTheme="majorHAnsi" w:cstheme="majorBidi" w:eastAsiaTheme="majorEastAsia" w:hAnsiTheme="majorHAnsi"/>
+      <w:rFonts w:asciiTheme="majorHAnsi" w:cstheme="majorBidi" w:hAnsiTheme="majorHAnsi" w:eastAsia="黑体"/>
       <w:color w:themeColor="text1" w:val="000000"/>
     </w:rPr>
     <w:tblPr>
@@ -9777,6 +10115,7 @@
     </w:tcPr>
     <w:tblStylePr w:type="firstRow">
       <w:rPr>
+        <w:rFonts w:eastAsia="黑体"/>
         <w:b/>
         <w:bCs/>
         <w:color w:themeColor="text1" w:val="000000"/>
@@ -9788,6 +10127,7 @@
     </w:tblStylePr>
     <w:tblStylePr w:type="lastRow">
       <w:rPr>
+        <w:rFonts w:eastAsia="黑体"/>
         <w:b/>
         <w:bCs/>
         <w:color w:themeColor="text1" w:val="000000"/>
@@ -9807,6 +10147,7 @@
     </w:tblStylePr>
     <w:tblStylePr w:type="firstCol">
       <w:rPr>
+        <w:rFonts w:eastAsia="黑体"/>
         <w:b/>
         <w:bCs/>
         <w:color w:themeColor="text1" w:val="000000"/>
@@ -9826,6 +10167,7 @@
     </w:tblStylePr>
     <w:tblStylePr w:type="lastCol">
       <w:rPr>
+        <w:rFonts w:eastAsia="黑体"/>
         <w:b w:val="0"/>
         <w:bCs w:val="0"/>
         <w:color w:themeColor="text1" w:val="000000"/>
@@ -9898,6 +10240,7 @@
     </w:tcPr>
     <w:tblStylePr w:type="firstRow">
       <w:rPr>
+        <w:rFonts w:eastAsia="黑体"/>
         <w:b/>
         <w:bCs/>
         <w:i w:val="0"/>
@@ -9919,6 +10262,7 @@
     </w:tblStylePr>
     <w:tblStylePr w:type="lastRow">
       <w:rPr>
+        <w:rFonts w:eastAsia="黑体"/>
         <w:b/>
         <w:bCs/>
         <w:i w:val="0"/>
@@ -9940,6 +10284,7 @@
     </w:tblStylePr>
     <w:tblStylePr w:type="firstCol">
       <w:rPr>
+        <w:rFonts w:eastAsia="黑体"/>
         <w:b/>
         <w:bCs/>
         <w:i w:val="0"/>
@@ -9959,6 +10304,7 @@
     </w:tblStylePr>
     <w:tblStylePr w:type="lastCol">
       <w:rPr>
+        <w:rFonts w:eastAsia="黑体"/>
         <w:b/>
         <w:bCs/>
         <w:i w:val="0"/>
@@ -10039,6 +10385,7 @@
     </w:tcPr>
     <w:tblStylePr w:type="firstRow">
       <w:rPr>
+        <w:rFonts w:eastAsia="黑体"/>
         <w:b/>
         <w:bCs/>
         <w:i w:val="0"/>
@@ -10060,6 +10407,7 @@
     </w:tblStylePr>
     <w:tblStylePr w:type="lastRow">
       <w:rPr>
+        <w:rFonts w:eastAsia="黑体"/>
         <w:b/>
         <w:bCs/>
         <w:i w:val="0"/>
@@ -10081,6 +10429,7 @@
     </w:tblStylePr>
     <w:tblStylePr w:type="firstCol">
       <w:rPr>
+        <w:rFonts w:eastAsia="黑体"/>
         <w:b/>
         <w:bCs/>
         <w:i w:val="0"/>
@@ -10100,6 +10449,7 @@
     </w:tblStylePr>
     <w:tblStylePr w:type="lastCol">
       <w:rPr>
+        <w:rFonts w:eastAsia="黑体"/>
         <w:b/>
         <w:bCs/>
         <w:i w:val="0"/>
@@ -10180,6 +10530,7 @@
     </w:tcPr>
     <w:tblStylePr w:type="firstRow">
       <w:rPr>
+        <w:rFonts w:eastAsia="黑体"/>
         <w:b/>
         <w:bCs/>
         <w:i w:val="0"/>
@@ -10201,6 +10552,7 @@
     </w:tblStylePr>
     <w:tblStylePr w:type="lastRow">
       <w:rPr>
+        <w:rFonts w:eastAsia="黑体"/>
         <w:b/>
         <w:bCs/>
         <w:i w:val="0"/>
@@ -10222,6 +10574,7 @@
     </w:tblStylePr>
     <w:tblStylePr w:type="firstCol">
       <w:rPr>
+        <w:rFonts w:eastAsia="黑体"/>
         <w:b/>
         <w:bCs/>
         <w:i w:val="0"/>
@@ -10241,6 +10594,7 @@
     </w:tblStylePr>
     <w:tblStylePr w:type="lastCol">
       <w:rPr>
+        <w:rFonts w:eastAsia="黑体"/>
         <w:b/>
         <w:bCs/>
         <w:i w:val="0"/>
@@ -10321,6 +10675,7 @@
     </w:tcPr>
     <w:tblStylePr w:type="firstRow">
       <w:rPr>
+        <w:rFonts w:eastAsia="黑体"/>
         <w:b/>
         <w:bCs/>
         <w:i w:val="0"/>
@@ -10342,6 +10697,7 @@
     </w:tblStylePr>
     <w:tblStylePr w:type="lastRow">
       <w:rPr>
+        <w:rFonts w:eastAsia="黑体"/>
         <w:b/>
         <w:bCs/>
         <w:i w:val="0"/>
@@ -10363,6 +10719,7 @@
     </w:tblStylePr>
     <w:tblStylePr w:type="firstCol">
       <w:rPr>
+        <w:rFonts w:eastAsia="黑体"/>
         <w:b/>
         <w:bCs/>
         <w:i w:val="0"/>
@@ -10382,6 +10739,7 @@
     </w:tblStylePr>
     <w:tblStylePr w:type="lastCol">
       <w:rPr>
+        <w:rFonts w:eastAsia="黑体"/>
         <w:b/>
         <w:bCs/>
         <w:i w:val="0"/>
@@ -10462,6 +10820,7 @@
     </w:tcPr>
     <w:tblStylePr w:type="firstRow">
       <w:rPr>
+        <w:rFonts w:eastAsia="黑体"/>
         <w:b/>
         <w:bCs/>
         <w:i w:val="0"/>
@@ -10483,6 +10842,7 @@
     </w:tblStylePr>
     <w:tblStylePr w:type="lastRow">
       <w:rPr>
+        <w:rFonts w:eastAsia="黑体"/>
         <w:b/>
         <w:bCs/>
         <w:i w:val="0"/>
@@ -10504,6 +10864,7 @@
     </w:tblStylePr>
     <w:tblStylePr w:type="firstCol">
       <w:rPr>
+        <w:rFonts w:eastAsia="黑体"/>
         <w:b/>
         <w:bCs/>
         <w:i w:val="0"/>
@@ -10523,6 +10884,7 @@
     </w:tblStylePr>
     <w:tblStylePr w:type="lastCol">
       <w:rPr>
+        <w:rFonts w:eastAsia="黑体"/>
         <w:b/>
         <w:bCs/>
         <w:i w:val="0"/>
@@ -10603,6 +10965,7 @@
     </w:tcPr>
     <w:tblStylePr w:type="firstRow">
       <w:rPr>
+        <w:rFonts w:eastAsia="黑体"/>
         <w:b/>
         <w:bCs/>
         <w:i w:val="0"/>
@@ -10624,6 +10987,7 @@
     </w:tblStylePr>
     <w:tblStylePr w:type="lastRow">
       <w:rPr>
+        <w:rFonts w:eastAsia="黑体"/>
         <w:b/>
         <w:bCs/>
         <w:i w:val="0"/>
@@ -10645,6 +11009,7 @@
     </w:tblStylePr>
     <w:tblStylePr w:type="firstCol">
       <w:rPr>
+        <w:rFonts w:eastAsia="黑体"/>
         <w:b/>
         <w:bCs/>
         <w:i w:val="0"/>
@@ -10664,6 +11029,7 @@
     </w:tblStylePr>
     <w:tblStylePr w:type="lastCol">
       <w:rPr>
+        <w:rFonts w:eastAsia="黑体"/>
         <w:b/>
         <w:bCs/>
         <w:i w:val="0"/>
@@ -10744,6 +11110,7 @@
     </w:tcPr>
     <w:tblStylePr w:type="firstRow">
       <w:rPr>
+        <w:rFonts w:eastAsia="黑体"/>
         <w:b/>
         <w:bCs/>
         <w:i w:val="0"/>
@@ -10765,6 +11132,7 @@
     </w:tblStylePr>
     <w:tblStylePr w:type="lastRow">
       <w:rPr>
+        <w:rFonts w:eastAsia="黑体"/>
         <w:b/>
         <w:bCs/>
         <w:i w:val="0"/>
@@ -10786,6 +11154,7 @@
     </w:tblStylePr>
     <w:tblStylePr w:type="firstCol">
       <w:rPr>
+        <w:rFonts w:eastAsia="黑体"/>
         <w:b/>
         <w:bCs/>
         <w:i w:val="0"/>
@@ -10805,6 +11174,7 @@
     </w:tblStylePr>
     <w:tblStylePr w:type="lastCol">
       <w:rPr>
+        <w:rFonts w:eastAsia="黑体"/>
         <w:b/>
         <w:bCs/>
         <w:i w:val="0"/>
@@ -10862,6 +11232,7 @@
       <w:spacing w:after="0" w:line="240" w:lineRule="auto"/>
     </w:pPr>
     <w:rPr>
+      <w:rFonts w:eastAsia="黑体"/>
       <w:color w:themeColor="background1" w:val="FFFFFF"/>
     </w:rPr>
     <w:tblPr>
@@ -10880,6 +11251,7 @@
     </w:tcPr>
     <w:tblStylePr w:type="firstRow">
       <w:rPr>
+        <w:rFonts w:eastAsia="黑体"/>
         <w:b/>
         <w:bCs/>
       </w:rPr>
@@ -10976,6 +11348,7 @@
       <w:spacing w:after="0" w:line="240" w:lineRule="auto"/>
     </w:pPr>
     <w:rPr>
+      <w:rFonts w:eastAsia="黑体"/>
       <w:color w:themeColor="background1" w:val="FFFFFF"/>
     </w:rPr>
     <w:tblPr>
@@ -10994,6 +11367,7 @@
     </w:tcPr>
     <w:tblStylePr w:type="firstRow">
       <w:rPr>
+        <w:rFonts w:eastAsia="黑体"/>
         <w:b/>
         <w:bCs/>
       </w:rPr>
@@ -11090,6 +11464,7 @@
       <w:spacing w:after="0" w:line="240" w:lineRule="auto"/>
     </w:pPr>
     <w:rPr>
+      <w:rFonts w:eastAsia="黑体"/>
       <w:color w:themeColor="background1" w:val="FFFFFF"/>
     </w:rPr>
     <w:tblPr>
@@ -11108,6 +11483,7 @@
     </w:tcPr>
     <w:tblStylePr w:type="firstRow">
       <w:rPr>
+        <w:rFonts w:eastAsia="黑体"/>
         <w:b/>
         <w:bCs/>
       </w:rPr>
@@ -11204,6 +11580,7 @@
       <w:spacing w:after="0" w:line="240" w:lineRule="auto"/>
     </w:pPr>
     <w:rPr>
+      <w:rFonts w:eastAsia="黑体"/>
       <w:color w:themeColor="background1" w:val="FFFFFF"/>
     </w:rPr>
     <w:tblPr>
@@ -11222,6 +11599,7 @@
     </w:tcPr>
     <w:tblStylePr w:type="firstRow">
       <w:rPr>
+        <w:rFonts w:eastAsia="黑体"/>
         <w:b/>
         <w:bCs/>
       </w:rPr>
@@ -11318,6 +11696,7 @@
       <w:spacing w:after="0" w:line="240" w:lineRule="auto"/>
     </w:pPr>
     <w:rPr>
+      <w:rFonts w:eastAsia="黑体"/>
       <w:color w:themeColor="background1" w:val="FFFFFF"/>
     </w:rPr>
     <w:tblPr>
@@ -11336,6 +11715,7 @@
     </w:tcPr>
     <w:tblStylePr w:type="firstRow">
       <w:rPr>
+        <w:rFonts w:eastAsia="黑体"/>
         <w:b/>
         <w:bCs/>
       </w:rPr>
@@ -11432,6 +11812,7 @@
       <w:spacing w:after="0" w:line="240" w:lineRule="auto"/>
     </w:pPr>
     <w:rPr>
+      <w:rFonts w:eastAsia="黑体"/>
       <w:color w:themeColor="background1" w:val="FFFFFF"/>
     </w:rPr>
     <w:tblPr>
@@ -11450,6 +11831,7 @@
     </w:tcPr>
     <w:tblStylePr w:type="firstRow">
       <w:rPr>
+        <w:rFonts w:eastAsia="黑体"/>
         <w:b/>
         <w:bCs/>
       </w:rPr>
@@ -11546,6 +11928,7 @@
       <w:spacing w:after="0" w:line="240" w:lineRule="auto"/>
     </w:pPr>
     <w:rPr>
+      <w:rFonts w:eastAsia="黑体"/>
       <w:color w:themeColor="background1" w:val="FFFFFF"/>
     </w:rPr>
     <w:tblPr>
@@ -11564,6 +11947,7 @@
     </w:tcPr>
     <w:tblStylePr w:type="firstRow">
       <w:rPr>
+        <w:rFonts w:eastAsia="黑体"/>
         <w:b/>
         <w:bCs/>
       </w:rPr>
@@ -11660,6 +12044,7 @@
       <w:spacing w:after="0" w:line="240" w:lineRule="auto"/>
     </w:pPr>
     <w:rPr>
+      <w:rFonts w:eastAsia="黑体"/>
       <w:color w:themeColor="text1" w:val="000000"/>
     </w:rPr>
     <w:tblPr>
@@ -11686,6 +12071,7 @@
     </w:tcPr>
     <w:tblStylePr w:type="firstRow">
       <w:rPr>
+        <w:rFonts w:eastAsia="黑体"/>
         <w:b/>
         <w:bCs/>
       </w:rPr>
@@ -11704,6 +12090,7 @@
     </w:tblStylePr>
     <w:tblStylePr w:type="lastRow">
       <w:rPr>
+        <w:rFonts w:eastAsia="黑体"/>
         <w:b/>
         <w:bCs/>
         <w:color w:themeColor="background1" w:val="FFFFFF"/>
@@ -11718,6 +12105,7 @@
     </w:tblStylePr>
     <w:tblStylePr w:type="firstCol">
       <w:rPr>
+        <w:rFonts w:eastAsia="黑体"/>
         <w:color w:themeColor="background1" w:val="FFFFFF"/>
       </w:rPr>
       <w:tblPr/>
@@ -11735,6 +12123,7 @@
     </w:tblStylePr>
     <w:tblStylePr w:type="lastCol">
       <w:rPr>
+        <w:rFonts w:eastAsia="黑体"/>
         <w:color w:themeColor="background1" w:val="FFFFFF"/>
       </w:rPr>
       <w:tblPr/>
@@ -11764,11 +12153,13 @@
     </w:tblStylePr>
     <w:tblStylePr w:type="neCell">
       <w:rPr>
+        <w:rFonts w:eastAsia="黑体"/>
         <w:color w:themeColor="text1" w:val="000000"/>
       </w:rPr>
     </w:tblStylePr>
     <w:tblStylePr w:type="nwCell">
       <w:rPr>
+        <w:rFonts w:eastAsia="黑体"/>
         <w:color w:themeColor="text1" w:val="000000"/>
       </w:rPr>
     </w:tblStylePr>
@@ -11782,6 +12173,7 @@
       <w:spacing w:after="0" w:line="240" w:lineRule="auto"/>
     </w:pPr>
     <w:rPr>
+      <w:rFonts w:eastAsia="黑体"/>
       <w:color w:themeColor="text1" w:val="000000"/>
     </w:rPr>
     <w:tblPr>
@@ -11808,6 +12200,7 @@
     </w:tcPr>
     <w:tblStylePr w:type="firstRow">
       <w:rPr>
+        <w:rFonts w:eastAsia="黑体"/>
         <w:b/>
         <w:bCs/>
       </w:rPr>
@@ -11826,6 +12219,7 @@
     </w:tblStylePr>
     <w:tblStylePr w:type="lastRow">
       <w:rPr>
+        <w:rFonts w:eastAsia="黑体"/>
         <w:b/>
         <w:bCs/>
         <w:color w:themeColor="background1" w:val="FFFFFF"/>
@@ -11840,6 +12234,7 @@
     </w:tblStylePr>
     <w:tblStylePr w:type="firstCol">
       <w:rPr>
+        <w:rFonts w:eastAsia="黑体"/>
         <w:color w:themeColor="background1" w:val="FFFFFF"/>
       </w:rPr>
       <w:tblPr/>
@@ -11857,6 +12252,7 @@
     </w:tblStylePr>
     <w:tblStylePr w:type="lastCol">
       <w:rPr>
+        <w:rFonts w:eastAsia="黑体"/>
         <w:color w:themeColor="background1" w:val="FFFFFF"/>
       </w:rPr>
       <w:tblPr/>
@@ -11886,11 +12282,13 @@
     </w:tblStylePr>
     <w:tblStylePr w:type="neCell">
       <w:rPr>
+        <w:rFonts w:eastAsia="黑体"/>
         <w:color w:themeColor="text1" w:val="000000"/>
       </w:rPr>
     </w:tblStylePr>
     <w:tblStylePr w:type="nwCell">
       <w:rPr>
+        <w:rFonts w:eastAsia="黑体"/>
         <w:color w:themeColor="text1" w:val="000000"/>
       </w:rPr>
     </w:tblStylePr>
@@ -11904,6 +12302,7 @@
       <w:spacing w:after="0" w:line="240" w:lineRule="auto"/>
     </w:pPr>
     <w:rPr>
+      <w:rFonts w:eastAsia="黑体"/>
       <w:color w:themeColor="text1" w:val="000000"/>
     </w:rPr>
     <w:tblPr>
@@ -11930,6 +12329,7 @@
     </w:tcPr>
     <w:tblStylePr w:type="firstRow">
       <w:rPr>
+        <w:rFonts w:eastAsia="黑体"/>
         <w:b/>
         <w:bCs/>
       </w:rPr>
@@ -11948,6 +12348,7 @@
     </w:tblStylePr>
     <w:tblStylePr w:type="lastRow">
       <w:rPr>
+        <w:rFonts w:eastAsia="黑体"/>
         <w:b/>
         <w:bCs/>
         <w:color w:themeColor="background1" w:val="FFFFFF"/>
@@ -11962,6 +12363,7 @@
     </w:tblStylePr>
     <w:tblStylePr w:type="firstCol">
       <w:rPr>
+        <w:rFonts w:eastAsia="黑体"/>
         <w:color w:themeColor="background1" w:val="FFFFFF"/>
       </w:rPr>
       <w:tblPr/>
@@ -11979,6 +12381,7 @@
     </w:tblStylePr>
     <w:tblStylePr w:type="lastCol">
       <w:rPr>
+        <w:rFonts w:eastAsia="黑体"/>
         <w:color w:themeColor="background1" w:val="FFFFFF"/>
       </w:rPr>
       <w:tblPr/>
@@ -12008,11 +12411,13 @@
     </w:tblStylePr>
     <w:tblStylePr w:type="neCell">
       <w:rPr>
+        <w:rFonts w:eastAsia="黑体"/>
         <w:color w:themeColor="text1" w:val="000000"/>
       </w:rPr>
     </w:tblStylePr>
     <w:tblStylePr w:type="nwCell">
       <w:rPr>
+        <w:rFonts w:eastAsia="黑体"/>
         <w:color w:themeColor="text1" w:val="000000"/>
       </w:rPr>
     </w:tblStylePr>
@@ -12026,6 +12431,7 @@
       <w:spacing w:after="0" w:line="240" w:lineRule="auto"/>
     </w:pPr>
     <w:rPr>
+      <w:rFonts w:eastAsia="黑体"/>
       <w:color w:themeColor="text1" w:val="000000"/>
     </w:rPr>
     <w:tblPr>
@@ -12052,6 +12458,7 @@
     </w:tcPr>
     <w:tblStylePr w:type="firstRow">
       <w:rPr>
+        <w:rFonts w:eastAsia="黑体"/>
         <w:b/>
         <w:bCs/>
       </w:rPr>
@@ -12070,6 +12477,7 @@
     </w:tblStylePr>
     <w:tblStylePr w:type="lastRow">
       <w:rPr>
+        <w:rFonts w:eastAsia="黑体"/>
         <w:b/>
         <w:bCs/>
         <w:color w:themeColor="background1" w:val="FFFFFF"/>
@@ -12084,6 +12492,7 @@
     </w:tblStylePr>
     <w:tblStylePr w:type="firstCol">
       <w:rPr>
+        <w:rFonts w:eastAsia="黑体"/>
         <w:color w:themeColor="background1" w:val="FFFFFF"/>
       </w:rPr>
       <w:tblPr/>
@@ -12101,6 +12510,7 @@
     </w:tblStylePr>
     <w:tblStylePr w:type="lastCol">
       <w:rPr>
+        <w:rFonts w:eastAsia="黑体"/>
         <w:color w:themeColor="background1" w:val="FFFFFF"/>
       </w:rPr>
       <w:tblPr/>
@@ -12138,6 +12548,7 @@
       <w:spacing w:after="0" w:line="240" w:lineRule="auto"/>
     </w:pPr>
     <w:rPr>
+      <w:rFonts w:eastAsia="黑体"/>
       <w:color w:themeColor="text1" w:val="000000"/>
     </w:rPr>
     <w:tblPr>
@@ -12164,6 +12575,7 @@
     </w:tcPr>
     <w:tblStylePr w:type="firstRow">
       <w:rPr>
+        <w:rFonts w:eastAsia="黑体"/>
         <w:b/>
         <w:bCs/>
       </w:rPr>
@@ -12182,6 +12594,7 @@
     </w:tblStylePr>
     <w:tblStylePr w:type="lastRow">
       <w:rPr>
+        <w:rFonts w:eastAsia="黑体"/>
         <w:b/>
         <w:bCs/>
         <w:color w:themeColor="background1" w:val="FFFFFF"/>
@@ -12196,6 +12609,7 @@
     </w:tblStylePr>
     <w:tblStylePr w:type="firstCol">
       <w:rPr>
+        <w:rFonts w:eastAsia="黑体"/>
         <w:color w:themeColor="background1" w:val="FFFFFF"/>
       </w:rPr>
       <w:tblPr/>
@@ -12213,6 +12627,7 @@
     </w:tblStylePr>
     <w:tblStylePr w:type="lastCol">
       <w:rPr>
+        <w:rFonts w:eastAsia="黑体"/>
         <w:color w:themeColor="background1" w:val="FFFFFF"/>
       </w:rPr>
       <w:tblPr/>
@@ -12242,11 +12657,13 @@
     </w:tblStylePr>
     <w:tblStylePr w:type="neCell">
       <w:rPr>
+        <w:rFonts w:eastAsia="黑体"/>
         <w:color w:themeColor="text1" w:val="000000"/>
       </w:rPr>
     </w:tblStylePr>
     <w:tblStylePr w:type="nwCell">
       <w:rPr>
+        <w:rFonts w:eastAsia="黑体"/>
         <w:color w:themeColor="text1" w:val="000000"/>
       </w:rPr>
     </w:tblStylePr>
@@ -12260,6 +12677,7 @@
       <w:spacing w:after="0" w:line="240" w:lineRule="auto"/>
     </w:pPr>
     <w:rPr>
+      <w:rFonts w:eastAsia="黑体"/>
       <w:color w:themeColor="text1" w:val="000000"/>
     </w:rPr>
     <w:tblPr>
@@ -12286,6 +12704,7 @@
     </w:tcPr>
     <w:tblStylePr w:type="firstRow">
       <w:rPr>
+        <w:rFonts w:eastAsia="黑体"/>
         <w:b/>
         <w:bCs/>
       </w:rPr>
@@ -12304,6 +12723,7 @@
     </w:tblStylePr>
     <w:tblStylePr w:type="lastRow">
       <w:rPr>
+        <w:rFonts w:eastAsia="黑体"/>
         <w:b/>
         <w:bCs/>
         <w:color w:themeColor="background1" w:val="FFFFFF"/>
@@ -12318,6 +12738,7 @@
     </w:tblStylePr>
     <w:tblStylePr w:type="firstCol">
       <w:rPr>
+        <w:rFonts w:eastAsia="黑体"/>
         <w:color w:themeColor="background1" w:val="FFFFFF"/>
       </w:rPr>
       <w:tblPr/>
@@ -12335,6 +12756,7 @@
     </w:tblStylePr>
     <w:tblStylePr w:type="lastCol">
       <w:rPr>
+        <w:rFonts w:eastAsia="黑体"/>
         <w:color w:themeColor="background1" w:val="FFFFFF"/>
       </w:rPr>
       <w:tblPr/>
@@ -12364,11 +12786,13 @@
     </w:tblStylePr>
     <w:tblStylePr w:type="neCell">
       <w:rPr>
+        <w:rFonts w:eastAsia="黑体"/>
         <w:color w:themeColor="text1" w:val="000000"/>
       </w:rPr>
     </w:tblStylePr>
     <w:tblStylePr w:type="nwCell">
       <w:rPr>
+        <w:rFonts w:eastAsia="黑体"/>
         <w:color w:themeColor="text1" w:val="000000"/>
       </w:rPr>
     </w:tblStylePr>
@@ -12382,6 +12806,7 @@
       <w:spacing w:after="0" w:line="240" w:lineRule="auto"/>
     </w:pPr>
     <w:rPr>
+      <w:rFonts w:eastAsia="黑体"/>
       <w:color w:themeColor="text1" w:val="000000"/>
     </w:rPr>
     <w:tblPr>
@@ -12408,6 +12833,7 @@
     </w:tcPr>
     <w:tblStylePr w:type="firstRow">
       <w:rPr>
+        <w:rFonts w:eastAsia="黑体"/>
         <w:b/>
         <w:bCs/>
       </w:rPr>
@@ -12426,6 +12852,7 @@
     </w:tblStylePr>
     <w:tblStylePr w:type="lastRow">
       <w:rPr>
+        <w:rFonts w:eastAsia="黑体"/>
         <w:b/>
         <w:bCs/>
         <w:color w:themeColor="background1" w:val="FFFFFF"/>
@@ -12440,6 +12867,7 @@
     </w:tblStylePr>
     <w:tblStylePr w:type="firstCol">
       <w:rPr>
+        <w:rFonts w:eastAsia="黑体"/>
         <w:color w:themeColor="background1" w:val="FFFFFF"/>
       </w:rPr>
       <w:tblPr/>
@@ -12457,6 +12885,7 @@
     </w:tblStylePr>
     <w:tblStylePr w:type="lastCol">
       <w:rPr>
+        <w:rFonts w:eastAsia="黑体"/>
         <w:color w:themeColor="background1" w:val="FFFFFF"/>
       </w:rPr>
       <w:tblPr/>
@@ -12486,11 +12915,13 @@
     </w:tblStylePr>
     <w:tblStylePr w:type="neCell">
       <w:rPr>
+        <w:rFonts w:eastAsia="黑体"/>
         <w:color w:themeColor="text1" w:val="000000"/>
       </w:rPr>
     </w:tblStylePr>
     <w:tblStylePr w:type="nwCell">
       <w:rPr>
+        <w:rFonts w:eastAsia="黑体"/>
         <w:color w:themeColor="text1" w:val="000000"/>
       </w:rPr>
     </w:tblStylePr>
@@ -12504,6 +12935,7 @@
       <w:spacing w:after="0" w:line="240" w:lineRule="auto"/>
     </w:pPr>
     <w:rPr>
+      <w:rFonts w:eastAsia="黑体"/>
       <w:color w:themeColor="text1" w:val="000000"/>
     </w:rPr>
     <w:tblPr>
@@ -12522,6 +12954,7 @@
     </w:tcPr>
     <w:tblStylePr w:type="firstRow">
       <w:rPr>
+        <w:rFonts w:eastAsia="黑体"/>
         <w:b/>
         <w:bCs/>
         <w:color w:themeColor="background1" w:val="FFFFFF"/>
@@ -12536,6 +12969,7 @@
     </w:tblStylePr>
     <w:tblStylePr w:type="lastRow">
       <w:rPr>
+        <w:rFonts w:eastAsia="黑体"/>
         <w:b/>
         <w:bCs/>
         <w:color w:themeColor="accent2" w:themeShade="CC" w:val="9E3A38"/>
@@ -12550,12 +12984,14 @@
     </w:tblStylePr>
     <w:tblStylePr w:type="firstCol">
       <w:rPr>
+        <w:rFonts w:eastAsia="黑体"/>
         <w:b/>
         <w:bCs/>
       </w:rPr>
     </w:tblStylePr>
     <w:tblStylePr w:type="lastCol">
       <w:rPr>
+        <w:rFonts w:eastAsia="黑体"/>
         <w:b/>
         <w:bCs/>
       </w:rPr>
@@ -12590,6 +13026,7 @@
       <w:spacing w:after="0" w:line="240" w:lineRule="auto"/>
     </w:pPr>
     <w:rPr>
+      <w:rFonts w:eastAsia="黑体"/>
       <w:color w:themeColor="text1" w:val="000000"/>
     </w:rPr>
     <w:tblPr>
@@ -12608,6 +13045,7 @@
     </w:tcPr>
     <w:tblStylePr w:type="firstRow">
       <w:rPr>
+        <w:rFonts w:eastAsia="黑体"/>
         <w:b/>
         <w:bCs/>
         <w:color w:themeColor="background1" w:val="FFFFFF"/>
@@ -12622,6 +13060,7 @@
     </w:tblStylePr>
     <w:tblStylePr w:type="lastRow">
       <w:rPr>
+        <w:rFonts w:eastAsia="黑体"/>
         <w:b/>
         <w:bCs/>
         <w:color w:themeColor="accent2" w:themeShade="CC" w:val="9E3A38"/>
@@ -12636,12 +13075,14 @@
     </w:tblStylePr>
     <w:tblStylePr w:type="firstCol">
       <w:rPr>
+        <w:rFonts w:eastAsia="黑体"/>
         <w:b/>
         <w:bCs/>
       </w:rPr>
     </w:tblStylePr>
     <w:tblStylePr w:type="lastCol">
       <w:rPr>
+        <w:rFonts w:eastAsia="黑体"/>
         <w:b/>
         <w:bCs/>
       </w:rPr>
@@ -12676,6 +13117,7 @@
       <w:spacing w:after="0" w:line="240" w:lineRule="auto"/>
     </w:pPr>
     <w:rPr>
+      <w:rFonts w:eastAsia="黑体"/>
       <w:color w:themeColor="text1" w:val="000000"/>
     </w:rPr>
     <w:tblPr>
@@ -12694,6 +13136,7 @@
     </w:tcPr>
     <w:tblStylePr w:type="firstRow">
       <w:rPr>
+        <w:rFonts w:eastAsia="黑体"/>
         <w:b/>
         <w:bCs/>
         <w:color w:themeColor="background1" w:val="FFFFFF"/>
@@ -12708,6 +13151,7 @@
     </w:tblStylePr>
     <w:tblStylePr w:type="lastRow">
       <w:rPr>
+        <w:rFonts w:eastAsia="黑体"/>
         <w:b/>
         <w:bCs/>
         <w:color w:themeColor="accent2" w:themeShade="CC" w:val="9E3A38"/>
@@ -12722,12 +13166,14 @@
     </w:tblStylePr>
     <w:tblStylePr w:type="firstCol">
       <w:rPr>
+        <w:rFonts w:eastAsia="黑体"/>
         <w:b/>
         <w:bCs/>
       </w:rPr>
     </w:tblStylePr>
     <w:tblStylePr w:type="lastCol">
       <w:rPr>
+        <w:rFonts w:eastAsia="黑体"/>
         <w:b/>
         <w:bCs/>
       </w:rPr>
@@ -12762,6 +13208,7 @@
       <w:spacing w:after="0" w:line="240" w:lineRule="auto"/>
     </w:pPr>
     <w:rPr>
+      <w:rFonts w:eastAsia="黑体"/>
       <w:color w:themeColor="text1" w:val="000000"/>
     </w:rPr>
     <w:tblPr>
@@ -12780,6 +13227,7 @@
     </w:tcPr>
     <w:tblStylePr w:type="firstRow">
       <w:rPr>
+        <w:rFonts w:eastAsia="黑体"/>
         <w:b/>
         <w:bCs/>
         <w:color w:themeColor="background1" w:val="FFFFFF"/>
@@ -12794,6 +13242,7 @@
     </w:tblStylePr>
     <w:tblStylePr w:type="lastRow">
       <w:rPr>
+        <w:rFonts w:eastAsia="黑体"/>
         <w:b/>
         <w:bCs/>
         <w:color w:themeColor="accent4" w:themeShade="CC" w:val="664E82"/>
@@ -12808,12 +13257,14 @@
     </w:tblStylePr>
     <w:tblStylePr w:type="firstCol">
       <w:rPr>
+        <w:rFonts w:eastAsia="黑体"/>
         <w:b/>
         <w:bCs/>
       </w:rPr>
     </w:tblStylePr>
     <w:tblStylePr w:type="lastCol">
       <w:rPr>
+        <w:rFonts w:eastAsia="黑体"/>
         <w:b/>
         <w:bCs/>
       </w:rPr>
@@ -12848,6 +13299,7 @@
       <w:spacing w:after="0" w:line="240" w:lineRule="auto"/>
     </w:pPr>
     <w:rPr>
+      <w:rFonts w:eastAsia="黑体"/>
       <w:color w:themeColor="text1" w:val="000000"/>
     </w:rPr>
     <w:tblPr>
@@ -12866,6 +13318,7 @@
     </w:tcPr>
     <w:tblStylePr w:type="firstRow">
       <w:rPr>
+        <w:rFonts w:eastAsia="黑体"/>
         <w:b/>
         <w:bCs/>
         <w:color w:themeColor="background1" w:val="FFFFFF"/>
@@ -12880,6 +13333,7 @@
     </w:tblStylePr>
     <w:tblStylePr w:type="lastRow">
       <w:rPr>
+        <w:rFonts w:eastAsia="黑体"/>
         <w:b/>
         <w:bCs/>
         <w:color w:themeColor="accent3" w:themeShade="CC" w:val="7E9C40"/>
@@ -12894,12 +13348,14 @@
     </w:tblStylePr>
     <w:tblStylePr w:type="firstCol">
       <w:rPr>
+        <w:rFonts w:eastAsia="黑体"/>
         <w:b/>
         <w:bCs/>
       </w:rPr>
     </w:tblStylePr>
     <w:tblStylePr w:type="lastCol">
       <w:rPr>
+        <w:rFonts w:eastAsia="黑体"/>
         <w:b/>
         <w:bCs/>
       </w:rPr>
@@ -12934,6 +13390,7 @@
       <w:spacing w:after="0" w:line="240" w:lineRule="auto"/>
     </w:pPr>
     <w:rPr>
+      <w:rFonts w:eastAsia="黑体"/>
       <w:color w:themeColor="text1" w:val="000000"/>
     </w:rPr>
     <w:tblPr>
@@ -12952,6 +13409,7 @@
     </w:tcPr>
     <w:tblStylePr w:type="firstRow">
       <w:rPr>
+        <w:rFonts w:eastAsia="黑体"/>
         <w:b/>
         <w:bCs/>
         <w:color w:themeColor="background1" w:val="FFFFFF"/>
@@ -12966,6 +13424,7 @@
     </w:tblStylePr>
     <w:tblStylePr w:type="lastRow">
       <w:rPr>
+        <w:rFonts w:eastAsia="黑体"/>
         <w:b/>
         <w:bCs/>
         <w:color w:themeColor="accent6" w:themeShade="CC" w:val="F2730A"/>
@@ -12980,12 +13439,14 @@
     </w:tblStylePr>
     <w:tblStylePr w:type="firstCol">
       <w:rPr>
+        <w:rFonts w:eastAsia="黑体"/>
         <w:b/>
         <w:bCs/>
       </w:rPr>
     </w:tblStylePr>
     <w:tblStylePr w:type="lastCol">
       <w:rPr>
+        <w:rFonts w:eastAsia="黑体"/>
         <w:b/>
         <w:bCs/>
       </w:rPr>
@@ -13020,6 +13481,7 @@
       <w:spacing w:after="0" w:line="240" w:lineRule="auto"/>
     </w:pPr>
     <w:rPr>
+      <w:rFonts w:eastAsia="黑体"/>
       <w:color w:themeColor="text1" w:val="000000"/>
     </w:rPr>
     <w:tblPr>
@@ -13038,6 +13500,7 @@
     </w:tcPr>
     <w:tblStylePr w:type="firstRow">
       <w:rPr>
+        <w:rFonts w:eastAsia="黑体"/>
         <w:b/>
         <w:bCs/>
         <w:color w:themeColor="background1" w:val="FFFFFF"/>
@@ -13052,6 +13515,7 @@
     </w:tblStylePr>
     <w:tblStylePr w:type="lastRow">
       <w:rPr>
+        <w:rFonts w:eastAsia="黑体"/>
         <w:b/>
         <w:bCs/>
         <w:color w:themeColor="accent5" w:themeShade="CC" w:val="348DA5"/>
@@ -13066,12 +13530,14 @@
     </w:tblStylePr>
     <w:tblStylePr w:type="firstCol">
       <w:rPr>
+        <w:rFonts w:eastAsia="黑体"/>
         <w:b/>
         <w:bCs/>
       </w:rPr>
     </w:tblStylePr>
     <w:tblStylePr w:type="lastCol">
       <w:rPr>
+        <w:rFonts w:eastAsia="黑体"/>
         <w:b/>
         <w:bCs/>
       </w:rPr>
@@ -13106,6 +13572,7 @@
       <w:spacing w:after="0" w:line="240" w:lineRule="auto"/>
     </w:pPr>
     <w:rPr>
+      <w:rFonts w:eastAsia="黑体"/>
       <w:color w:themeColor="text1" w:val="000000"/>
     </w:rPr>
     <w:tblPr>
@@ -13127,6 +13594,7 @@
     </w:tcPr>
     <w:tblStylePr w:type="firstRow">
       <w:rPr>
+        <w:rFonts w:eastAsia="黑体"/>
         <w:b/>
         <w:bCs/>
       </w:rPr>
@@ -13137,6 +13605,7 @@
     </w:tblStylePr>
     <w:tblStylePr w:type="lastRow">
       <w:rPr>
+        <w:rFonts w:eastAsia="黑体"/>
         <w:b/>
         <w:bCs/>
         <w:color w:themeColor="text1" w:val="000000"/>
@@ -13148,6 +13617,7 @@
     </w:tblStylePr>
     <w:tblStylePr w:type="firstCol">
       <w:rPr>
+        <w:rFonts w:eastAsia="黑体"/>
         <w:color w:themeColor="background1" w:val="FFFFFF"/>
       </w:rPr>
       <w:tblPr/>
@@ -13157,6 +13627,7 @@
     </w:tblStylePr>
     <w:tblStylePr w:type="lastCol">
       <w:rPr>
+        <w:rFonts w:eastAsia="黑体"/>
         <w:color w:themeColor="background1" w:val="FFFFFF"/>
       </w:rPr>
       <w:tblPr/>
@@ -13186,6 +13657,7 @@
       <w:spacing w:after="0" w:line="240" w:lineRule="auto"/>
     </w:pPr>
     <w:rPr>
+      <w:rFonts w:eastAsia="黑体"/>
       <w:color w:themeColor="text1" w:val="000000"/>
     </w:rPr>
     <w:tblPr>
@@ -13207,6 +13679,7 @@
     </w:tcPr>
     <w:tblStylePr w:type="firstRow">
       <w:rPr>
+        <w:rFonts w:eastAsia="黑体"/>
         <w:b/>
         <w:bCs/>
       </w:rPr>
@@ -13217,6 +13690,7 @@
     </w:tblStylePr>
     <w:tblStylePr w:type="lastRow">
       <w:rPr>
+        <w:rFonts w:eastAsia="黑体"/>
         <w:b/>
         <w:bCs/>
         <w:color w:themeColor="text1" w:val="000000"/>
@@ -13228,6 +13702,7 @@
     </w:tblStylePr>
     <w:tblStylePr w:type="firstCol">
       <w:rPr>
+        <w:rFonts w:eastAsia="黑体"/>
         <w:color w:themeColor="background1" w:val="FFFFFF"/>
       </w:rPr>
       <w:tblPr/>
@@ -13237,6 +13712,7 @@
     </w:tblStylePr>
     <w:tblStylePr w:type="lastCol">
       <w:rPr>
+        <w:rFonts w:eastAsia="黑体"/>
         <w:color w:themeColor="background1" w:val="FFFFFF"/>
       </w:rPr>
       <w:tblPr/>
@@ -13266,6 +13742,7 @@
       <w:spacing w:after="0" w:line="240" w:lineRule="auto"/>
     </w:pPr>
     <w:rPr>
+      <w:rFonts w:eastAsia="黑体"/>
       <w:color w:themeColor="text1" w:val="000000"/>
     </w:rPr>
     <w:tblPr>
@@ -13287,6 +13764,7 @@
     </w:tcPr>
     <w:tblStylePr w:type="firstRow">
       <w:rPr>
+        <w:rFonts w:eastAsia="黑体"/>
         <w:b/>
         <w:bCs/>
       </w:rPr>
@@ -13297,6 +13775,7 @@
     </w:tblStylePr>
     <w:tblStylePr w:type="lastRow">
       <w:rPr>
+        <w:rFonts w:eastAsia="黑体"/>
         <w:b/>
         <w:bCs/>
         <w:color w:themeColor="text1" w:val="000000"/>
@@ -13308,6 +13787,7 @@
     </w:tblStylePr>
     <w:tblStylePr w:type="firstCol">
       <w:rPr>
+        <w:rFonts w:eastAsia="黑体"/>
         <w:color w:themeColor="background1" w:val="FFFFFF"/>
       </w:rPr>
       <w:tblPr/>
@@ -13317,6 +13797,7 @@
     </w:tblStylePr>
     <w:tblStylePr w:type="lastCol">
       <w:rPr>
+        <w:rFonts w:eastAsia="黑体"/>
         <w:color w:themeColor="background1" w:val="FFFFFF"/>
       </w:rPr>
       <w:tblPr/>
@@ -13346,6 +13827,7 @@
       <w:spacing w:after="0" w:line="240" w:lineRule="auto"/>
     </w:pPr>
     <w:rPr>
+      <w:rFonts w:eastAsia="黑体"/>
       <w:color w:themeColor="text1" w:val="000000"/>
     </w:rPr>
     <w:tblPr>
@@ -13367,6 +13849,7 @@
     </w:tcPr>
     <w:tblStylePr w:type="firstRow">
       <w:rPr>
+        <w:rFonts w:eastAsia="黑体"/>
         <w:b/>
         <w:bCs/>
       </w:rPr>
@@ -13377,6 +13860,7 @@
     </w:tblStylePr>
     <w:tblStylePr w:type="lastRow">
       <w:rPr>
+        <w:rFonts w:eastAsia="黑体"/>
         <w:b/>
         <w:bCs/>
         <w:color w:themeColor="text1" w:val="000000"/>
@@ -13388,6 +13872,7 @@
     </w:tblStylePr>
     <w:tblStylePr w:type="firstCol">
       <w:rPr>
+        <w:rFonts w:eastAsia="黑体"/>
         <w:color w:themeColor="background1" w:val="FFFFFF"/>
       </w:rPr>
       <w:tblPr/>
@@ -13397,6 +13882,7 @@
     </w:tblStylePr>
     <w:tblStylePr w:type="lastCol">
       <w:rPr>
+        <w:rFonts w:eastAsia="黑体"/>
         <w:color w:themeColor="background1" w:val="FFFFFF"/>
       </w:rPr>
       <w:tblPr/>
@@ -13426,6 +13912,7 @@
       <w:spacing w:after="0" w:line="240" w:lineRule="auto"/>
     </w:pPr>
     <w:rPr>
+      <w:rFonts w:eastAsia="黑体"/>
       <w:color w:themeColor="text1" w:val="000000"/>
     </w:rPr>
     <w:tblPr>
@@ -13447,6 +13934,7 @@
     </w:tcPr>
     <w:tblStylePr w:type="firstRow">
       <w:rPr>
+        <w:rFonts w:eastAsia="黑体"/>
         <w:b/>
         <w:bCs/>
       </w:rPr>
@@ -13457,6 +13945,7 @@
     </w:tblStylePr>
     <w:tblStylePr w:type="lastRow">
       <w:rPr>
+        <w:rFonts w:eastAsia="黑体"/>
         <w:b/>
         <w:bCs/>
         <w:color w:themeColor="text1" w:val="000000"/>
@@ -13468,6 +13957,7 @@
     </w:tblStylePr>
     <w:tblStylePr w:type="firstCol">
       <w:rPr>
+        <w:rFonts w:eastAsia="黑体"/>
         <w:color w:themeColor="background1" w:val="FFFFFF"/>
       </w:rPr>
       <w:tblPr/>
@@ -13477,6 +13967,7 @@
     </w:tblStylePr>
     <w:tblStylePr w:type="lastCol">
       <w:rPr>
+        <w:rFonts w:eastAsia="黑体"/>
         <w:color w:themeColor="background1" w:val="FFFFFF"/>
       </w:rPr>
       <w:tblPr/>
@@ -13506,6 +13997,7 @@
       <w:spacing w:after="0" w:line="240" w:lineRule="auto"/>
     </w:pPr>
     <w:rPr>
+      <w:rFonts w:eastAsia="黑体"/>
       <w:color w:themeColor="text1" w:val="000000"/>
     </w:rPr>
     <w:tblPr>
@@ -13527,6 +14019,7 @@
     </w:tcPr>
     <w:tblStylePr w:type="firstRow">
       <w:rPr>
+        <w:rFonts w:eastAsia="黑体"/>
         <w:b/>
         <w:bCs/>
       </w:rPr>
@@ -13537,6 +14030,7 @@
     </w:tblStylePr>
     <w:tblStylePr w:type="lastRow">
       <w:rPr>
+        <w:rFonts w:eastAsia="黑体"/>
         <w:b/>
         <w:bCs/>
         <w:color w:themeColor="text1" w:val="000000"/>
@@ -13548,6 +14042,7 @@
     </w:tblStylePr>
     <w:tblStylePr w:type="firstCol">
       <w:rPr>
+        <w:rFonts w:eastAsia="黑体"/>
         <w:color w:themeColor="background1" w:val="FFFFFF"/>
       </w:rPr>
       <w:tblPr/>
@@ -13557,6 +14052,7 @@
     </w:tblStylePr>
     <w:tblStylePr w:type="lastCol">
       <w:rPr>
+        <w:rFonts w:eastAsia="黑体"/>
         <w:color w:themeColor="background1" w:val="FFFFFF"/>
       </w:rPr>
       <w:tblPr/>
@@ -13586,6 +14082,7 @@
       <w:spacing w:after="0" w:line="240" w:lineRule="auto"/>
     </w:pPr>
     <w:rPr>
+      <w:rFonts w:eastAsia="黑体"/>
       <w:color w:themeColor="text1" w:val="000000"/>
     </w:rPr>
     <w:tblPr>
@@ -13607,6 +14104,7 @@
     </w:tcPr>
     <w:tblStylePr w:type="firstRow">
       <w:rPr>
+        <w:rFonts w:eastAsia="黑体"/>
         <w:b/>
         <w:bCs/>
       </w:rPr>
@@ -13617,6 +14115,7 @@
     </w:tblStylePr>
     <w:tblStylePr w:type="lastRow">
       <w:rPr>
+        <w:rFonts w:eastAsia="黑体"/>
         <w:b/>
         <w:bCs/>
         <w:color w:themeColor="text1" w:val="000000"/>
@@ -13628,6 +14127,7 @@
     </w:tblStylePr>
     <w:tblStylePr w:type="firstCol">
       <w:rPr>
+        <w:rFonts w:eastAsia="黑体"/>
         <w:color w:themeColor="background1" w:val="FFFFFF"/>
       </w:rPr>
       <w:tblPr/>
@@ -13637,6 +14137,7 @@
     </w:tblStylePr>
     <w:tblStylePr w:type="lastCol">
       <w:rPr>
+        <w:rFonts w:eastAsia="黑体"/>
         <w:color w:themeColor="background1" w:val="FFFFFF"/>
       </w:rPr>
       <w:tblPr/>
@@ -13669,6 +14170,7 @@
     <w:name w:val="KeywordTok"/>
     <w:basedOn w:val="VerbatimChar"/>
     <w:rPr>
+      <w:rFonts w:eastAsia="黑体"/>
       <w:b/>
       <w:color w:val="007020"/>
     </w:rPr>
@@ -13677,6 +14179,7 @@
     <w:name w:val="DataTypeTok"/>
     <w:basedOn w:val="VerbatimChar"/>
     <w:rPr>
+      <w:rFonts w:eastAsia="黑体"/>
       <w:color w:val="902000"/>
     </w:rPr>
   </w:style>
@@ -13684,6 +14187,7 @@
     <w:name w:val="DecValTok"/>
     <w:basedOn w:val="VerbatimChar"/>
     <w:rPr>
+      <w:rFonts w:eastAsia="黑体"/>
       <w:color w:val="40a070"/>
     </w:rPr>
   </w:style>
@@ -13691,6 +14195,7 @@
     <w:name w:val="BaseNTok"/>
     <w:basedOn w:val="VerbatimChar"/>
     <w:rPr>
+      <w:rFonts w:eastAsia="黑体"/>
       <w:color w:val="40a070"/>
     </w:rPr>
   </w:style>
@@ -13698,6 +14203,7 @@
     <w:name w:val="FloatTok"/>
     <w:basedOn w:val="VerbatimChar"/>
     <w:rPr>
+      <w:rFonts w:eastAsia="黑体"/>
       <w:color w:val="40a070"/>
     </w:rPr>
   </w:style>
@@ -13705,6 +14211,7 @@
     <w:name w:val="ConstantTok"/>
     <w:basedOn w:val="VerbatimChar"/>
     <w:rPr>
+      <w:rFonts w:eastAsia="黑体"/>
       <w:color w:val="880000"/>
     </w:rPr>
   </w:style>
@@ -13712,6 +14219,7 @@
     <w:name w:val="CharTok"/>
     <w:basedOn w:val="VerbatimChar"/>
     <w:rPr>
+      <w:rFonts w:eastAsia="黑体"/>
       <w:color w:val="4070a0"/>
     </w:rPr>
   </w:style>
@@ -13719,6 +14227,7 @@
     <w:name w:val="SpecialCharTok"/>
     <w:basedOn w:val="VerbatimChar"/>
     <w:rPr>
+      <w:rFonts w:eastAsia="黑体"/>
       <w:color w:val="4070a0"/>
     </w:rPr>
   </w:style>
@@ -13726,6 +14235,7 @@
     <w:name w:val="StringTok"/>
     <w:basedOn w:val="VerbatimChar"/>
     <w:rPr>
+      <w:rFonts w:eastAsia="黑体"/>
       <w:color w:val="4070a0"/>
     </w:rPr>
   </w:style>
@@ -13733,6 +14243,7 @@
     <w:name w:val="VerbatimStringTok"/>
     <w:basedOn w:val="VerbatimChar"/>
     <w:rPr>
+      <w:rFonts w:eastAsia="黑体"/>
       <w:color w:val="4070a0"/>
     </w:rPr>
   </w:style>
@@ -13740,6 +14251,7 @@
     <w:name w:val="SpecialStringTok"/>
     <w:basedOn w:val="VerbatimChar"/>
     <w:rPr>
+      <w:rFonts w:eastAsia="黑体"/>
       <w:color w:val="bb6688"/>
     </w:rPr>
   </w:style>
@@ -13747,6 +14259,7 @@
     <w:name w:val="ImportTok"/>
     <w:basedOn w:val="VerbatimChar"/>
     <w:rPr>
+      <w:rFonts w:eastAsia="黑体"/>
       <w:b/>
       <w:color w:val="008000"/>
     </w:rPr>
@@ -13755,6 +14268,7 @@
     <w:name w:val="CommentTok"/>
     <w:basedOn w:val="VerbatimChar"/>
     <w:rPr>
+      <w:rFonts w:eastAsia="黑体"/>
       <w:i/>
       <w:color w:val="60a0b0"/>
     </w:rPr>
@@ -13763,6 +14277,7 @@
     <w:name w:val="DocumentationTok"/>
     <w:basedOn w:val="VerbatimChar"/>
     <w:rPr>
+      <w:rFonts w:eastAsia="黑体"/>
       <w:i/>
       <w:color w:val="ba2121"/>
     </w:rPr>
@@ -13771,6 +14286,7 @@
     <w:name w:val="AnnotationTok"/>
     <w:basedOn w:val="VerbatimChar"/>
     <w:rPr>
+      <w:rFonts w:eastAsia="黑体"/>
       <w:b/>
       <w:i/>
       <w:color w:val="60a0b0"/>
@@ -13780,6 +14296,7 @@
     <w:name w:val="CommentVarTok"/>
     <w:basedOn w:val="VerbatimChar"/>
     <w:rPr>
+      <w:rFonts w:eastAsia="黑体"/>
       <w:b/>
       <w:i/>
       <w:color w:val="60a0b0"/>
@@ -13789,6 +14306,7 @@
     <w:name w:val="OtherTok"/>
     <w:basedOn w:val="VerbatimChar"/>
     <w:rPr>
+      <w:rFonts w:eastAsia="黑体"/>
       <w:color w:val="007020"/>
     </w:rPr>
   </w:style>
@@ -13796,6 +14314,7 @@
     <w:name w:val="FunctionTok"/>
     <w:basedOn w:val="VerbatimChar"/>
     <w:rPr>
+      <w:rFonts w:eastAsia="黑体"/>
       <w:color w:val="06287e"/>
     </w:rPr>
   </w:style>
@@ -13803,6 +14322,7 @@
     <w:name w:val="VariableTok"/>
     <w:basedOn w:val="VerbatimChar"/>
     <w:rPr>
+      <w:rFonts w:eastAsia="黑体"/>
       <w:color w:val="19177c"/>
     </w:rPr>
   </w:style>
@@ -13810,6 +14330,7 @@
     <w:name w:val="ControlFlowTok"/>
     <w:basedOn w:val="VerbatimChar"/>
     <w:rPr>
+      <w:rFonts w:eastAsia="黑体"/>
       <w:b/>
       <w:color w:val="007020"/>
     </w:rPr>
@@ -13818,6 +14339,7 @@
     <w:name w:val="OperatorTok"/>
     <w:basedOn w:val="VerbatimChar"/>
     <w:rPr>
+      <w:rFonts w:eastAsia="黑体"/>
       <w:color w:val="666666"/>
     </w:rPr>
   </w:style>
@@ -13825,18 +14347,22 @@
     <w:name w:val="BuiltInTok"/>
     <w:basedOn w:val="VerbatimChar"/>
     <w:rPr>
+      <w:rFonts w:eastAsia="黑体"/>
       <w:color w:val="008000"/>
     </w:rPr>
   </w:style>
   <w:style w:type="character" w:customStyle="1" w:styleId="ExtensionTok">
     <w:name w:val="ExtensionTok"/>
     <w:basedOn w:val="VerbatimChar"/>
-    <w:rPr/>
+    <w:rPr>
+      <w:rFonts w:eastAsia="黑体"/>
+    </w:rPr>
   </w:style>
   <w:style w:type="character" w:customStyle="1" w:styleId="PreprocessorTok">
     <w:name w:val="PreprocessorTok"/>
     <w:basedOn w:val="VerbatimChar"/>
     <w:rPr>
+      <w:rFonts w:eastAsia="黑体"/>
       <w:color w:val="bc7a00"/>
     </w:rPr>
   </w:style>
@@ -13844,18 +14370,22 @@
     <w:name w:val="AttributeTok"/>
     <w:basedOn w:val="VerbatimChar"/>
     <w:rPr>
+      <w:rFonts w:eastAsia="黑体"/>
       <w:color w:val="7d9029"/>
     </w:rPr>
   </w:style>
   <w:style w:type="character" w:customStyle="1" w:styleId="RegionMarkerTok">
     <w:name w:val="RegionMarkerTok"/>
     <w:basedOn w:val="VerbatimChar"/>
-    <w:rPr/>
+    <w:rPr>
+      <w:rFonts w:eastAsia="黑体"/>
+    </w:rPr>
   </w:style>
   <w:style w:type="character" w:customStyle="1" w:styleId="InformationTok">
     <w:name w:val="InformationTok"/>
     <w:basedOn w:val="VerbatimChar"/>
     <w:rPr>
+      <w:rFonts w:eastAsia="黑体"/>
       <w:b/>
       <w:i/>
       <w:color w:val="60a0b0"/>
@@ -13865,6 +14395,7 @@
     <w:name w:val="WarningTok"/>
     <w:basedOn w:val="VerbatimChar"/>
     <w:rPr>
+      <w:rFonts w:eastAsia="黑体"/>
       <w:b/>
       <w:i/>
       <w:color w:val="60a0b0"/>
@@ -13874,6 +14405,7 @@
     <w:name w:val="AlertTok"/>
     <w:basedOn w:val="VerbatimChar"/>
     <w:rPr>
+      <w:rFonts w:eastAsia="黑体"/>
       <w:b/>
       <w:color w:val="ff0000"/>
     </w:rPr>
@@ -13882,6 +14414,7 @@
     <w:name w:val="ErrorTok"/>
     <w:basedOn w:val="VerbatimChar"/>
     <w:rPr>
+      <w:rFonts w:eastAsia="黑体"/>
       <w:b/>
       <w:color w:val="ff0000"/>
     </w:rPr>
@@ -13889,7 +14422,9 @@
   <w:style w:type="character" w:customStyle="1" w:styleId="NormalTok">
     <w:name w:val="NormalTok"/>
     <w:basedOn w:val="VerbatimChar"/>
-    <w:rPr/>
+    <w:rPr>
+      <w:rFonts w:eastAsia="黑体"/>
+    </w:rPr>
   </w:style>
 </w:styles>
 </file>
@@ -13938,12 +14473,12 @@
     <a:fontScheme name="Office">
       <a:majorFont>
         <a:latin typeface="Calibri"/>
-        <a:ea typeface=""/>
+        <a:ea typeface="黑体"/>
         <a:cs typeface=""/>
         <a:font script="Jpan" typeface="ＭＳ ゴシック"/>
         <a:font script="Hang" typeface="맑은 고딕"/>
-        <a:font script="Hans" typeface="宋体"/>
-        <a:font script="Hant" typeface="新細明體"/>
+        <a:font script="Hans" typeface="黑体"/>
+        <a:font script="Hant" typeface="黑体"/>
         <a:font script="Arab" typeface="Times New Roman"/>
         <a:font script="Hebr" typeface="Times New Roman"/>
         <a:font script="Thai" typeface="Angsana New"/>
@@ -13973,12 +14508,12 @@
       </a:majorFont>
       <a:minorFont>
         <a:latin typeface="Cambria"/>
-        <a:ea typeface=""/>
+        <a:ea typeface="黑体"/>
         <a:cs typeface=""/>
         <a:font script="Jpan" typeface="ＭＳ 明朝"/>
         <a:font script="Hang" typeface="맑은 고딕"/>
-        <a:font script="Hans" typeface="宋体"/>
-        <a:font script="Hant" typeface="新細明體"/>
+        <a:font script="Hans" typeface="黑体"/>
+        <a:font script="Hant" typeface="黑体"/>
         <a:font script="Arab" typeface="Arial"/>
         <a:font script="Hebr" typeface="Arial"/>
         <a:font script="Thai" typeface="Cordia New"/>

--- a/12-通用拓扑结构/05-网状/格子型结构/格子型结构.docx
+++ b/12-通用拓扑结构/05-网状/格子型结构/格子型结构.docx
@@ -1405,7 +1405,7 @@
           <w:color w:val="555555"/>
           <w:sz w:val="21"/>
         </w:rPr>
-        <w:t>材料收集者：杜文杰，WX手机：19519196569，QQ:3478827729</w:t>
+        <w:t>材料收集者：杜文杰，微信/手机：19519196569，QQ:3478827729</w:t>
       </w:r>
     </w:p>
     <w:sectPr>
